--- a/문제기술서(SOP).docx
+++ b/문제기술서(SOP).docx
@@ -8,6 +8,7 @@
           <w:tab w:val="left" w:pos="495"/>
         </w:tabs>
         <w:spacing w:before="23"/>
+        <w:jc w:val="center"/>
         <w:rPr>
           <w:b/>
           <w:sz w:val="28"/>
@@ -214,6 +215,7 @@
           <w:sz w:val="26"/>
         </w:rPr>
       </w:pPr>
+      <w:proofErr w:type="gramStart"/>
       <w:r>
         <w:rPr>
           <w:b/>
@@ -234,7 +236,15 @@
           <w:b/>
           <w:sz w:val="26"/>
         </w:rPr>
-        <w:t>시스템명:</w:t>
+        <w:t>시스템명</w:t>
+      </w:r>
+      <w:proofErr w:type="gramEnd"/>
+      <w:r>
+        <w:rPr>
+          <w:b/>
+          <w:sz w:val="26"/>
+        </w:rPr>
+        <w:t>:</w:t>
       </w:r>
       <w:r>
         <w:rPr>
@@ -245,6 +255,7 @@
         <w:t xml:space="preserve"> </w:t>
       </w:r>
       <w:proofErr w:type="spellStart"/>
+      <w:proofErr w:type="gramStart"/>
       <w:r>
         <w:rPr>
           <w:rFonts w:hint="eastAsia"/>
@@ -272,6 +283,7 @@
         </w:rPr>
         <w:t>]</w:t>
       </w:r>
+      <w:proofErr w:type="gramEnd"/>
     </w:p>
     <w:p>
       <w:pPr>
@@ -559,7 +571,16 @@
           <w:spacing w:val="-5"/>
           <w:sz w:val="32"/>
         </w:rPr>
-        <w:t>06</w:t>
+        <w:t>0</w:t>
+      </w:r>
+      <w:r>
+        <w:rPr>
+          <w:rFonts w:hint="eastAsia"/>
+          <w:color w:val="000000" w:themeColor="text1"/>
+          <w:spacing w:val="-5"/>
+          <w:sz w:val="32"/>
+        </w:rPr>
+        <w:t>9</w:t>
       </w:r>
       <w:r>
         <w:rPr>
@@ -834,7 +855,6 @@
               <w:ind w:right="767"/>
               <w:jc w:val="both"/>
               <w:rPr>
-                <w:rFonts w:hint="eastAsia"/>
                 <w:b/>
                 <w:sz w:val="26"/>
                 <w:lang w:eastAsia="ko-KR"/>
@@ -2667,11 +2687,29 @@
           <w:p>
             <w:pPr>
               <w:pStyle w:val="TableParagraph"/>
-              <w:rPr>
-                <w:rFonts w:ascii="Times New Roman"/>
+              <w:jc w:val="center"/>
+              <w:rPr>
+                <w:rFonts w:ascii="Times New Roman" w:hint="eastAsia"/>
                 <w:sz w:val="18"/>
+                <w:lang w:eastAsia="ko-KR"/>
               </w:rPr>
             </w:pPr>
+            <w:r>
+              <w:rPr>
+                <w:spacing w:val="-5"/>
+                <w:sz w:val="20"/>
+              </w:rPr>
+              <w:t>0.</w:t>
+            </w:r>
+            <w:r>
+              <w:rPr>
+                <w:rFonts w:hint="eastAsia"/>
+                <w:spacing w:val="-5"/>
+                <w:sz w:val="20"/>
+                <w:lang w:eastAsia="ko-KR"/>
+              </w:rPr>
+              <w:t>2</w:t>
+            </w:r>
           </w:p>
         </w:tc>
         <w:tc>
@@ -2682,11 +2720,69 @@
           <w:p>
             <w:pPr>
               <w:pStyle w:val="TableParagraph"/>
+              <w:jc w:val="center"/>
               <w:rPr>
                 <w:rFonts w:ascii="Times New Roman"/>
                 <w:sz w:val="18"/>
               </w:rPr>
             </w:pPr>
+            <w:r>
+              <w:rPr>
+                <w:spacing w:val="-2"/>
+                <w:sz w:val="20"/>
+              </w:rPr>
+              <w:t>202</w:t>
+            </w:r>
+            <w:r>
+              <w:rPr>
+                <w:rFonts w:hint="eastAsia"/>
+                <w:spacing w:val="-2"/>
+                <w:sz w:val="20"/>
+                <w:lang w:eastAsia="ko-KR"/>
+              </w:rPr>
+              <w:t>6.</w:t>
+            </w:r>
+            <w:r>
+              <w:rPr>
+                <w:spacing w:val="-2"/>
+                <w:sz w:val="20"/>
+              </w:rPr>
+              <w:t>0</w:t>
+            </w:r>
+            <w:r>
+              <w:rPr>
+                <w:rFonts w:hint="eastAsia"/>
+                <w:spacing w:val="-2"/>
+                <w:sz w:val="20"/>
+                <w:lang w:eastAsia="ko-KR"/>
+              </w:rPr>
+              <w:t>4</w:t>
+            </w:r>
+            <w:r>
+              <w:rPr>
+                <w:spacing w:val="-2"/>
+                <w:sz w:val="20"/>
+              </w:rPr>
+              <w:t>.</w:t>
+            </w:r>
+            <w:r>
+              <w:rPr>
+                <w:rFonts w:hint="eastAsia"/>
+                <w:spacing w:val="-2"/>
+                <w:sz w:val="20"/>
+                <w:lang w:eastAsia="ko-KR"/>
+              </w:rPr>
+              <w:t>0</w:t>
+            </w:r>
+            <w:r>
+              <w:rPr>
+                <w:rFonts w:hint="eastAsia"/>
+                <w:spacing w:val="-2"/>
+                <w:sz w:val="20"/>
+                <w:lang w:eastAsia="ko-KR"/>
+              </w:rPr>
+              <w:t>9</w:t>
+            </w:r>
           </w:p>
         </w:tc>
         <w:tc>
@@ -2703,6 +2799,93 @@
                 <w:lang w:eastAsia="ko-KR"/>
               </w:rPr>
             </w:pPr>
+            <w:r>
+              <w:rPr>
+                <w:rFonts w:ascii="Times New Roman"/>
+                <w:noProof/>
+                <w:sz w:val="18"/>
+                <w:lang w:eastAsia="ko-KR"/>
+              </w:rPr>
+              <w:drawing>
+                <wp:anchor distT="0" distB="0" distL="114300" distR="114300" simplePos="0" relativeHeight="251676672" behindDoc="1" locked="0" layoutInCell="1" allowOverlap="1" wp14:anchorId="2B3C510B" wp14:editId="78D8E80B">
+                  <wp:simplePos x="0" y="0"/>
+                  <wp:positionH relativeFrom="column">
+                    <wp:posOffset>502285</wp:posOffset>
+                  </wp:positionH>
+                  <wp:positionV relativeFrom="paragraph">
+                    <wp:posOffset>3175</wp:posOffset>
+                  </wp:positionV>
+                  <wp:extent cx="434340" cy="242570"/>
+                  <wp:effectExtent l="0" t="0" r="3810" b="5080"/>
+                  <wp:wrapNone/>
+                  <wp:docPr id="2063764715" name="그림 14"/>
+                  <wp:cNvGraphicFramePr>
+                    <a:graphicFrameLocks xmlns:a="http://schemas.openxmlformats.org/drawingml/2006/main" noChangeAspect="1"/>
+                  </wp:cNvGraphicFramePr>
+                  <a:graphic xmlns:a="http://schemas.openxmlformats.org/drawingml/2006/main">
+                    <a:graphicData uri="http://schemas.openxmlformats.org/drawingml/2006/picture">
+                      <pic:pic xmlns:pic="http://schemas.openxmlformats.org/drawingml/2006/picture">
+                        <pic:nvPicPr>
+                          <pic:cNvPr id="0" name="Picture 1"/>
+                          <pic:cNvPicPr>
+                            <a:picLocks noChangeAspect="1" noChangeArrowheads="1"/>
+                          </pic:cNvPicPr>
+                        </pic:nvPicPr>
+                        <pic:blipFill>
+                          <a:blip r:embed="rId6" cstate="print">
+                            <a:extLst>
+                              <a:ext uri="{28A0092B-C50C-407E-A947-70E740481C1C}">
+                                <a14:useLocalDpi xmlns:a14="http://schemas.microsoft.com/office/drawing/2010/main" val="0"/>
+                              </a:ext>
+                            </a:extLst>
+                          </a:blip>
+                          <a:srcRect/>
+                          <a:stretch>
+                            <a:fillRect/>
+                          </a:stretch>
+                        </pic:blipFill>
+                        <pic:spPr bwMode="auto">
+                          <a:xfrm>
+                            <a:off x="0" y="0"/>
+                            <a:ext cx="434340" cy="242570"/>
+                          </a:xfrm>
+                          <a:prstGeom prst="rect">
+                            <a:avLst/>
+                          </a:prstGeom>
+                          <a:noFill/>
+                          <a:ln>
+                            <a:noFill/>
+                          </a:ln>
+                        </pic:spPr>
+                      </pic:pic>
+                    </a:graphicData>
+                  </a:graphic>
+                  <wp14:sizeRelH relativeFrom="margin">
+                    <wp14:pctWidth>0</wp14:pctWidth>
+                  </wp14:sizeRelH>
+                  <wp14:sizeRelV relativeFrom="margin">
+                    <wp14:pctHeight>0</wp14:pctHeight>
+                  </wp14:sizeRelV>
+                </wp:anchor>
+              </w:drawing>
+            </w:r>
+            <w:r>
+              <w:rPr>
+                <w:rFonts w:hint="eastAsia"/>
+                <w:spacing w:val="-5"/>
+                <w:sz w:val="20"/>
+                <w:lang w:eastAsia="ko-KR"/>
+              </w:rPr>
+              <w:t>김민성</w:t>
+            </w:r>
+            <w:r>
+              <w:rPr>
+                <w:rFonts w:hint="eastAsia"/>
+                <w:spacing w:val="-5"/>
+                <w:sz w:val="20"/>
+              </w:rPr>
+              <w:t xml:space="preserve"> </w:t>
+            </w:r>
           </w:p>
         </w:tc>
         <w:tc>
@@ -2713,12 +2896,239 @@
           <w:p>
             <w:pPr>
               <w:pStyle w:val="TableParagraph"/>
-              <w:rPr>
-                <w:rFonts w:ascii="Times New Roman"/>
+              <w:jc w:val="center"/>
+              <w:rPr>
+                <w:rFonts w:ascii="Times New Roman" w:hint="eastAsia"/>
                 <w:sz w:val="18"/>
                 <w:lang w:eastAsia="ko-KR"/>
               </w:rPr>
             </w:pPr>
+            <w:r>
+              <w:rPr>
+                <w:rFonts w:ascii="Times New Roman" w:hint="eastAsia"/>
+                <w:sz w:val="18"/>
+                <w:lang w:eastAsia="ko-KR"/>
+              </w:rPr>
+              <w:t>목차</w:t>
+            </w:r>
+            <w:r>
+              <w:rPr>
+                <w:rFonts w:ascii="Times New Roman" w:hint="eastAsia"/>
+                <w:sz w:val="18"/>
+                <w:lang w:eastAsia="ko-KR"/>
+              </w:rPr>
+              <w:t>,</w:t>
+            </w:r>
+            <w:r>
+              <w:rPr>
+                <w:rFonts w:ascii="Times New Roman" w:hint="eastAsia"/>
+                <w:sz w:val="18"/>
+                <w:lang w:eastAsia="ko-KR"/>
+              </w:rPr>
+              <w:t xml:space="preserve"> </w:t>
+            </w:r>
+            <w:r>
+              <w:rPr>
+                <w:rFonts w:ascii="Times New Roman" w:hint="eastAsia"/>
+                <w:sz w:val="18"/>
+                <w:lang w:eastAsia="ko-KR"/>
+              </w:rPr>
+              <w:t>문서</w:t>
+            </w:r>
+            <w:r>
+              <w:rPr>
+                <w:rFonts w:ascii="Times New Roman" w:hint="eastAsia"/>
+                <w:sz w:val="18"/>
+                <w:lang w:eastAsia="ko-KR"/>
+              </w:rPr>
+              <w:t xml:space="preserve"> </w:t>
+            </w:r>
+            <w:r>
+              <w:rPr>
+                <w:rFonts w:ascii="Times New Roman" w:hint="eastAsia"/>
+                <w:sz w:val="18"/>
+                <w:lang w:eastAsia="ko-KR"/>
+              </w:rPr>
+              <w:t>개요</w:t>
+            </w:r>
+            <w:r>
+              <w:rPr>
+                <w:rFonts w:ascii="Times New Roman" w:hint="eastAsia"/>
+                <w:sz w:val="18"/>
+                <w:lang w:eastAsia="ko-KR"/>
+              </w:rPr>
+              <w:t xml:space="preserve">, </w:t>
+            </w:r>
+            <w:r>
+              <w:rPr>
+                <w:rFonts w:ascii="Times New Roman" w:hint="eastAsia"/>
+                <w:sz w:val="18"/>
+                <w:lang w:eastAsia="ko-KR"/>
+              </w:rPr>
+              <w:t>프로젝트</w:t>
+            </w:r>
+            <w:r>
+              <w:rPr>
+                <w:rFonts w:ascii="Times New Roman" w:hint="eastAsia"/>
+                <w:sz w:val="18"/>
+                <w:lang w:eastAsia="ko-KR"/>
+              </w:rPr>
+              <w:t xml:space="preserve"> </w:t>
+            </w:r>
+            <w:r>
+              <w:rPr>
+                <w:rFonts w:ascii="Times New Roman" w:hint="eastAsia"/>
+                <w:sz w:val="18"/>
+                <w:lang w:eastAsia="ko-KR"/>
+              </w:rPr>
+              <w:t>개요</w:t>
+            </w:r>
+            <w:r>
+              <w:rPr>
+                <w:rFonts w:ascii="Times New Roman" w:hint="eastAsia"/>
+                <w:sz w:val="18"/>
+                <w:lang w:eastAsia="ko-KR"/>
+              </w:rPr>
+              <w:t xml:space="preserve"> </w:t>
+            </w:r>
+            <w:r>
+              <w:rPr>
+                <w:rFonts w:ascii="Times New Roman" w:hint="eastAsia"/>
+                <w:sz w:val="18"/>
+                <w:lang w:eastAsia="ko-KR"/>
+              </w:rPr>
+              <w:t>수정</w:t>
+            </w:r>
+            <w:r>
+              <w:rPr>
+                <w:rFonts w:ascii="Times New Roman" w:hint="eastAsia"/>
+                <w:sz w:val="18"/>
+                <w:lang w:eastAsia="ko-KR"/>
+              </w:rPr>
+              <w:t xml:space="preserve">, </w:t>
+            </w:r>
+            <w:r>
+              <w:rPr>
+                <w:rFonts w:ascii="Times New Roman" w:hint="eastAsia"/>
+                <w:sz w:val="18"/>
+                <w:lang w:eastAsia="ko-KR"/>
+              </w:rPr>
+              <w:t>문제</w:t>
+            </w:r>
+            <w:r>
+              <w:rPr>
+                <w:rFonts w:ascii="Times New Roman" w:hint="eastAsia"/>
+                <w:sz w:val="18"/>
+                <w:lang w:eastAsia="ko-KR"/>
+              </w:rPr>
+              <w:t xml:space="preserve"> </w:t>
+            </w:r>
+            <w:r>
+              <w:rPr>
+                <w:rFonts w:ascii="Times New Roman" w:hint="eastAsia"/>
+                <w:sz w:val="18"/>
+                <w:lang w:eastAsia="ko-KR"/>
+              </w:rPr>
+              <w:t>기술</w:t>
+            </w:r>
+            <w:r>
+              <w:rPr>
+                <w:rFonts w:ascii="Times New Roman" w:hint="eastAsia"/>
+                <w:sz w:val="18"/>
+                <w:lang w:eastAsia="ko-KR"/>
+              </w:rPr>
+              <w:t>/</w:t>
+            </w:r>
+            <w:r>
+              <w:rPr>
+                <w:rFonts w:ascii="Times New Roman" w:hint="eastAsia"/>
+                <w:sz w:val="18"/>
+                <w:lang w:eastAsia="ko-KR"/>
+              </w:rPr>
+              <w:t>기타</w:t>
+            </w:r>
+            <w:r>
+              <w:rPr>
+                <w:rFonts w:ascii="Times New Roman" w:hint="eastAsia"/>
+                <w:sz w:val="18"/>
+                <w:lang w:eastAsia="ko-KR"/>
+              </w:rPr>
+              <w:t xml:space="preserve"> </w:t>
+            </w:r>
+            <w:r>
+              <w:rPr>
+                <w:rFonts w:ascii="Times New Roman" w:hint="eastAsia"/>
+                <w:sz w:val="18"/>
+                <w:lang w:eastAsia="ko-KR"/>
+              </w:rPr>
+              <w:t>고려사항</w:t>
+            </w:r>
+            <w:r>
+              <w:rPr>
+                <w:rFonts w:ascii="Times New Roman" w:hint="eastAsia"/>
+                <w:sz w:val="18"/>
+                <w:lang w:eastAsia="ko-KR"/>
+              </w:rPr>
+              <w:t xml:space="preserve"> -&gt; </w:t>
+            </w:r>
+            <w:r>
+              <w:rPr>
+                <w:rFonts w:ascii="Times New Roman" w:hint="eastAsia"/>
+                <w:sz w:val="18"/>
+                <w:lang w:eastAsia="ko-KR"/>
+              </w:rPr>
+              <w:t>기능</w:t>
+            </w:r>
+            <w:r>
+              <w:rPr>
+                <w:rFonts w:ascii="Times New Roman" w:hint="eastAsia"/>
+                <w:sz w:val="18"/>
+                <w:lang w:eastAsia="ko-KR"/>
+              </w:rPr>
+              <w:t>/</w:t>
+            </w:r>
+            <w:proofErr w:type="spellStart"/>
+            <w:r>
+              <w:rPr>
+                <w:rFonts w:ascii="Times New Roman" w:hint="eastAsia"/>
+                <w:sz w:val="18"/>
+                <w:lang w:eastAsia="ko-KR"/>
+              </w:rPr>
+              <w:t>비기능</w:t>
+            </w:r>
+            <w:proofErr w:type="spellEnd"/>
+            <w:r>
+              <w:rPr>
+                <w:rFonts w:ascii="Times New Roman" w:hint="eastAsia"/>
+                <w:sz w:val="18"/>
+                <w:lang w:eastAsia="ko-KR"/>
+              </w:rPr>
+              <w:t xml:space="preserve"> </w:t>
+            </w:r>
+            <w:r>
+              <w:rPr>
+                <w:rFonts w:ascii="Times New Roman" w:hint="eastAsia"/>
+                <w:sz w:val="18"/>
+                <w:lang w:eastAsia="ko-KR"/>
+              </w:rPr>
+              <w:t>요구사항</w:t>
+            </w:r>
+            <w:r>
+              <w:rPr>
+                <w:rFonts w:ascii="Times New Roman" w:hint="eastAsia"/>
+                <w:sz w:val="18"/>
+                <w:lang w:eastAsia="ko-KR"/>
+              </w:rPr>
+              <w:t xml:space="preserve"> </w:t>
+            </w:r>
+            <w:r>
+              <w:rPr>
+                <w:rFonts w:ascii="Times New Roman" w:hint="eastAsia"/>
+                <w:sz w:val="18"/>
+                <w:lang w:eastAsia="ko-KR"/>
+              </w:rPr>
+              <w:t>변경</w:t>
+            </w:r>
           </w:p>
         </w:tc>
         <w:tc>
@@ -2729,6 +3139,7 @@
           <w:p>
             <w:pPr>
               <w:pStyle w:val="TableParagraph"/>
+              <w:jc w:val="center"/>
               <w:rPr>
                 <w:rFonts w:ascii="Times New Roman"/>
                 <w:sz w:val="18"/>
@@ -2967,23 +3378,98 @@
               <w:pStyle w:val="TableParagraph"/>
               <w:spacing w:before="45"/>
               <w:ind w:left="20"/>
-              <w:jc w:val="center"/>
               <w:rPr>
                 <w:sz w:val="20"/>
                 <w:lang w:eastAsia="ko-KR"/>
               </w:rPr>
             </w:pPr>
-            <w:proofErr w:type="spellStart"/>
             <w:r>
               <w:rPr>
+                <w:rFonts w:ascii="Times New Roman"/>
+                <w:noProof/>
+                <w:sz w:val="18"/>
+                <w:lang w:eastAsia="ko-KR"/>
+              </w:rPr>
+              <w:drawing>
+                <wp:anchor distT="0" distB="0" distL="114300" distR="114300" simplePos="0" relativeHeight="251678720" behindDoc="1" locked="0" layoutInCell="1" allowOverlap="1" wp14:anchorId="281AE425" wp14:editId="0FD1A5F9">
+                  <wp:simplePos x="0" y="0"/>
+                  <wp:positionH relativeFrom="column">
+                    <wp:posOffset>502285</wp:posOffset>
+                  </wp:positionH>
+                  <wp:positionV relativeFrom="paragraph">
+                    <wp:posOffset>3175</wp:posOffset>
+                  </wp:positionV>
+                  <wp:extent cx="434340" cy="242570"/>
+                  <wp:effectExtent l="0" t="0" r="3810" b="5080"/>
+                  <wp:wrapNone/>
+                  <wp:docPr id="1568170380" name="그림 14"/>
+                  <wp:cNvGraphicFramePr>
+                    <a:graphicFrameLocks xmlns:a="http://schemas.openxmlformats.org/drawingml/2006/main" noChangeAspect="1"/>
+                  </wp:cNvGraphicFramePr>
+                  <a:graphic xmlns:a="http://schemas.openxmlformats.org/drawingml/2006/main">
+                    <a:graphicData uri="http://schemas.openxmlformats.org/drawingml/2006/picture">
+                      <pic:pic xmlns:pic="http://schemas.openxmlformats.org/drawingml/2006/picture">
+                        <pic:nvPicPr>
+                          <pic:cNvPr id="0" name="Picture 1"/>
+                          <pic:cNvPicPr>
+                            <a:picLocks noChangeAspect="1" noChangeArrowheads="1"/>
+                          </pic:cNvPicPr>
+                        </pic:nvPicPr>
+                        <pic:blipFill>
+                          <a:blip r:embed="rId6" cstate="print">
+                            <a:extLst>
+                              <a:ext uri="{28A0092B-C50C-407E-A947-70E740481C1C}">
+                                <a14:useLocalDpi xmlns:a14="http://schemas.microsoft.com/office/drawing/2010/main" val="0"/>
+                              </a:ext>
+                            </a:extLst>
+                          </a:blip>
+                          <a:srcRect/>
+                          <a:stretch>
+                            <a:fillRect/>
+                          </a:stretch>
+                        </pic:blipFill>
+                        <pic:spPr bwMode="auto">
+                          <a:xfrm>
+                            <a:off x="0" y="0"/>
+                            <a:ext cx="434340" cy="242570"/>
+                          </a:xfrm>
+                          <a:prstGeom prst="rect">
+                            <a:avLst/>
+                          </a:prstGeom>
+                          <a:noFill/>
+                          <a:ln>
+                            <a:noFill/>
+                          </a:ln>
+                        </pic:spPr>
+                      </pic:pic>
+                    </a:graphicData>
+                  </a:graphic>
+                  <wp14:sizeRelH relativeFrom="margin">
+                    <wp14:pctWidth>0</wp14:pctWidth>
+                  </wp14:sizeRelH>
+                  <wp14:sizeRelV relativeFrom="margin">
+                    <wp14:pctHeight>0</wp14:pctHeight>
+                  </wp14:sizeRelV>
+                </wp:anchor>
+              </w:drawing>
+            </w:r>
+            <w:r>
+              <w:rPr>
                 <w:rFonts w:hint="eastAsia"/>
-                <w:spacing w:val="-4"/>
+                <w:spacing w:val="-5"/>
                 <w:sz w:val="20"/>
                 <w:lang w:eastAsia="ko-KR"/>
               </w:rPr>
-              <w:t>임효진</w:t>
+              <w:t>김민성</w:t>
             </w:r>
-            <w:proofErr w:type="spellEnd"/>
+            <w:r>
+              <w:rPr>
+                <w:rFonts w:hint="eastAsia"/>
+                <w:spacing w:val="-5"/>
+                <w:sz w:val="20"/>
+              </w:rPr>
+              <w:t xml:space="preserve"> </w:t>
+            </w:r>
           </w:p>
         </w:tc>
       </w:tr>
@@ -3823,62 +4309,11 @@
       </w:r>
       <w:r>
         <w:rPr>
-          <w:sz w:val="24"/>
-        </w:rPr>
-        <w:t>관련</w:t>
-      </w:r>
-      <w:r>
-        <w:rPr>
-          <w:spacing w:val="30"/>
-          <w:sz w:val="24"/>
-        </w:rPr>
-        <w:t xml:space="preserve"> </w:t>
-      </w:r>
-      <w:r>
-        <w:rPr>
-          <w:sz w:val="24"/>
-        </w:rPr>
-        <w:t>문서,</w:t>
-      </w:r>
-      <w:r>
-        <w:rPr>
-          <w:spacing w:val="31"/>
-          <w:sz w:val="24"/>
-        </w:rPr>
-        <w:t xml:space="preserve"> </w:t>
-      </w:r>
-      <w:r>
-        <w:rPr>
-          <w:sz w:val="24"/>
-        </w:rPr>
-        <w:t>용어</w:t>
-      </w:r>
-      <w:r>
-        <w:rPr>
-          <w:spacing w:val="31"/>
-          <w:sz w:val="24"/>
-        </w:rPr>
-        <w:t xml:space="preserve"> </w:t>
-      </w:r>
-      <w:r>
-        <w:rPr>
-          <w:sz w:val="24"/>
-        </w:rPr>
-        <w:t>및</w:t>
-      </w:r>
-      <w:r>
-        <w:rPr>
-          <w:spacing w:val="30"/>
-          <w:sz w:val="24"/>
-        </w:rPr>
-        <w:t xml:space="preserve"> </w:t>
-      </w:r>
-      <w:r>
-        <w:rPr>
-          <w:spacing w:val="-5"/>
-          <w:sz w:val="24"/>
-        </w:rPr>
-        <w:t>약어</w:t>
+          <w:rFonts w:hint="eastAsia"/>
+          <w:noProof/>
+          <w:sz w:val="24"/>
+        </w:rPr>
+        <w:t>개발 배경 및 필요성</w:t>
       </w:r>
       <w:r>
         <w:rPr>
@@ -4040,6 +4475,7 @@
         </w:numPr>
         <w:tabs>
           <w:tab w:val="left" w:pos="574"/>
+          <w:tab w:val="left" w:pos="2964"/>
           <w:tab w:val="right" w:pos="9077"/>
         </w:tabs>
         <w:spacing w:before="428" w:line="433" w:lineRule="exact"/>
@@ -4132,23 +4568,18 @@
       </w:r>
       <w:r>
         <w:rPr>
-          <w:sz w:val="24"/>
-        </w:rPr>
-        <w:t>문제</w:t>
-      </w:r>
-      <w:r>
-        <w:rPr>
-          <w:spacing w:val="30"/>
-          <w:sz w:val="24"/>
-        </w:rPr>
-        <w:t xml:space="preserve"> </w:t>
-      </w:r>
-      <w:r>
-        <w:rPr>
-          <w:spacing w:val="-5"/>
-          <w:sz w:val="24"/>
-        </w:rPr>
-        <w:t>기술</w:t>
+          <w:rFonts w:hint="eastAsia"/>
+          <w:noProof/>
+          <w:sz w:val="24"/>
+        </w:rPr>
+        <w:t>기능 요구사항</w:t>
+      </w:r>
+      <w:r>
+        <w:rPr>
+          <w:rFonts w:ascii="Times New Roman" w:eastAsia="Times New Roman"/>
+          <w:sz w:val="24"/>
+        </w:rPr>
+        <w:tab/>
       </w:r>
       <w:r>
         <w:rPr>
@@ -4189,7 +4620,14 @@
           <w:rFonts w:hint="eastAsia"/>
           <w:sz w:val="24"/>
         </w:rPr>
-        <w:t>관리자 관점</w:t>
+        <w:t xml:space="preserve">관리자 </w:t>
+      </w:r>
+      <w:r>
+        <w:rPr>
+          <w:rFonts w:hint="eastAsia"/>
+          <w:sz w:val="24"/>
+        </w:rPr>
+        <w:t>기능</w:t>
       </w:r>
       <w:r>
         <w:rPr>
@@ -4229,7 +4667,14 @@
           <w:rFonts w:hint="eastAsia"/>
           <w:sz w:val="24"/>
         </w:rPr>
-        <w:t>사용자 관점</w:t>
+        <w:t xml:space="preserve">사용자 </w:t>
+      </w:r>
+      <w:r>
+        <w:rPr>
+          <w:rFonts w:hint="eastAsia"/>
+          <w:sz w:val="24"/>
+        </w:rPr>
+        <w:t>기능</w:t>
       </w:r>
       <w:r>
         <w:rPr>
@@ -4264,6 +4709,15 @@
           <w:sz w:val="24"/>
         </w:rPr>
       </w:pPr>
+      <w:proofErr w:type="spellStart"/>
+      <w:r>
+        <w:rPr>
+          <w:rFonts w:hint="eastAsia"/>
+          <w:sz w:val="24"/>
+        </w:rPr>
+        <w:t>비기능</w:t>
+      </w:r>
+      <w:proofErr w:type="spellEnd"/>
       <w:r>
         <w:rPr>
           <w:noProof/>
@@ -4347,23 +4801,10 @@
       </w:r>
       <w:r>
         <w:rPr>
-          <w:sz w:val="24"/>
-        </w:rPr>
-        <w:t>기타</w:t>
-      </w:r>
-      <w:r>
-        <w:rPr>
-          <w:spacing w:val="30"/>
-          <w:sz w:val="24"/>
-        </w:rPr>
-        <w:t xml:space="preserve"> </w:t>
-      </w:r>
-      <w:r>
-        <w:rPr>
-          <w:spacing w:val="-4"/>
-          <w:sz w:val="24"/>
-        </w:rPr>
-        <w:t>고려사항</w:t>
+          <w:rFonts w:hint="eastAsia"/>
+          <w:sz w:val="24"/>
+        </w:rPr>
+        <w:t xml:space="preserve"> 요구사항</w:t>
       </w:r>
       <w:r>
         <w:rPr>
@@ -4605,14 +5046,13 @@
     <w:p>
       <w:pPr>
         <w:spacing w:before="379"/>
-        <w:ind w:left="440" w:right="154"/>
-        <w:jc w:val="center"/>
+        <w:ind w:right="154"/>
         <w:outlineLvl w:val="0"/>
         <w:rPr>
           <w:b/>
           <w:bCs/>
-          <w:sz w:val="40"/>
-          <w:szCs w:val="40"/>
+          <w:sz w:val="32"/>
+          <w:szCs w:val="32"/>
         </w:rPr>
       </w:pPr>
       <w:r>
@@ -4620,11 +5060,31 @@
           <w:rFonts w:hint="eastAsia"/>
           <w:b/>
           <w:bCs/>
-          <w:sz w:val="40"/>
-          <w:szCs w:val="40"/>
+          <w:sz w:val="32"/>
+          <w:szCs w:val="32"/>
         </w:rPr>
         <w:lastRenderedPageBreak/>
-        <w:t>1.문서 개요</w:t>
+        <w:t>1.</w:t>
+      </w:r>
+      <w:r>
+        <w:rPr>
+          <w:rFonts w:hint="eastAsia"/>
+          <w:b/>
+          <w:bCs/>
+          <w:sz w:val="32"/>
+          <w:szCs w:val="32"/>
+        </w:rPr>
+        <w:t xml:space="preserve"> </w:t>
+      </w:r>
+      <w:r>
+        <w:rPr>
+          <w:rFonts w:hint="eastAsia"/>
+          <w:b/>
+          <w:bCs/>
+          <w:sz w:val="32"/>
+          <w:szCs w:val="32"/>
+        </w:rPr>
+        <w:t>문서 개요</w:t>
       </w:r>
       <w:bookmarkEnd w:id="0"/>
       <w:bookmarkEnd w:id="1"/>
@@ -4633,15 +5093,562 @@
       <w:pPr>
         <w:outlineLvl w:val="1"/>
         <w:rPr>
+          <w:rFonts w:hint="eastAsia"/>
+          <w:b/>
+          <w:bCs/>
+          <w:sz w:val="24"/>
+          <w:szCs w:val="24"/>
+          <w:u w:val="single" w:color="000000"/>
+        </w:rPr>
+      </w:pPr>
+      <w:bookmarkStart w:id="2" w:name="_Toc194340251"/>
+      <w:bookmarkStart w:id="3" w:name="_Toc194933083"/>
+      <w:r>
+        <w:rPr>
+          <w:rFonts w:hint="eastAsia"/>
+          <w:b/>
+          <w:bCs/>
+          <w:sz w:val="24"/>
+          <w:szCs w:val="24"/>
+          <w:u w:val="single" w:color="000000"/>
+        </w:rPr>
+        <w:t>1.1 문서의 목적</w:t>
+      </w:r>
+      <w:bookmarkEnd w:id="2"/>
+      <w:bookmarkEnd w:id="3"/>
+    </w:p>
+    <w:p>
+      <w:r>
+        <w:rPr>
+          <w:rFonts w:hint="eastAsia"/>
+        </w:rPr>
+        <w:t>본</w:t>
+      </w:r>
+      <w:r>
+        <w:t xml:space="preserve"> 문서는 </w:t>
+      </w:r>
+      <w:r>
+        <w:rPr>
+          <w:rFonts w:hint="eastAsia"/>
+        </w:rPr>
+        <w:t xml:space="preserve">현재 </w:t>
+      </w:r>
+      <w:r>
+        <w:rPr>
+          <w:rFonts w:hint="eastAsia"/>
+        </w:rPr>
+        <w:t xml:space="preserve">학교 환경에서 활용 가능한 학번 기반 인증 웹 채팅 시스템, </w:t>
+      </w:r>
+      <w:proofErr w:type="spellStart"/>
+      <w:r>
+        <w:rPr>
+          <w:rFonts w:hint="eastAsia"/>
+        </w:rPr>
+        <w:t>플래시톡의</w:t>
+      </w:r>
+      <w:proofErr w:type="spellEnd"/>
+      <w:r>
+        <w:rPr>
+          <w:rFonts w:hint="eastAsia"/>
+          <w:b/>
+          <w:bCs/>
+        </w:rPr>
+        <w:t xml:space="preserve"> </w:t>
+      </w:r>
+      <w:r>
+        <w:t xml:space="preserve">작동 방식, </w:t>
+      </w:r>
+      <w:r>
+        <w:rPr>
+          <w:rFonts w:hint="eastAsia"/>
+        </w:rPr>
+        <w:t>주요</w:t>
+      </w:r>
+      <w:r>
+        <w:t>기능</w:t>
+      </w:r>
+      <w:r>
+        <w:rPr>
+          <w:rFonts w:hint="eastAsia"/>
+        </w:rPr>
+        <w:t xml:space="preserve">, 그리고 시스템 구조를 </w:t>
+      </w:r>
+      <w:r>
+        <w:rPr>
+          <w:rFonts w:hint="eastAsia"/>
+        </w:rPr>
+        <w:t>체계</w:t>
+      </w:r>
+      <w:r>
+        <w:rPr>
+          <w:rFonts w:hint="eastAsia"/>
+        </w:rPr>
+        <w:t>적으로 설명하는 것을 목표로 한다</w:t>
+      </w:r>
+      <w:r>
+        <w:t>. 이를 통해 시스템의 목표와 구현 방향을 명확히 이해하고, 체계적인 개발을 진행할 수 있도록 한다. 또한, 프로젝트의 주요 기능과 핵심 요구사항을 정의함으로써 개발 과정에서 발생할 수 있는 혼선을 방지하고, 프로젝트의 일관성</w:t>
+      </w:r>
+      <w:r>
+        <w:rPr>
+          <w:rFonts w:hint="eastAsia"/>
+        </w:rPr>
+        <w:t xml:space="preserve"> 및 정합성</w:t>
+      </w:r>
+      <w:r>
+        <w:t xml:space="preserve">을 유지하는 데 도움을 </w:t>
+      </w:r>
+      <w:r>
+        <w:rPr>
+          <w:rFonts w:hint="eastAsia"/>
+        </w:rPr>
+        <w:t>준다.</w:t>
+      </w:r>
+    </w:p>
+    <w:p>
+      <w:pPr>
+        <w:rPr>
+          <w:szCs w:val="18"/>
+        </w:rPr>
+      </w:pPr>
+    </w:p>
+    <w:p>
+      <w:pPr>
+        <w:outlineLvl w:val="1"/>
+        <w:rPr>
+          <w:rFonts w:hint="eastAsia"/>
+          <w:b/>
+          <w:bCs/>
+          <w:sz w:val="24"/>
+          <w:szCs w:val="24"/>
+          <w:u w:val="single" w:color="000000"/>
+        </w:rPr>
+      </w:pPr>
+      <w:r>
+        <w:rPr>
+          <w:rFonts w:hint="eastAsia"/>
+          <w:b/>
+          <w:bCs/>
+          <w:sz w:val="24"/>
+          <w:szCs w:val="24"/>
+          <w:u w:val="single" w:color="000000"/>
+        </w:rPr>
+        <w:t>1.</w:t>
+      </w:r>
+      <w:r>
+        <w:rPr>
+          <w:rFonts w:hint="eastAsia"/>
+          <w:b/>
+          <w:bCs/>
+          <w:sz w:val="24"/>
+          <w:szCs w:val="24"/>
+          <w:u w:val="single" w:color="000000"/>
+        </w:rPr>
+        <w:t>2</w:t>
+      </w:r>
+      <w:r>
+        <w:rPr>
+          <w:rFonts w:hint="eastAsia"/>
+          <w:b/>
+          <w:bCs/>
+          <w:sz w:val="24"/>
+          <w:szCs w:val="24"/>
+          <w:u w:val="single" w:color="000000"/>
+        </w:rPr>
+        <w:t xml:space="preserve"> 문서의 </w:t>
+      </w:r>
+      <w:r>
+        <w:rPr>
+          <w:rFonts w:hint="eastAsia"/>
+          <w:b/>
+          <w:bCs/>
+          <w:sz w:val="24"/>
+          <w:szCs w:val="24"/>
+          <w:u w:val="single" w:color="000000"/>
+        </w:rPr>
+        <w:t>개요</w:t>
+      </w:r>
+    </w:p>
+    <w:p>
+      <w:r>
+        <w:rPr>
+          <w:rFonts w:hint="eastAsia"/>
+        </w:rPr>
+        <w:t xml:space="preserve">본 문서는 시스템의 전반적인 개념과 </w:t>
+      </w:r>
+      <w:r>
+        <w:rPr>
+          <w:rFonts w:hint="eastAsia"/>
+        </w:rPr>
+        <w:t>목적을</w:t>
+      </w:r>
+      <w:r>
+        <w:rPr>
+          <w:rFonts w:hint="eastAsia"/>
+        </w:rPr>
+        <w:t xml:space="preserve"> 설명하고, 시스템의 작동 원리, </w:t>
+      </w:r>
+      <w:r>
+        <w:rPr>
+          <w:rFonts w:hint="eastAsia"/>
+        </w:rPr>
+        <w:t xml:space="preserve">사용자 및 관리자 관점의 </w:t>
+      </w:r>
+      <w:r>
+        <w:rPr>
+          <w:rFonts w:hint="eastAsia"/>
+        </w:rPr>
+        <w:t>기능</w:t>
+      </w:r>
+      <w:r>
+        <w:rPr>
+          <w:rFonts w:hint="eastAsia"/>
+        </w:rPr>
+        <w:t>을 중심으로</w:t>
+      </w:r>
+      <w:r>
+        <w:rPr>
+          <w:rFonts w:hint="eastAsia"/>
+        </w:rPr>
+        <w:t xml:space="preserve"> 요구사항</w:t>
+      </w:r>
+      <w:r>
+        <w:rPr>
+          <w:rFonts w:hint="eastAsia"/>
+        </w:rPr>
+        <w:t xml:space="preserve"> 정의</w:t>
+      </w:r>
+      <w:r>
+        <w:rPr>
+          <w:rFonts w:hint="eastAsia"/>
+        </w:rPr>
+        <w:t>, 성능 및 보안</w:t>
+      </w:r>
+      <w:r>
+        <w:rPr>
+          <w:rFonts w:hint="eastAsia"/>
+        </w:rPr>
+        <w:t>, 사용자 경험</w:t>
+      </w:r>
+      <w:r>
+        <w:rPr>
+          <w:rFonts w:hint="eastAsia"/>
+        </w:rPr>
+        <w:t xml:space="preserve"> 등</w:t>
+      </w:r>
+      <w:r>
+        <w:rPr>
+          <w:rFonts w:hint="eastAsia"/>
+        </w:rPr>
+        <w:t>에</w:t>
+      </w:r>
+      <w:r>
+        <w:rPr>
+          <w:rFonts w:hint="eastAsia"/>
+        </w:rPr>
+        <w:t xml:space="preserve"> 관련</w:t>
+      </w:r>
+      <w:r>
+        <w:rPr>
+          <w:rFonts w:hint="eastAsia"/>
+        </w:rPr>
+        <w:t>한</w:t>
+      </w:r>
+      <w:r>
+        <w:rPr>
+          <w:rFonts w:hint="eastAsia"/>
+        </w:rPr>
+        <w:t xml:space="preserve"> 사항을 포함</w:t>
+      </w:r>
+      <w:r>
+        <w:rPr>
+          <w:rFonts w:hint="eastAsia"/>
+        </w:rPr>
+        <w:t xml:space="preserve">하여 상세히 기술한다. </w:t>
+      </w:r>
+    </w:p>
+    <w:p>
+      <w:pPr>
+        <w:rPr>
+          <w:szCs w:val="18"/>
+        </w:rPr>
+      </w:pPr>
+    </w:p>
+    <w:p>
+      <w:pPr>
+        <w:outlineLvl w:val="1"/>
+        <w:rPr>
+          <w:rFonts w:hint="eastAsia"/>
+          <w:b/>
+          <w:bCs/>
+          <w:sz w:val="24"/>
+          <w:szCs w:val="24"/>
+          <w:u w:val="single" w:color="000000"/>
+        </w:rPr>
+      </w:pPr>
+      <w:r>
+        <w:rPr>
+          <w:rFonts w:hint="eastAsia"/>
+          <w:b/>
+          <w:bCs/>
+          <w:sz w:val="24"/>
+          <w:szCs w:val="24"/>
+          <w:u w:val="single" w:color="000000"/>
+        </w:rPr>
+        <w:t>1.</w:t>
+      </w:r>
+      <w:r>
+        <w:rPr>
+          <w:rFonts w:hint="eastAsia"/>
+          <w:b/>
+          <w:bCs/>
+          <w:sz w:val="24"/>
+          <w:szCs w:val="24"/>
+          <w:u w:val="single" w:color="000000"/>
+        </w:rPr>
+        <w:t>3</w:t>
+      </w:r>
+      <w:r>
+        <w:rPr>
+          <w:rFonts w:hint="eastAsia"/>
+          <w:b/>
+          <w:bCs/>
+          <w:sz w:val="24"/>
+          <w:szCs w:val="24"/>
+          <w:u w:val="single" w:color="000000"/>
+        </w:rPr>
+        <w:t xml:space="preserve"> </w:t>
+      </w:r>
+      <w:r>
+        <w:rPr>
+          <w:rFonts w:hint="eastAsia"/>
+          <w:b/>
+          <w:bCs/>
+          <w:sz w:val="24"/>
+          <w:szCs w:val="24"/>
+          <w:u w:val="single" w:color="000000"/>
+        </w:rPr>
+        <w:t>개발</w:t>
+      </w:r>
+      <w:r>
+        <w:rPr>
+          <w:b/>
+          <w:bCs/>
+          <w:sz w:val="24"/>
+          <w:szCs w:val="24"/>
+          <w:u w:val="single" w:color="000000"/>
+        </w:rPr>
+        <w:t xml:space="preserve"> 배경 및 필요성</w:t>
+      </w:r>
+    </w:p>
+    <w:p>
+      <w:r>
+        <w:rPr>
+          <w:rFonts w:hint="eastAsia"/>
+        </w:rPr>
+        <w:t>현재 강의 환경에서는 강의 PC 종료 시, 지정한 프로그램 및 파일 이외에 모두 삭제된다. 이러한 강의 환경 특성 상, 채팅 프로그램을 비롯한 다른 프로그램들을 제한된 강의시간에 설치하여 사용하는 것이 비효율적</w:t>
+      </w:r>
+      <w:r>
+        <w:rPr>
+          <w:rFonts w:hint="eastAsia"/>
+        </w:rPr>
+        <w:t>임으로,</w:t>
+      </w:r>
+      <w:r>
+        <w:rPr>
+          <w:rFonts w:hint="eastAsia"/>
+        </w:rPr>
+        <w:t xml:space="preserve"> 학생들은 불편을 감수하고</w:t>
+      </w:r>
+      <w:r>
+        <w:rPr>
+          <w:rFonts w:hint="eastAsia"/>
+        </w:rPr>
+        <w:t xml:space="preserve"> 메모장 및 플래시 </w:t>
+      </w:r>
+      <w:r>
+        <w:rPr>
+          <w:rFonts w:hint="eastAsia"/>
+        </w:rPr>
+        <w:t>사이트</w:t>
+      </w:r>
+      <w:r>
+        <w:rPr>
+          <w:rFonts w:hint="eastAsia"/>
+        </w:rPr>
+        <w:t xml:space="preserve">들을 </w:t>
+      </w:r>
+      <w:r>
+        <w:rPr>
+          <w:rFonts w:hint="eastAsia"/>
+        </w:rPr>
+        <w:t>자주 이용해왔다.</w:t>
+      </w:r>
+    </w:p>
+    <w:p/>
+    <w:p>
+      <w:pPr>
+        <w:rPr>
+          <w:rFonts w:hint="eastAsia"/>
+        </w:rPr>
+      </w:pPr>
+      <w:r>
+        <w:rPr>
+          <w:rFonts w:hint="eastAsia"/>
+        </w:rPr>
+        <w:t>이에</w:t>
+      </w:r>
+      <w:r>
+        <w:rPr>
+          <w:rFonts w:hint="eastAsia"/>
+        </w:rPr>
+        <w:t>,</w:t>
+      </w:r>
+      <w:r>
+        <w:rPr>
+          <w:rFonts w:hint="eastAsia"/>
+        </w:rPr>
+        <w:t xml:space="preserve"> 두 프로그램 모두 없어지더라도 사용하는 것에 큰 부담이 없다는 것에 착안하여, 학번을 기반으로 가입하여 앞서 기술한 강의 환경 속에서도</w:t>
+      </w:r>
+      <w:r>
+        <w:rPr>
+          <w:rFonts w:hint="eastAsia"/>
+        </w:rPr>
+        <w:t xml:space="preserve"> 간단히 다른 사용자와 </w:t>
+      </w:r>
+      <w:r>
+        <w:rPr>
+          <w:rFonts w:hint="eastAsia"/>
+        </w:rPr>
+        <w:t>1:1 및 그룹 대화, 파일 전송 등의 기능들을 개발하여, 사용자에게 향상된 편의성과 효율성을 제공하고자 한다.</w:t>
+      </w:r>
+    </w:p>
+    <w:p>
+      <w:pPr>
+        <w:rPr>
+          <w:rFonts w:ascii="Times New Roman" w:eastAsiaTheme="minorEastAsia"/>
+          <w:sz w:val="24"/>
+        </w:rPr>
+      </w:pPr>
+    </w:p>
+    <w:p>
+      <w:pPr>
+        <w:rPr>
+          <w:rFonts w:ascii="Times New Roman" w:eastAsiaTheme="minorEastAsia"/>
+          <w:sz w:val="24"/>
+        </w:rPr>
+      </w:pPr>
+    </w:p>
+    <w:p>
+      <w:pPr>
+        <w:rPr>
+          <w:rFonts w:ascii="Times New Roman" w:eastAsiaTheme="minorEastAsia"/>
+          <w:sz w:val="24"/>
+        </w:rPr>
+      </w:pPr>
+    </w:p>
+    <w:p>
+      <w:pPr>
+        <w:rPr>
+          <w:rFonts w:ascii="Times New Roman" w:eastAsiaTheme="minorEastAsia"/>
+          <w:sz w:val="24"/>
+        </w:rPr>
+      </w:pPr>
+    </w:p>
+    <w:p>
+      <w:pPr>
+        <w:rPr>
+          <w:rFonts w:ascii="Times New Roman" w:eastAsiaTheme="minorEastAsia"/>
+          <w:sz w:val="24"/>
+        </w:rPr>
+      </w:pPr>
+    </w:p>
+    <w:p>
+      <w:pPr>
+        <w:rPr>
+          <w:rFonts w:ascii="Times New Roman" w:eastAsiaTheme="minorEastAsia"/>
+          <w:sz w:val="24"/>
+        </w:rPr>
+      </w:pPr>
+    </w:p>
+    <w:p>
+      <w:pPr>
+        <w:rPr>
+          <w:rFonts w:ascii="Times New Roman" w:eastAsiaTheme="minorEastAsia"/>
+          <w:sz w:val="24"/>
+        </w:rPr>
+      </w:pPr>
+    </w:p>
+    <w:p>
+      <w:pPr>
+        <w:rPr>
+          <w:rFonts w:ascii="Times New Roman" w:eastAsiaTheme="minorEastAsia"/>
+          <w:sz w:val="24"/>
+        </w:rPr>
+      </w:pPr>
+    </w:p>
+    <w:p>
+      <w:pPr>
+        <w:rPr>
+          <w:rFonts w:ascii="Times New Roman" w:eastAsiaTheme="minorEastAsia"/>
+          <w:sz w:val="24"/>
+        </w:rPr>
+      </w:pPr>
+    </w:p>
+    <w:p>
+      <w:pPr>
+        <w:rPr>
+          <w:rFonts w:ascii="Times New Roman" w:eastAsiaTheme="minorEastAsia"/>
+          <w:sz w:val="24"/>
+        </w:rPr>
+      </w:pPr>
+    </w:p>
+    <w:p>
+      <w:pPr>
+        <w:rPr>
+          <w:rFonts w:ascii="Times New Roman" w:eastAsiaTheme="minorEastAsia"/>
+          <w:sz w:val="24"/>
+        </w:rPr>
+      </w:pPr>
+    </w:p>
+    <w:p>
+      <w:pPr>
+        <w:rPr>
+          <w:rFonts w:ascii="Times New Roman" w:eastAsiaTheme="minorEastAsia"/>
+          <w:sz w:val="24"/>
+        </w:rPr>
+      </w:pPr>
+    </w:p>
+    <w:p>
+      <w:pPr>
+        <w:rPr>
+          <w:rFonts w:ascii="Times New Roman" w:eastAsiaTheme="minorEastAsia"/>
+          <w:sz w:val="24"/>
+        </w:rPr>
+      </w:pPr>
+    </w:p>
+    <w:p>
+      <w:pPr>
+        <w:rPr>
+          <w:rFonts w:ascii="Times New Roman" w:eastAsiaTheme="minorEastAsia" w:hint="eastAsia"/>
+          <w:sz w:val="24"/>
+        </w:rPr>
+      </w:pPr>
+    </w:p>
+    <w:p>
+      <w:pPr>
+        <w:spacing w:before="379"/>
+        <w:ind w:right="154"/>
+        <w:outlineLvl w:val="0"/>
+        <w:rPr>
+          <w:rFonts w:hint="eastAsia"/>
           <w:b/>
           <w:bCs/>
           <w:sz w:val="32"/>
           <w:szCs w:val="32"/>
-          <w:u w:val="single" w:color="000000"/>
-        </w:rPr>
-      </w:pPr>
-      <w:bookmarkStart w:id="2" w:name="_Toc194340251"/>
-      <w:bookmarkStart w:id="3" w:name="_Toc194933083"/>
+        </w:rPr>
+      </w:pPr>
+      <w:bookmarkStart w:id="4" w:name="_Toc194340254"/>
+      <w:bookmarkStart w:id="5" w:name="_Toc194933086"/>
       <w:r>
         <w:rPr>
           <w:rFonts w:hint="eastAsia"/>
@@ -4649,9 +5656,9 @@
           <w:bCs/>
           <w:sz w:val="32"/>
           <w:szCs w:val="32"/>
-          <w:u w:val="single" w:color="000000"/>
-        </w:rPr>
-        <w:t xml:space="preserve">1.1 </w:t>
+        </w:rPr>
+        <w:lastRenderedPageBreak/>
+        <w:t>2.</w:t>
       </w:r>
       <w:r>
         <w:rPr>
@@ -4660,157 +5667,42 @@
           <w:bCs/>
           <w:sz w:val="32"/>
           <w:szCs w:val="32"/>
-          <w:u w:val="single" w:color="000000"/>
-        </w:rPr>
-        <w:t>문서의 목적</w:t>
-      </w:r>
-      <w:bookmarkEnd w:id="2"/>
-      <w:bookmarkEnd w:id="3"/>
-    </w:p>
-    <w:p>
-      <w:pPr>
-        <w:outlineLvl w:val="1"/>
-        <w:rPr>
+        </w:rPr>
+        <w:t xml:space="preserve"> </w:t>
+      </w:r>
+      <w:r>
+        <w:rPr>
+          <w:rFonts w:hint="eastAsia"/>
           <w:b/>
           <w:bCs/>
           <w:sz w:val="32"/>
           <w:szCs w:val="32"/>
-          <w:u w:val="single" w:color="000000"/>
-        </w:rPr>
-      </w:pPr>
-    </w:p>
-    <w:p>
-      <w:r>
-        <w:rPr>
-          <w:rFonts w:hint="eastAsia"/>
-        </w:rPr>
-        <w:t>본</w:t>
-      </w:r>
-      <w:r>
-        <w:t xml:space="preserve"> 문서는 </w:t>
-      </w:r>
-      <w:r>
-        <w:rPr>
-          <w:rFonts w:hint="eastAsia"/>
-        </w:rPr>
-        <w:t xml:space="preserve">학교 환경에서 활용 가능한 학번 기반 인증 웹 채팅 시스템, </w:t>
-      </w:r>
-      <w:proofErr w:type="spellStart"/>
-      <w:r>
-        <w:rPr>
-          <w:rFonts w:hint="eastAsia"/>
-        </w:rPr>
-        <w:t>플래시톡의</w:t>
-      </w:r>
-      <w:proofErr w:type="spellEnd"/>
-      <w:r>
-        <w:rPr>
-          <w:rFonts w:hint="eastAsia"/>
-          <w:b/>
-          <w:bCs/>
-        </w:rPr>
-        <w:t xml:space="preserve"> </w:t>
-      </w:r>
-      <w:r>
-        <w:t xml:space="preserve">작동 방식, </w:t>
-      </w:r>
-      <w:r>
-        <w:rPr>
-          <w:rFonts w:hint="eastAsia"/>
-        </w:rPr>
-        <w:t>주요</w:t>
-      </w:r>
-      <w:r>
-        <w:t>기능</w:t>
-      </w:r>
-      <w:r>
-        <w:rPr>
-          <w:rFonts w:hint="eastAsia"/>
-        </w:rPr>
-        <w:t xml:space="preserve">, 그리고 시스템 구조를 </w:t>
-      </w:r>
-      <w:r>
-        <w:rPr>
-          <w:rFonts w:hint="eastAsia"/>
-        </w:rPr>
-        <w:t>체계</w:t>
-      </w:r>
-      <w:r>
-        <w:rPr>
-          <w:rFonts w:hint="eastAsia"/>
-        </w:rPr>
-        <w:t>적으로 설명하는 것을 목표로 한다</w:t>
-      </w:r>
-      <w:r>
-        <w:t>. 이를 통해 시스템의 목표와 구현 방향을 명확히 이해하고, 체계적인 개발을 진행할 수 있도록 한다. 또한, 프로젝트의 주요 기능과 핵심 요구사항을 정의함으로써 개발 과정에서 발생할 수 있는 혼선을 방지하고, 프로젝트의 일관성</w:t>
-      </w:r>
-      <w:r>
-        <w:rPr>
-          <w:rFonts w:hint="eastAsia"/>
-        </w:rPr>
-        <w:t xml:space="preserve"> 및 정합성</w:t>
-      </w:r>
-      <w:r>
-        <w:t xml:space="preserve">을 유지하는 데 도움을 </w:t>
-      </w:r>
-      <w:r>
-        <w:rPr>
-          <w:rFonts w:hint="eastAsia"/>
-        </w:rPr>
-        <w:t xml:space="preserve">준다. </w:t>
-      </w:r>
-    </w:p>
-    <w:p>
-      <w:pPr>
-        <w:rPr>
-          <w:szCs w:val="18"/>
-        </w:rPr>
-      </w:pPr>
-    </w:p>
-    <w:p>
-      <w:pPr>
-        <w:pStyle w:val="a6"/>
-        <w:numPr>
-          <w:ilvl w:val="1"/>
-          <w:numId w:val="5"/>
-        </w:numPr>
-        <w:contextualSpacing w:val="0"/>
-        <w:outlineLvl w:val="1"/>
-        <w:rPr>
-          <w:b/>
-          <w:bCs/>
-          <w:sz w:val="32"/>
-          <w:szCs w:val="32"/>
-          <w:u w:val="single" w:color="000000"/>
-        </w:rPr>
-      </w:pPr>
-      <w:bookmarkStart w:id="4" w:name="_Toc194340252"/>
-      <w:bookmarkStart w:id="5" w:name="_Toc194933084"/>
-      <w:r>
-        <w:rPr>
-          <w:rFonts w:hint="eastAsia"/>
-          <w:b/>
-          <w:bCs/>
-          <w:sz w:val="32"/>
-          <w:szCs w:val="32"/>
-          <w:u w:val="single" w:color="000000"/>
-        </w:rPr>
-        <w:t>문서의 개요</w:t>
+        </w:rPr>
+        <w:t>프로젝트 개요</w:t>
       </w:r>
       <w:bookmarkEnd w:id="4"/>
       <w:bookmarkEnd w:id="5"/>
     </w:p>
     <w:p>
       <w:pPr>
-        <w:outlineLvl w:val="1"/>
-        <w:rPr>
+        <w:rPr>
+          <w:rFonts w:hint="eastAsia"/>
           <w:b/>
           <w:bCs/>
-          <w:sz w:val="32"/>
-          <w:szCs w:val="32"/>
-          <w:u w:val="single" w:color="000000"/>
-        </w:rPr>
-      </w:pPr>
+          <w:sz w:val="24"/>
+          <w:szCs w:val="24"/>
+        </w:rPr>
+      </w:pPr>
+      <w:r>
+        <w:rPr>
+          <w:rFonts w:hint="eastAsia"/>
+          <w:b/>
+          <w:bCs/>
+          <w:sz w:val="24"/>
+          <w:szCs w:val="24"/>
+        </w:rPr>
+        <w:t>2.1 프로젝트 소개</w:t>
+      </w:r>
     </w:p>
     <w:p>
       <w:pPr>
@@ -4823,112 +5715,139 @@
           <w:rFonts w:hint="eastAsia"/>
           <w:szCs w:val="18"/>
         </w:rPr>
-        <w:t xml:space="preserve">본 문서는 시스템의 전반적인 개념과 </w:t>
-      </w:r>
-      <w:r>
-        <w:rPr>
-          <w:rFonts w:hint="eastAsia"/>
+        <w:t>본</w:t>
+      </w:r>
+      <w:r>
+        <w:rPr>
           <w:szCs w:val="18"/>
         </w:rPr>
-        <w:t>목적을</w:t>
+        <w:t xml:space="preserve"> 프로젝트는 </w:t>
       </w:r>
       <w:r>
         <w:rPr>
           <w:rFonts w:hint="eastAsia"/>
           <w:szCs w:val="18"/>
         </w:rPr>
-        <w:t xml:space="preserve"> 설명하고, 시스템의 작동 원리, </w:t>
+        <w:t xml:space="preserve">학교 구성원을 대상으로 </w:t>
       </w:r>
       <w:r>
         <w:rPr>
           <w:rFonts w:hint="eastAsia"/>
           <w:szCs w:val="18"/>
         </w:rPr>
-        <w:t xml:space="preserve">사용자 및 관리자 관점의 </w:t>
+        <w:t xml:space="preserve">학번에 기반한 간편 </w:t>
       </w:r>
       <w:r>
         <w:rPr>
           <w:rFonts w:hint="eastAsia"/>
           <w:szCs w:val="18"/>
         </w:rPr>
-        <w:t>기능</w:t>
+        <w:t>가입</w:t>
       </w:r>
       <w:r>
         <w:rPr>
           <w:rFonts w:hint="eastAsia"/>
           <w:szCs w:val="18"/>
         </w:rPr>
-        <w:t>을 중심으로</w:t>
+        <w:t xml:space="preserve"> 방식을 </w:t>
       </w:r>
       <w:r>
         <w:rPr>
           <w:rFonts w:hint="eastAsia"/>
           <w:szCs w:val="18"/>
         </w:rPr>
-        <w:t xml:space="preserve"> 요구사항</w:t>
+        <w:t>도입해</w:t>
       </w:r>
       <w:r>
         <w:rPr>
           <w:rFonts w:hint="eastAsia"/>
           <w:szCs w:val="18"/>
         </w:rPr>
-        <w:t xml:space="preserve"> 정의</w:t>
+        <w:t xml:space="preserve"> </w:t>
       </w:r>
       <w:r>
         <w:rPr>
           <w:rFonts w:hint="eastAsia"/>
           <w:szCs w:val="18"/>
         </w:rPr>
-        <w:t>, 성능 및 보안</w:t>
+        <w:t>본인의 학번과 이름으로 가입 및</w:t>
       </w:r>
       <w:r>
         <w:rPr>
           <w:rFonts w:hint="eastAsia"/>
           <w:szCs w:val="18"/>
         </w:rPr>
-        <w:t>, 사용자 경험</w:t>
+        <w:t xml:space="preserve"> 로그인하</w:t>
       </w:r>
       <w:r>
         <w:rPr>
           <w:rFonts w:hint="eastAsia"/>
           <w:szCs w:val="18"/>
         </w:rPr>
-        <w:t xml:space="preserve"> 등</w:t>
+        <w:t>여</w:t>
       </w:r>
       <w:r>
         <w:rPr>
           <w:rFonts w:hint="eastAsia"/>
           <w:szCs w:val="18"/>
         </w:rPr>
-        <w:t>에</w:t>
+        <w:t xml:space="preserve"> 사용자 간 즉각적인 의사소통을 가능하게 해, </w:t>
       </w:r>
       <w:r>
         <w:rPr>
           <w:rFonts w:hint="eastAsia"/>
           <w:szCs w:val="18"/>
         </w:rPr>
-        <w:t xml:space="preserve"> 관련</w:t>
+        <w:t>현재</w:t>
       </w:r>
       <w:r>
         <w:rPr>
           <w:rFonts w:hint="eastAsia"/>
           <w:szCs w:val="18"/>
         </w:rPr>
-        <w:t>한</w:t>
+        <w:t xml:space="preserve"> </w:t>
       </w:r>
       <w:r>
         <w:rPr>
           <w:rFonts w:hint="eastAsia"/>
           <w:szCs w:val="18"/>
         </w:rPr>
-        <w:t xml:space="preserve"> 사항을 포함</w:t>
+        <w:t>일반적인</w:t>
       </w:r>
       <w:r>
         <w:rPr>
           <w:rFonts w:hint="eastAsia"/>
           <w:szCs w:val="18"/>
         </w:rPr>
-        <w:t xml:space="preserve">하여 상세히 기술한다. </w:t>
+        <w:t xml:space="preserve"> 시스템의 인증 방식 및 강의 중과 같이 빠른 사용이 필요한 환경에서 접근성이 떨어지는 문제를 해결하고, 제한된 시간 내 빠른 정보 교환이 필요한 상황에서 효율적으로 사용할 수 있도록 설계</w:t>
+      </w:r>
+      <w:r>
+        <w:rPr>
+          <w:rFonts w:hint="eastAsia"/>
+          <w:szCs w:val="18"/>
+        </w:rPr>
+        <w:t>하여 이와 같은 강의 환경</w:t>
+      </w:r>
+      <w:r>
+        <w:rPr>
+          <w:rFonts w:hint="eastAsia"/>
+          <w:szCs w:val="18"/>
+        </w:rPr>
+        <w:t xml:space="preserve"> 전반에 </w:t>
+      </w:r>
+      <w:r>
+        <w:rPr>
+          <w:rFonts w:hint="eastAsia"/>
+          <w:szCs w:val="18"/>
+        </w:rPr>
+        <w:t>공통</w:t>
+      </w:r>
+      <w:r>
+        <w:rPr>
+          <w:rFonts w:hint="eastAsia"/>
+          <w:szCs w:val="18"/>
+        </w:rPr>
+        <w:t>적으로 활용 가능한 구조를 가지는 것을 목표로 한다.</w:t>
       </w:r>
     </w:p>
     <w:p>
@@ -4940,900 +5859,99 @@
     </w:p>
     <w:p>
       <w:pPr>
-        <w:pStyle w:val="a6"/>
-        <w:numPr>
-          <w:ilvl w:val="1"/>
-          <w:numId w:val="5"/>
-        </w:numPr>
-        <w:contextualSpacing w:val="0"/>
-        <w:outlineLvl w:val="1"/>
-        <w:rPr>
+        <w:rPr>
+          <w:rFonts w:hint="eastAsia"/>
           <w:b/>
           <w:bCs/>
-          <w:sz w:val="32"/>
-          <w:szCs w:val="32"/>
-          <w:u w:val="single" w:color="000000"/>
-        </w:rPr>
-      </w:pPr>
-      <w:bookmarkStart w:id="6" w:name="_Toc194340253"/>
-      <w:bookmarkStart w:id="7" w:name="_Toc194933085"/>
+          <w:sz w:val="24"/>
+          <w:szCs w:val="24"/>
+        </w:rPr>
+      </w:pPr>
       <w:r>
         <w:rPr>
           <w:rFonts w:hint="eastAsia"/>
           <w:b/>
           <w:bCs/>
-          <w:sz w:val="32"/>
-          <w:szCs w:val="32"/>
-          <w:u w:val="single" w:color="000000"/>
-        </w:rPr>
-        <w:t>관련 문서, 용어 및 약어</w:t>
-      </w:r>
-      <w:bookmarkEnd w:id="6"/>
-      <w:bookmarkEnd w:id="7"/>
+          <w:sz w:val="24"/>
+          <w:szCs w:val="24"/>
+        </w:rPr>
+        <w:t>2.</w:t>
+      </w:r>
+      <w:r>
+        <w:rPr>
+          <w:rFonts w:hint="eastAsia"/>
+          <w:b/>
+          <w:bCs/>
+          <w:sz w:val="24"/>
+          <w:szCs w:val="24"/>
+        </w:rPr>
+        <w:t>2</w:t>
+      </w:r>
+      <w:r>
+        <w:rPr>
+          <w:rFonts w:hint="eastAsia"/>
+          <w:b/>
+          <w:bCs/>
+          <w:sz w:val="24"/>
+          <w:szCs w:val="24"/>
+        </w:rPr>
+        <w:t xml:space="preserve"> </w:t>
+      </w:r>
+      <w:r>
+        <w:rPr>
+          <w:rFonts w:hint="eastAsia"/>
+          <w:b/>
+          <w:bCs/>
+          <w:sz w:val="24"/>
+          <w:szCs w:val="24"/>
+        </w:rPr>
+        <w:t>주요 기능 흐름</w:t>
+      </w:r>
     </w:p>
     <w:p>
-      <w:pPr>
-        <w:rPr>
-          <w:szCs w:val="18"/>
-        </w:rPr>
-      </w:pPr>
-    </w:p>
-    <w:tbl>
-      <w:tblPr>
-        <w:tblStyle w:val="ac"/>
-        <w:tblW w:w="0" w:type="auto"/>
-        <w:tblLook w:val="04A0" w:firstRow="1" w:lastRow="0" w:firstColumn="1" w:lastColumn="0" w:noHBand="0" w:noVBand="1"/>
-      </w:tblPr>
-      <w:tblGrid>
-        <w:gridCol w:w="4508"/>
-        <w:gridCol w:w="4508"/>
-      </w:tblGrid>
-      <w:tr>
-        <w:tc>
-          <w:tcPr>
-            <w:tcW w:w="4508" w:type="dxa"/>
-            <w:vAlign w:val="center"/>
-          </w:tcPr>
-          <w:p>
-            <w:pPr>
-              <w:jc w:val="both"/>
-              <w:rPr>
-                <w:rFonts w:ascii="Times New Roman" w:eastAsiaTheme="minorEastAsia"/>
-                <w:sz w:val="24"/>
-              </w:rPr>
-            </w:pPr>
-            <w:r>
-              <w:rPr>
-                <w:rFonts w:ascii="Times New Roman" w:eastAsiaTheme="minorEastAsia" w:hint="eastAsia"/>
-                <w:sz w:val="24"/>
-              </w:rPr>
-              <w:t>학번</w:t>
-            </w:r>
-            <w:r>
-              <w:rPr>
-                <w:rFonts w:ascii="Times New Roman" w:eastAsiaTheme="minorEastAsia" w:hint="eastAsia"/>
-                <w:sz w:val="24"/>
-              </w:rPr>
-              <w:t xml:space="preserve"> </w:t>
-            </w:r>
-            <w:r>
-              <w:rPr>
-                <w:rFonts w:ascii="Times New Roman" w:eastAsiaTheme="minorEastAsia" w:hint="eastAsia"/>
-                <w:sz w:val="24"/>
-              </w:rPr>
-              <w:t>기반</w:t>
-            </w:r>
-            <w:r>
-              <w:rPr>
-                <w:rFonts w:ascii="Times New Roman" w:eastAsiaTheme="minorEastAsia" w:hint="eastAsia"/>
-                <w:sz w:val="24"/>
-              </w:rPr>
-              <w:t xml:space="preserve"> </w:t>
-            </w:r>
-            <w:r>
-              <w:rPr>
-                <w:rFonts w:ascii="Times New Roman" w:eastAsiaTheme="minorEastAsia" w:hint="eastAsia"/>
-                <w:sz w:val="24"/>
-              </w:rPr>
-              <w:t>인증</w:t>
-            </w:r>
-          </w:p>
-        </w:tc>
-        <w:tc>
-          <w:tcPr>
-            <w:tcW w:w="4508" w:type="dxa"/>
-          </w:tcPr>
-          <w:p>
-            <w:pPr>
-              <w:rPr>
-                <w:rFonts w:ascii="Times New Roman" w:eastAsiaTheme="minorEastAsia"/>
-                <w:sz w:val="24"/>
-              </w:rPr>
-            </w:pPr>
-            <w:r>
-              <w:rPr>
-                <w:rFonts w:ascii="Times New Roman" w:eastAsiaTheme="minorEastAsia" w:hint="eastAsia"/>
-                <w:sz w:val="24"/>
-              </w:rPr>
-              <w:t>사용자가</w:t>
-            </w:r>
-            <w:r>
-              <w:rPr>
-                <w:rFonts w:ascii="Times New Roman" w:eastAsiaTheme="minorEastAsia" w:hint="eastAsia"/>
-                <w:sz w:val="24"/>
-              </w:rPr>
-              <w:t xml:space="preserve"> </w:t>
-            </w:r>
-            <w:r>
-              <w:rPr>
-                <w:rFonts w:ascii="Times New Roman" w:eastAsiaTheme="minorEastAsia" w:hint="eastAsia"/>
-                <w:sz w:val="24"/>
-              </w:rPr>
-              <w:t>별도의</w:t>
-            </w:r>
-            <w:r>
-              <w:rPr>
-                <w:rFonts w:ascii="Times New Roman" w:eastAsiaTheme="minorEastAsia" w:hint="eastAsia"/>
-                <w:sz w:val="24"/>
-              </w:rPr>
-              <w:t xml:space="preserve"> </w:t>
-            </w:r>
-            <w:r>
-              <w:rPr>
-                <w:rFonts w:ascii="Times New Roman" w:eastAsiaTheme="minorEastAsia" w:hint="eastAsia"/>
-                <w:sz w:val="24"/>
-              </w:rPr>
-              <w:t>비밀번호</w:t>
-            </w:r>
-            <w:r>
-              <w:rPr>
-                <w:rFonts w:ascii="Times New Roman" w:eastAsiaTheme="minorEastAsia" w:hint="eastAsia"/>
-                <w:sz w:val="24"/>
-              </w:rPr>
-              <w:t xml:space="preserve"> </w:t>
-            </w:r>
-            <w:r>
-              <w:rPr>
-                <w:rFonts w:ascii="Times New Roman" w:eastAsiaTheme="minorEastAsia" w:hint="eastAsia"/>
-                <w:sz w:val="24"/>
-              </w:rPr>
-              <w:t>없이</w:t>
-            </w:r>
-            <w:r>
-              <w:rPr>
-                <w:rFonts w:ascii="Times New Roman" w:eastAsiaTheme="minorEastAsia" w:hint="eastAsia"/>
-                <w:sz w:val="24"/>
-              </w:rPr>
-              <w:t xml:space="preserve"> </w:t>
-            </w:r>
-            <w:r>
-              <w:rPr>
-                <w:rFonts w:ascii="Times New Roman" w:eastAsiaTheme="minorEastAsia" w:hint="eastAsia"/>
-                <w:sz w:val="24"/>
-              </w:rPr>
-              <w:t>학번만으로</w:t>
-            </w:r>
-            <w:r>
-              <w:rPr>
-                <w:rFonts w:ascii="Times New Roman" w:eastAsiaTheme="minorEastAsia" w:hint="eastAsia"/>
-                <w:sz w:val="24"/>
-              </w:rPr>
-              <w:t xml:space="preserve"> </w:t>
-            </w:r>
-            <w:r>
-              <w:rPr>
-                <w:rFonts w:ascii="Times New Roman" w:eastAsiaTheme="minorEastAsia" w:hint="eastAsia"/>
-                <w:sz w:val="24"/>
-              </w:rPr>
-              <w:t>로그인하는</w:t>
-            </w:r>
-            <w:r>
-              <w:rPr>
-                <w:rFonts w:ascii="Times New Roman" w:eastAsiaTheme="minorEastAsia" w:hint="eastAsia"/>
-                <w:sz w:val="24"/>
-              </w:rPr>
-              <w:t xml:space="preserve"> </w:t>
-            </w:r>
-            <w:r>
-              <w:rPr>
-                <w:rFonts w:ascii="Times New Roman" w:eastAsiaTheme="minorEastAsia" w:hint="eastAsia"/>
-                <w:sz w:val="24"/>
-              </w:rPr>
-              <w:t>인증</w:t>
-            </w:r>
-            <w:r>
-              <w:rPr>
-                <w:rFonts w:ascii="Times New Roman" w:eastAsiaTheme="minorEastAsia" w:hint="eastAsia"/>
-                <w:sz w:val="24"/>
-              </w:rPr>
-              <w:t xml:space="preserve"> </w:t>
-            </w:r>
-            <w:r>
-              <w:rPr>
-                <w:rFonts w:ascii="Times New Roman" w:eastAsiaTheme="minorEastAsia" w:hint="eastAsia"/>
-                <w:sz w:val="24"/>
-              </w:rPr>
-              <w:t>방식</w:t>
-            </w:r>
-          </w:p>
-        </w:tc>
-      </w:tr>
-      <w:tr>
-        <w:tc>
-          <w:tcPr>
-            <w:tcW w:w="4508" w:type="dxa"/>
-            <w:vAlign w:val="center"/>
-          </w:tcPr>
-          <w:p>
-            <w:pPr>
-              <w:jc w:val="both"/>
-              <w:rPr>
-                <w:rFonts w:ascii="Times New Roman" w:eastAsiaTheme="minorEastAsia"/>
-                <w:sz w:val="24"/>
-              </w:rPr>
-            </w:pPr>
-            <w:r>
-              <w:rPr>
-                <w:rFonts w:ascii="Times New Roman" w:eastAsiaTheme="minorEastAsia" w:hint="eastAsia"/>
-                <w:sz w:val="24"/>
-              </w:rPr>
-              <w:t xml:space="preserve">1:1 </w:t>
-            </w:r>
-            <w:r>
-              <w:rPr>
-                <w:rFonts w:ascii="Times New Roman" w:eastAsiaTheme="minorEastAsia" w:hint="eastAsia"/>
-                <w:sz w:val="24"/>
-              </w:rPr>
-              <w:t>채팅</w:t>
-            </w:r>
-          </w:p>
-        </w:tc>
-        <w:tc>
-          <w:tcPr>
-            <w:tcW w:w="4508" w:type="dxa"/>
-          </w:tcPr>
-          <w:p>
-            <w:pPr>
-              <w:rPr>
-                <w:rFonts w:ascii="Times New Roman" w:eastAsiaTheme="minorEastAsia"/>
-                <w:sz w:val="24"/>
-              </w:rPr>
-            </w:pPr>
-            <w:r>
-              <w:rPr>
-                <w:rFonts w:ascii="Times New Roman" w:eastAsiaTheme="minorEastAsia" w:hint="eastAsia"/>
-                <w:sz w:val="24"/>
-              </w:rPr>
-              <w:t>두</w:t>
-            </w:r>
-            <w:r>
-              <w:rPr>
-                <w:rFonts w:ascii="Times New Roman" w:eastAsiaTheme="minorEastAsia" w:hint="eastAsia"/>
-                <w:sz w:val="24"/>
-              </w:rPr>
-              <w:t xml:space="preserve"> </w:t>
-            </w:r>
-            <w:r>
-              <w:rPr>
-                <w:rFonts w:ascii="Times New Roman" w:eastAsiaTheme="minorEastAsia" w:hint="eastAsia"/>
-                <w:sz w:val="24"/>
-              </w:rPr>
-              <w:t>사용자</w:t>
-            </w:r>
-            <w:r>
-              <w:rPr>
-                <w:rFonts w:ascii="Times New Roman" w:eastAsiaTheme="minorEastAsia" w:hint="eastAsia"/>
-                <w:sz w:val="24"/>
-              </w:rPr>
-              <w:t xml:space="preserve"> </w:t>
-            </w:r>
-            <w:r>
-              <w:rPr>
-                <w:rFonts w:ascii="Times New Roman" w:eastAsiaTheme="minorEastAsia" w:hint="eastAsia"/>
-                <w:sz w:val="24"/>
-              </w:rPr>
-              <w:t>간의</w:t>
-            </w:r>
-            <w:r>
-              <w:rPr>
-                <w:rFonts w:ascii="Times New Roman" w:eastAsiaTheme="minorEastAsia" w:hint="eastAsia"/>
-                <w:sz w:val="24"/>
-              </w:rPr>
-              <w:t xml:space="preserve"> </w:t>
-            </w:r>
-            <w:r>
-              <w:rPr>
-                <w:rFonts w:ascii="Times New Roman" w:eastAsiaTheme="minorEastAsia" w:hint="eastAsia"/>
-                <w:sz w:val="24"/>
-              </w:rPr>
-              <w:t>실시간</w:t>
-            </w:r>
-            <w:r>
-              <w:rPr>
-                <w:rFonts w:ascii="Times New Roman" w:eastAsiaTheme="minorEastAsia" w:hint="eastAsia"/>
-                <w:sz w:val="24"/>
-              </w:rPr>
-              <w:t xml:space="preserve"> </w:t>
-            </w:r>
-            <w:r>
-              <w:rPr>
-                <w:rFonts w:ascii="Times New Roman" w:eastAsiaTheme="minorEastAsia" w:hint="eastAsia"/>
-                <w:sz w:val="24"/>
-              </w:rPr>
-              <w:t>개인</w:t>
-            </w:r>
-            <w:r>
-              <w:rPr>
-                <w:rFonts w:ascii="Times New Roman" w:eastAsiaTheme="minorEastAsia" w:hint="eastAsia"/>
-                <w:sz w:val="24"/>
-              </w:rPr>
-              <w:t xml:space="preserve"> </w:t>
-            </w:r>
-            <w:r>
-              <w:rPr>
-                <w:rFonts w:ascii="Times New Roman" w:eastAsiaTheme="minorEastAsia" w:hint="eastAsia"/>
-                <w:sz w:val="24"/>
-              </w:rPr>
-              <w:t>대화</w:t>
-            </w:r>
-          </w:p>
-        </w:tc>
-      </w:tr>
-      <w:tr>
-        <w:tc>
-          <w:tcPr>
-            <w:tcW w:w="4508" w:type="dxa"/>
-            <w:vAlign w:val="center"/>
-          </w:tcPr>
-          <w:p>
-            <w:pPr>
-              <w:jc w:val="both"/>
-              <w:rPr>
-                <w:rFonts w:ascii="Times New Roman" w:eastAsiaTheme="minorEastAsia"/>
-                <w:sz w:val="24"/>
-              </w:rPr>
-            </w:pPr>
-            <w:r>
-              <w:rPr>
-                <w:rFonts w:ascii="Times New Roman" w:eastAsiaTheme="minorEastAsia" w:hint="eastAsia"/>
-                <w:sz w:val="24"/>
-              </w:rPr>
-              <w:t>그룹</w:t>
-            </w:r>
-            <w:r>
-              <w:rPr>
-                <w:rFonts w:ascii="Times New Roman" w:eastAsiaTheme="minorEastAsia" w:hint="eastAsia"/>
-                <w:sz w:val="24"/>
-              </w:rPr>
-              <w:t xml:space="preserve"> </w:t>
-            </w:r>
-            <w:r>
-              <w:rPr>
-                <w:rFonts w:ascii="Times New Roman" w:eastAsiaTheme="minorEastAsia" w:hint="eastAsia"/>
-                <w:sz w:val="24"/>
-              </w:rPr>
-              <w:t>채팅</w:t>
-            </w:r>
-          </w:p>
-        </w:tc>
-        <w:tc>
-          <w:tcPr>
-            <w:tcW w:w="4508" w:type="dxa"/>
-          </w:tcPr>
-          <w:p>
-            <w:pPr>
-              <w:rPr>
-                <w:rFonts w:ascii="Times New Roman" w:eastAsiaTheme="minorEastAsia"/>
-                <w:sz w:val="24"/>
-              </w:rPr>
-            </w:pPr>
-            <w:r>
-              <w:rPr>
-                <w:rFonts w:ascii="Times New Roman" w:eastAsiaTheme="minorEastAsia" w:hint="eastAsia"/>
-                <w:sz w:val="24"/>
-              </w:rPr>
-              <w:t>다수의</w:t>
-            </w:r>
-            <w:r>
-              <w:rPr>
-                <w:rFonts w:ascii="Times New Roman" w:eastAsiaTheme="minorEastAsia" w:hint="eastAsia"/>
-                <w:sz w:val="24"/>
-              </w:rPr>
-              <w:t xml:space="preserve"> </w:t>
-            </w:r>
-            <w:r>
-              <w:rPr>
-                <w:rFonts w:ascii="Times New Roman" w:eastAsiaTheme="minorEastAsia" w:hint="eastAsia"/>
-                <w:sz w:val="24"/>
-              </w:rPr>
-              <w:t>사용자가</w:t>
-            </w:r>
-            <w:r>
-              <w:rPr>
-                <w:rFonts w:ascii="Times New Roman" w:eastAsiaTheme="minorEastAsia" w:hint="eastAsia"/>
-                <w:sz w:val="24"/>
-              </w:rPr>
-              <w:t xml:space="preserve"> </w:t>
-            </w:r>
-            <w:r>
-              <w:rPr>
-                <w:rFonts w:ascii="Times New Roman" w:eastAsiaTheme="minorEastAsia" w:hint="eastAsia"/>
-                <w:sz w:val="24"/>
-              </w:rPr>
-              <w:t>참여하는</w:t>
-            </w:r>
-            <w:r>
-              <w:rPr>
-                <w:rFonts w:ascii="Times New Roman" w:eastAsiaTheme="minorEastAsia" w:hint="eastAsia"/>
-                <w:sz w:val="24"/>
-              </w:rPr>
-              <w:t xml:space="preserve"> </w:t>
-            </w:r>
-            <w:proofErr w:type="spellStart"/>
-            <w:r>
-              <w:rPr>
-                <w:rFonts w:ascii="Times New Roman" w:eastAsiaTheme="minorEastAsia" w:hint="eastAsia"/>
-                <w:sz w:val="24"/>
-              </w:rPr>
-              <w:t>채팅방</w:t>
-            </w:r>
-            <w:proofErr w:type="spellEnd"/>
-          </w:p>
-        </w:tc>
-      </w:tr>
-      <w:tr>
-        <w:tc>
-          <w:tcPr>
-            <w:tcW w:w="4508" w:type="dxa"/>
-            <w:vAlign w:val="center"/>
-          </w:tcPr>
-          <w:p>
-            <w:pPr>
-              <w:jc w:val="both"/>
-              <w:rPr>
-                <w:rFonts w:ascii="Times New Roman" w:eastAsiaTheme="minorEastAsia"/>
-                <w:sz w:val="24"/>
-              </w:rPr>
-            </w:pPr>
-            <w:r>
-              <w:rPr>
-                <w:rFonts w:ascii="Times New Roman" w:eastAsiaTheme="minorEastAsia" w:hint="eastAsia"/>
-                <w:sz w:val="24"/>
-              </w:rPr>
-              <w:t>임시</w:t>
-            </w:r>
-            <w:r>
-              <w:rPr>
-                <w:rFonts w:ascii="Times New Roman" w:eastAsiaTheme="minorEastAsia" w:hint="eastAsia"/>
-                <w:sz w:val="24"/>
-              </w:rPr>
-              <w:t xml:space="preserve"> </w:t>
-            </w:r>
-            <w:r>
-              <w:rPr>
-                <w:rFonts w:ascii="Times New Roman" w:eastAsiaTheme="minorEastAsia" w:hint="eastAsia"/>
-                <w:sz w:val="24"/>
-              </w:rPr>
-              <w:t>채팅</w:t>
-            </w:r>
-          </w:p>
-        </w:tc>
-        <w:tc>
-          <w:tcPr>
-            <w:tcW w:w="4508" w:type="dxa"/>
-          </w:tcPr>
-          <w:p>
-            <w:pPr>
-              <w:rPr>
-                <w:rFonts w:ascii="Times New Roman" w:eastAsiaTheme="minorEastAsia"/>
-                <w:sz w:val="24"/>
-              </w:rPr>
-            </w:pPr>
-            <w:r>
-              <w:rPr>
-                <w:rFonts w:ascii="Times New Roman" w:eastAsiaTheme="minorEastAsia" w:hint="eastAsia"/>
-                <w:sz w:val="24"/>
-              </w:rPr>
-              <w:t>대화</w:t>
-            </w:r>
-            <w:r>
-              <w:rPr>
-                <w:rFonts w:ascii="Times New Roman" w:eastAsiaTheme="minorEastAsia" w:hint="eastAsia"/>
-                <w:sz w:val="24"/>
-              </w:rPr>
-              <w:t xml:space="preserve"> </w:t>
-            </w:r>
-            <w:r>
-              <w:rPr>
-                <w:rFonts w:ascii="Times New Roman" w:eastAsiaTheme="minorEastAsia" w:hint="eastAsia"/>
-                <w:sz w:val="24"/>
-              </w:rPr>
-              <w:t>상대가</w:t>
-            </w:r>
-            <w:r>
-              <w:rPr>
-                <w:rFonts w:ascii="Times New Roman" w:eastAsiaTheme="minorEastAsia" w:hint="eastAsia"/>
-                <w:sz w:val="24"/>
-              </w:rPr>
-              <w:t xml:space="preserve"> </w:t>
-            </w:r>
-            <w:r>
-              <w:rPr>
-                <w:rFonts w:ascii="Times New Roman" w:eastAsiaTheme="minorEastAsia" w:hint="eastAsia"/>
-                <w:sz w:val="24"/>
-              </w:rPr>
-              <w:t>나가면</w:t>
-            </w:r>
-            <w:r>
-              <w:rPr>
-                <w:rFonts w:ascii="Times New Roman" w:eastAsiaTheme="minorEastAsia" w:hint="eastAsia"/>
-                <w:sz w:val="24"/>
-              </w:rPr>
-              <w:t xml:space="preserve"> </w:t>
-            </w:r>
-            <w:proofErr w:type="spellStart"/>
-            <w:r>
-              <w:rPr>
-                <w:rFonts w:ascii="Times New Roman" w:eastAsiaTheme="minorEastAsia" w:hint="eastAsia"/>
-                <w:sz w:val="24"/>
-              </w:rPr>
-              <w:t>채팅방</w:t>
-            </w:r>
-            <w:proofErr w:type="spellEnd"/>
-            <w:r>
-              <w:rPr>
-                <w:rFonts w:ascii="Times New Roman" w:eastAsiaTheme="minorEastAsia" w:hint="eastAsia"/>
-                <w:sz w:val="24"/>
-              </w:rPr>
-              <w:t xml:space="preserve"> </w:t>
-            </w:r>
-            <w:r>
-              <w:rPr>
-                <w:rFonts w:ascii="Times New Roman" w:eastAsiaTheme="minorEastAsia" w:hint="eastAsia"/>
-                <w:sz w:val="24"/>
-              </w:rPr>
-              <w:t>및</w:t>
-            </w:r>
-            <w:r>
-              <w:rPr>
-                <w:rFonts w:ascii="Times New Roman" w:eastAsiaTheme="minorEastAsia" w:hint="eastAsia"/>
-                <w:sz w:val="24"/>
-              </w:rPr>
-              <w:t xml:space="preserve"> </w:t>
-            </w:r>
-            <w:r>
-              <w:rPr>
-                <w:rFonts w:ascii="Times New Roman" w:eastAsiaTheme="minorEastAsia" w:hint="eastAsia"/>
-                <w:sz w:val="24"/>
-              </w:rPr>
-              <w:t>대화</w:t>
-            </w:r>
-            <w:r>
-              <w:rPr>
-                <w:rFonts w:ascii="Times New Roman" w:eastAsiaTheme="minorEastAsia" w:hint="eastAsia"/>
-                <w:sz w:val="24"/>
-              </w:rPr>
-              <w:t xml:space="preserve"> </w:t>
-            </w:r>
-            <w:r>
-              <w:rPr>
-                <w:rFonts w:ascii="Times New Roman" w:eastAsiaTheme="minorEastAsia" w:hint="eastAsia"/>
-                <w:sz w:val="24"/>
-              </w:rPr>
-              <w:t>내용이</w:t>
-            </w:r>
-            <w:r>
-              <w:rPr>
-                <w:rFonts w:ascii="Times New Roman" w:eastAsiaTheme="minorEastAsia" w:hint="eastAsia"/>
-                <w:sz w:val="24"/>
-              </w:rPr>
-              <w:t xml:space="preserve"> </w:t>
-            </w:r>
-            <w:r>
-              <w:rPr>
-                <w:rFonts w:ascii="Times New Roman" w:eastAsiaTheme="minorEastAsia" w:hint="eastAsia"/>
-                <w:sz w:val="24"/>
-              </w:rPr>
-              <w:t>즉시</w:t>
-            </w:r>
-            <w:r>
-              <w:rPr>
-                <w:rFonts w:ascii="Times New Roman" w:eastAsiaTheme="minorEastAsia" w:hint="eastAsia"/>
-                <w:sz w:val="24"/>
-              </w:rPr>
-              <w:t xml:space="preserve"> </w:t>
-            </w:r>
-            <w:r>
-              <w:rPr>
-                <w:rFonts w:ascii="Times New Roman" w:eastAsiaTheme="minorEastAsia" w:hint="eastAsia"/>
-                <w:sz w:val="24"/>
-              </w:rPr>
-              <w:t>삭제되는</w:t>
-            </w:r>
-            <w:r>
-              <w:rPr>
-                <w:rFonts w:ascii="Times New Roman" w:eastAsiaTheme="minorEastAsia" w:hint="eastAsia"/>
-                <w:sz w:val="24"/>
-              </w:rPr>
-              <w:t xml:space="preserve"> </w:t>
-            </w:r>
-            <w:r>
-              <w:rPr>
-                <w:rFonts w:ascii="Times New Roman" w:eastAsiaTheme="minorEastAsia" w:hint="eastAsia"/>
-                <w:sz w:val="24"/>
-              </w:rPr>
-              <w:t>채팅</w:t>
-            </w:r>
-            <w:r>
-              <w:rPr>
-                <w:rFonts w:ascii="Times New Roman" w:eastAsiaTheme="minorEastAsia" w:hint="eastAsia"/>
-                <w:sz w:val="24"/>
-              </w:rPr>
-              <w:t xml:space="preserve"> </w:t>
-            </w:r>
-            <w:r>
-              <w:rPr>
-                <w:rFonts w:ascii="Times New Roman" w:eastAsiaTheme="minorEastAsia" w:hint="eastAsia"/>
-                <w:sz w:val="24"/>
-              </w:rPr>
-              <w:t>방식</w:t>
-            </w:r>
-          </w:p>
-        </w:tc>
-      </w:tr>
-      <w:tr>
-        <w:tc>
-          <w:tcPr>
-            <w:tcW w:w="4508" w:type="dxa"/>
-            <w:vAlign w:val="center"/>
-          </w:tcPr>
-          <w:p>
-            <w:pPr>
-              <w:jc w:val="both"/>
-              <w:rPr>
-                <w:rFonts w:ascii="Times New Roman" w:eastAsiaTheme="minorEastAsia"/>
-                <w:sz w:val="24"/>
-              </w:rPr>
-            </w:pPr>
-            <w:r>
-              <w:rPr>
-                <w:rFonts w:ascii="Times New Roman" w:eastAsiaTheme="minorEastAsia" w:hint="eastAsia"/>
-                <w:sz w:val="24"/>
-              </w:rPr>
-              <w:t>세션</w:t>
-            </w:r>
-          </w:p>
-        </w:tc>
-        <w:tc>
-          <w:tcPr>
-            <w:tcW w:w="4508" w:type="dxa"/>
-          </w:tcPr>
-          <w:p>
-            <w:pPr>
-              <w:rPr>
-                <w:rFonts w:ascii="Times New Roman" w:eastAsiaTheme="minorEastAsia"/>
-                <w:sz w:val="24"/>
-              </w:rPr>
-            </w:pPr>
-            <w:r>
-              <w:rPr>
-                <w:rFonts w:ascii="Times New Roman" w:eastAsiaTheme="minorEastAsia" w:hint="eastAsia"/>
-                <w:sz w:val="24"/>
-              </w:rPr>
-              <w:t>사용자가</w:t>
-            </w:r>
-            <w:r>
-              <w:rPr>
-                <w:rFonts w:ascii="Times New Roman" w:eastAsiaTheme="minorEastAsia" w:hint="eastAsia"/>
-                <w:sz w:val="24"/>
-              </w:rPr>
-              <w:t xml:space="preserve"> </w:t>
-            </w:r>
-            <w:r>
-              <w:rPr>
-                <w:rFonts w:ascii="Times New Roman" w:eastAsiaTheme="minorEastAsia" w:hint="eastAsia"/>
-                <w:sz w:val="24"/>
-              </w:rPr>
-              <w:t>시스템에</w:t>
-            </w:r>
-            <w:r>
-              <w:rPr>
-                <w:rFonts w:ascii="Times New Roman" w:eastAsiaTheme="minorEastAsia" w:hint="eastAsia"/>
-                <w:sz w:val="24"/>
-              </w:rPr>
-              <w:t xml:space="preserve"> </w:t>
-            </w:r>
-            <w:r>
-              <w:rPr>
-                <w:rFonts w:ascii="Times New Roman" w:eastAsiaTheme="minorEastAsia" w:hint="eastAsia"/>
-                <w:sz w:val="24"/>
-              </w:rPr>
-              <w:t>접속하여</w:t>
-            </w:r>
-            <w:r>
-              <w:rPr>
-                <w:rFonts w:ascii="Times New Roman" w:eastAsiaTheme="minorEastAsia" w:hint="eastAsia"/>
-                <w:sz w:val="24"/>
-              </w:rPr>
-              <w:t xml:space="preserve"> </w:t>
-            </w:r>
-            <w:r>
-              <w:rPr>
-                <w:rFonts w:ascii="Times New Roman" w:eastAsiaTheme="minorEastAsia" w:hint="eastAsia"/>
-                <w:sz w:val="24"/>
-              </w:rPr>
-              <w:t>활동하는</w:t>
-            </w:r>
-            <w:r>
-              <w:rPr>
-                <w:rFonts w:ascii="Times New Roman" w:eastAsiaTheme="minorEastAsia" w:hint="eastAsia"/>
-                <w:sz w:val="24"/>
-              </w:rPr>
-              <w:t xml:space="preserve"> </w:t>
-            </w:r>
-            <w:r>
-              <w:rPr>
-                <w:rFonts w:ascii="Times New Roman" w:eastAsiaTheme="minorEastAsia" w:hint="eastAsia"/>
-                <w:sz w:val="24"/>
-              </w:rPr>
-              <w:t>동안</w:t>
-            </w:r>
-            <w:r>
-              <w:rPr>
-                <w:rFonts w:ascii="Times New Roman" w:eastAsiaTheme="minorEastAsia" w:hint="eastAsia"/>
-                <w:sz w:val="24"/>
-              </w:rPr>
-              <w:t xml:space="preserve"> </w:t>
-            </w:r>
-            <w:r>
-              <w:rPr>
-                <w:rFonts w:ascii="Times New Roman" w:eastAsiaTheme="minorEastAsia" w:hint="eastAsia"/>
-                <w:sz w:val="24"/>
-              </w:rPr>
-              <w:t>유지되는</w:t>
-            </w:r>
-            <w:r>
-              <w:rPr>
-                <w:rFonts w:ascii="Times New Roman" w:eastAsiaTheme="minorEastAsia" w:hint="eastAsia"/>
-                <w:sz w:val="24"/>
-              </w:rPr>
-              <w:t xml:space="preserve"> </w:t>
-            </w:r>
-            <w:r>
-              <w:rPr>
-                <w:rFonts w:ascii="Times New Roman" w:eastAsiaTheme="minorEastAsia" w:hint="eastAsia"/>
-                <w:sz w:val="24"/>
-              </w:rPr>
-              <w:t>연결</w:t>
-            </w:r>
-            <w:r>
-              <w:rPr>
-                <w:rFonts w:ascii="Times New Roman" w:eastAsiaTheme="minorEastAsia" w:hint="eastAsia"/>
-                <w:sz w:val="24"/>
-              </w:rPr>
-              <w:t xml:space="preserve"> </w:t>
-            </w:r>
-            <w:r>
-              <w:rPr>
-                <w:rFonts w:ascii="Times New Roman" w:eastAsiaTheme="minorEastAsia" w:hint="eastAsia"/>
-                <w:sz w:val="24"/>
-              </w:rPr>
-              <w:t>상태</w:t>
-            </w:r>
-          </w:p>
-        </w:tc>
-      </w:tr>
-    </w:tbl>
-    <w:p>
-      <w:pPr>
-        <w:rPr>
-          <w:rFonts w:ascii="Times New Roman" w:eastAsiaTheme="minorEastAsia"/>
-          <w:sz w:val="24"/>
-        </w:rPr>
-      </w:pPr>
+      <w:proofErr w:type="spellStart"/>
+      <w:r>
+        <w:rPr>
+          <w:rFonts w:hint="eastAsia"/>
+        </w:rPr>
+        <w:t>플래시톡</w:t>
+      </w:r>
+      <w:proofErr w:type="spellEnd"/>
+      <w:r>
+        <w:rPr>
+          <w:rFonts w:hint="eastAsia"/>
+        </w:rPr>
+        <w:t xml:space="preserve"> 시스템은 웹 </w:t>
+      </w:r>
+      <w:r>
+        <w:rPr>
+          <w:rFonts w:hint="eastAsia"/>
+        </w:rPr>
+        <w:t xml:space="preserve">기반 </w:t>
+      </w:r>
+      <w:r>
+        <w:rPr>
+          <w:rFonts w:hint="eastAsia"/>
+        </w:rPr>
+        <w:t xml:space="preserve">채팅 플랫폼으로 </w:t>
+      </w:r>
+      <w:r>
+        <w:rPr>
+          <w:rFonts w:hint="eastAsia"/>
+        </w:rPr>
+        <w:t>주요 기능 흐름</w:t>
+      </w:r>
+      <w:r>
+        <w:rPr>
+          <w:rFonts w:hint="eastAsia"/>
+        </w:rPr>
+        <w:t xml:space="preserve">은 다음과 같다. </w:t>
+      </w:r>
     </w:p>
     <w:p>
       <w:pPr>
         <w:rPr>
-          <w:rFonts w:ascii="Times New Roman" w:eastAsiaTheme="minorEastAsia"/>
-          <w:sz w:val="24"/>
-        </w:rPr>
-      </w:pPr>
-      <w:r>
-        <w:rPr>
-          <w:rFonts w:ascii="Times New Roman" w:eastAsia="Times New Roman"/>
-          <w:sz w:val="24"/>
-        </w:rPr>
-        <w:br w:type="page"/>
-      </w:r>
-    </w:p>
-    <w:p>
-      <w:pPr>
-        <w:spacing w:before="379"/>
-        <w:ind w:right="154"/>
-        <w:jc w:val="center"/>
-        <w:outlineLvl w:val="0"/>
-        <w:rPr>
-          <w:b/>
-          <w:bCs/>
-          <w:sz w:val="40"/>
-          <w:szCs w:val="40"/>
-        </w:rPr>
-      </w:pPr>
-      <w:bookmarkStart w:id="8" w:name="_Toc194340254"/>
-      <w:bookmarkStart w:id="9" w:name="_Toc194933086"/>
-      <w:r>
-        <w:rPr>
-          <w:rFonts w:hint="eastAsia"/>
-          <w:b/>
-          <w:bCs/>
-          <w:sz w:val="40"/>
-          <w:szCs w:val="40"/>
-        </w:rPr>
-        <w:lastRenderedPageBreak/>
-        <w:t>2.프로젝트 개요</w:t>
-      </w:r>
-      <w:bookmarkEnd w:id="8"/>
-      <w:bookmarkEnd w:id="9"/>
-    </w:p>
-    <w:p>
-      <w:pPr>
-        <w:rPr>
-          <w:szCs w:val="18"/>
-        </w:rPr>
-      </w:pPr>
-      <w:r>
-        <w:rPr>
-          <w:szCs w:val="18"/>
-        </w:rPr>
-        <w:t xml:space="preserve">이 프로젝트는 </w:t>
-      </w:r>
-      <w:r>
-        <w:rPr>
-          <w:rFonts w:hint="eastAsia"/>
-          <w:szCs w:val="18"/>
-        </w:rPr>
-        <w:t xml:space="preserve">학교 구성원을 대상으로 </w:t>
-      </w:r>
-      <w:r>
-        <w:rPr>
-          <w:rFonts w:hint="eastAsia"/>
-          <w:szCs w:val="18"/>
-        </w:rPr>
-        <w:t xml:space="preserve">학번에 기반한 간편 인증 방식을 </w:t>
-      </w:r>
-      <w:r>
-        <w:rPr>
-          <w:rFonts w:hint="eastAsia"/>
-          <w:szCs w:val="18"/>
-        </w:rPr>
-        <w:t>도입해</w:t>
-      </w:r>
-      <w:r>
-        <w:rPr>
-          <w:rFonts w:hint="eastAsia"/>
-          <w:szCs w:val="18"/>
-        </w:rPr>
-        <w:t xml:space="preserve"> 별도의 인증 절차 없이 로그인하</w:t>
-      </w:r>
-      <w:r>
-        <w:rPr>
-          <w:rFonts w:hint="eastAsia"/>
-          <w:szCs w:val="18"/>
-        </w:rPr>
-        <w:t>고</w:t>
-      </w:r>
-      <w:r>
-        <w:rPr>
-          <w:rFonts w:hint="eastAsia"/>
-          <w:szCs w:val="18"/>
-        </w:rPr>
-        <w:t xml:space="preserve"> 사용자 간 즉각적인 의사소통을 가능하게 해, 기존 채팅 시스템의 인증 방식 및 강의 중과 같이 빠른 사용이 필요한 환경에서 접근성이 떨어지는 문제를 해결하고, 제한된 시간 내 빠른 정보 교환이 필요한 상황에서 효율적으로 사용할 수 있도록 설계해 동시에 캠퍼스 전반에서도 지속적으로 활용 가능한 구조를 가지는 것을 목표로 한다. </w:t>
-      </w:r>
-    </w:p>
-    <w:p>
-      <w:pPr>
-        <w:rPr>
+          <w:rFonts w:hint="eastAsia"/>
           <w:szCs w:val="18"/>
         </w:rPr>
       </w:pPr>
@@ -5861,7 +5979,7 @@
           <w:sz w:val="26"/>
           <w:szCs w:val="26"/>
         </w:rPr>
-        <w:t>간편</w:t>
+        <w:t>학번</w:t>
       </w:r>
       <w:r>
         <w:rPr>
@@ -5881,7 +5999,7 @@
           <w:sz w:val="26"/>
           <w:szCs w:val="26"/>
         </w:rPr>
-        <w:t>인증</w:t>
+        <w:t>가입</w:t>
       </w:r>
       <w:r>
         <w:rPr>
@@ -5984,7 +6102,23 @@
           <w:sz w:val="20"/>
           <w:szCs w:val="20"/>
         </w:rPr>
-        <w:t>인증으로</w:t>
+        <w:t>가입</w:t>
+      </w:r>
+      <w:r>
+        <w:rPr>
+          <w:rFonts w:ascii="Times New Roman" w:eastAsiaTheme="minorEastAsia" w:hint="eastAsia"/>
+          <w:sz w:val="20"/>
+          <w:szCs w:val="20"/>
+        </w:rPr>
+        <w:t xml:space="preserve"> </w:t>
+      </w:r>
+      <w:r>
+        <w:rPr>
+          <w:rFonts w:ascii="Times New Roman" w:eastAsiaTheme="minorEastAsia" w:hint="eastAsia"/>
+          <w:sz w:val="20"/>
+          <w:szCs w:val="20"/>
+        </w:rPr>
+        <w:t>및</w:t>
       </w:r>
       <w:r>
         <w:rPr>
@@ -6473,15 +6607,7 @@
           <w:sz w:val="20"/>
           <w:szCs w:val="20"/>
         </w:rPr>
-        <w:t xml:space="preserve">, </w:t>
-      </w:r>
-      <w:r>
-        <w:rPr>
-          <w:rFonts w:ascii="Times New Roman" w:eastAsiaTheme="minorEastAsia" w:hint="eastAsia"/>
-          <w:sz w:val="20"/>
-          <w:szCs w:val="20"/>
-        </w:rPr>
-        <w:t>현재</w:t>
+        <w:t>,</w:t>
       </w:r>
       <w:r>
         <w:rPr>
@@ -6497,7 +6623,7 @@
           <w:sz w:val="20"/>
           <w:szCs w:val="20"/>
         </w:rPr>
-        <w:t>접속</w:t>
+        <w:t>학번</w:t>
       </w:r>
       <w:r>
         <w:rPr>
@@ -6513,7 +6639,7 @@
           <w:sz w:val="20"/>
           <w:szCs w:val="20"/>
         </w:rPr>
-        <w:t>중인</w:t>
+        <w:t>및</w:t>
       </w:r>
       <w:r>
         <w:rPr>
@@ -6529,7 +6655,7 @@
           <w:sz w:val="20"/>
           <w:szCs w:val="20"/>
         </w:rPr>
-        <w:t>사용자</w:t>
+        <w:t>이름을</w:t>
       </w:r>
       <w:r>
         <w:rPr>
@@ -6545,103 +6671,7 @@
           <w:sz w:val="20"/>
           <w:szCs w:val="20"/>
         </w:rPr>
-        <w:t>목록을</w:t>
-      </w:r>
-      <w:r>
-        <w:rPr>
-          <w:rFonts w:ascii="Times New Roman" w:eastAsiaTheme="minorEastAsia" w:hint="eastAsia"/>
-          <w:sz w:val="20"/>
-          <w:szCs w:val="20"/>
-        </w:rPr>
-        <w:t xml:space="preserve"> </w:t>
-      </w:r>
-      <w:r>
-        <w:rPr>
-          <w:rFonts w:ascii="Times New Roman" w:eastAsiaTheme="minorEastAsia" w:hint="eastAsia"/>
-          <w:sz w:val="20"/>
-          <w:szCs w:val="20"/>
-        </w:rPr>
-        <w:t>확인할</w:t>
-      </w:r>
-      <w:r>
-        <w:rPr>
-          <w:rFonts w:ascii="Times New Roman" w:eastAsiaTheme="minorEastAsia" w:hint="eastAsia"/>
-          <w:sz w:val="20"/>
-          <w:szCs w:val="20"/>
-        </w:rPr>
-        <w:t xml:space="preserve"> </w:t>
-      </w:r>
-      <w:r>
-        <w:rPr>
-          <w:rFonts w:ascii="Times New Roman" w:eastAsiaTheme="minorEastAsia" w:hint="eastAsia"/>
-          <w:sz w:val="20"/>
-          <w:szCs w:val="20"/>
-        </w:rPr>
-        <w:t>수</w:t>
-      </w:r>
-      <w:r>
-        <w:rPr>
-          <w:rFonts w:ascii="Times New Roman" w:eastAsiaTheme="minorEastAsia" w:hint="eastAsia"/>
-          <w:sz w:val="20"/>
-          <w:szCs w:val="20"/>
-        </w:rPr>
-        <w:t xml:space="preserve"> </w:t>
-      </w:r>
-      <w:r>
-        <w:rPr>
-          <w:rFonts w:ascii="Times New Roman" w:eastAsiaTheme="minorEastAsia" w:hint="eastAsia"/>
-          <w:sz w:val="20"/>
-          <w:szCs w:val="20"/>
-        </w:rPr>
-        <w:t>있고</w:t>
-      </w:r>
-      <w:r>
-        <w:rPr>
-          <w:rFonts w:ascii="Times New Roman" w:eastAsiaTheme="minorEastAsia" w:hint="eastAsia"/>
-          <w:sz w:val="20"/>
-          <w:szCs w:val="20"/>
-        </w:rPr>
-        <w:t xml:space="preserve"> </w:t>
-      </w:r>
-      <w:r>
-        <w:rPr>
-          <w:rFonts w:ascii="Times New Roman" w:eastAsiaTheme="minorEastAsia" w:hint="eastAsia"/>
-          <w:sz w:val="20"/>
-          <w:szCs w:val="20"/>
-        </w:rPr>
-        <w:t>특정</w:t>
-      </w:r>
-      <w:r>
-        <w:rPr>
-          <w:rFonts w:ascii="Times New Roman" w:eastAsiaTheme="minorEastAsia" w:hint="eastAsia"/>
-          <w:sz w:val="20"/>
-          <w:szCs w:val="20"/>
-        </w:rPr>
-        <w:t xml:space="preserve"> </w:t>
-      </w:r>
-      <w:r>
-        <w:rPr>
-          <w:rFonts w:ascii="Times New Roman" w:eastAsiaTheme="minorEastAsia" w:hint="eastAsia"/>
-          <w:sz w:val="20"/>
-          <w:szCs w:val="20"/>
-        </w:rPr>
-        <w:t>사용자를</w:t>
-      </w:r>
-      <w:r>
-        <w:rPr>
-          <w:rFonts w:ascii="Times New Roman" w:eastAsiaTheme="minorEastAsia" w:hint="eastAsia"/>
-          <w:sz w:val="20"/>
-          <w:szCs w:val="20"/>
-        </w:rPr>
-        <w:t xml:space="preserve"> </w:t>
-      </w:r>
-      <w:r>
-        <w:rPr>
-          <w:rFonts w:ascii="Times New Roman" w:eastAsiaTheme="minorEastAsia" w:hint="eastAsia"/>
-          <w:sz w:val="20"/>
-          <w:szCs w:val="20"/>
-        </w:rPr>
-        <w:t>선택해</w:t>
+        <w:t>검색해</w:t>
       </w:r>
       <w:r>
         <w:rPr>
@@ -7511,7 +7541,7 @@
           <w:numId w:val="30"/>
         </w:numPr>
         <w:rPr>
-          <w:rFonts w:ascii="Times New Roman" w:eastAsiaTheme="minorEastAsia" w:hint="eastAsia"/>
+          <w:rFonts w:ascii="Times New Roman" w:eastAsiaTheme="minorEastAsia"/>
           <w:sz w:val="20"/>
           <w:szCs w:val="20"/>
         </w:rPr>
@@ -7940,7 +7970,7 @@
           <w:numId w:val="31"/>
         </w:numPr>
         <w:rPr>
-          <w:rFonts w:ascii="Times New Roman" w:eastAsiaTheme="minorEastAsia" w:hint="eastAsia"/>
+          <w:rFonts w:ascii="Times New Roman" w:eastAsiaTheme="minorEastAsia"/>
           <w:sz w:val="20"/>
           <w:szCs w:val="20"/>
         </w:rPr>
@@ -8317,121 +8347,26 @@
     <w:p>
       <w:pPr>
         <w:rPr>
-          <w:rFonts w:ascii="Times New Roman" w:eastAsiaTheme="minorEastAsia"/>
+          <w:rFonts w:ascii="Times New Roman" w:eastAsiaTheme="minorEastAsia" w:hint="eastAsia"/>
           <w:sz w:val="24"/>
         </w:rPr>
       </w:pPr>
     </w:p>
     <w:p>
       <w:pPr>
-        <w:rPr>
-          <w:rFonts w:ascii="Times New Roman" w:eastAsiaTheme="minorEastAsia" w:hint="eastAsia"/>
-          <w:sz w:val="24"/>
-        </w:rPr>
-      </w:pPr>
-    </w:p>
-    <w:p>
-      <w:pPr>
         <w:spacing w:before="379"/>
         <w:ind w:right="154"/>
-        <w:jc w:val="center"/>
         <w:outlineLvl w:val="0"/>
         <w:rPr>
           <w:rFonts w:hint="eastAsia"/>
-          <w:b/>
-          <w:bCs/>
-          <w:sz w:val="40"/>
-          <w:szCs w:val="40"/>
-        </w:rPr>
-      </w:pPr>
-      <w:bookmarkStart w:id="10" w:name="_Toc194340255"/>
-      <w:bookmarkStart w:id="11" w:name="_Toc194933087"/>
-      <w:r>
-        <w:rPr>
-          <w:rFonts w:hint="eastAsia"/>
-          <w:b/>
-          <w:bCs/>
-          <w:sz w:val="36"/>
-          <w:szCs w:val="36"/>
-        </w:rPr>
-        <w:lastRenderedPageBreak/>
-        <w:t>3.문제기술</w:t>
-      </w:r>
-      <w:bookmarkEnd w:id="10"/>
-      <w:bookmarkEnd w:id="11"/>
-    </w:p>
-    <w:p>
-      <w:pPr>
-        <w:rPr>
-          <w:b/>
-          <w:bCs/>
-          <w:u w:val="single"/>
-        </w:rPr>
-      </w:pPr>
-      <w:proofErr w:type="spellStart"/>
-      <w:r>
-        <w:rPr>
-          <w:rFonts w:hint="eastAsia"/>
-          <w:b/>
-          <w:bCs/>
-          <w:u w:val="single"/>
-        </w:rPr>
-        <w:t>플래시톡</w:t>
-      </w:r>
-      <w:proofErr w:type="spellEnd"/>
-      <w:r>
-        <w:rPr>
-          <w:rFonts w:hint="eastAsia"/>
-          <w:b/>
-          <w:bCs/>
-          <w:u w:val="single"/>
-        </w:rPr>
-        <w:t xml:space="preserve"> 시스템은 </w:t>
-      </w:r>
-      <w:r>
-        <w:rPr>
-          <w:rFonts w:hint="eastAsia"/>
-          <w:b/>
-          <w:bCs/>
-          <w:u w:val="single"/>
-        </w:rPr>
-        <w:t>웹 채팅 기반 플랫폼으</w:t>
-      </w:r>
-      <w:r>
-        <w:rPr>
-          <w:rFonts w:hint="eastAsia"/>
-          <w:b/>
-          <w:bCs/>
-          <w:u w:val="single"/>
-        </w:rPr>
-        <w:t>로 시스템 개발 방향은 다음과 같다</w:t>
-      </w:r>
-      <w:r>
-        <w:rPr>
-          <w:rFonts w:hint="eastAsia"/>
-          <w:b/>
-          <w:bCs/>
-          <w:u w:val="single"/>
-        </w:rPr>
-        <w:t xml:space="preserve">. </w:t>
-      </w:r>
-    </w:p>
-    <w:p>
-      <w:pPr>
-        <w:ind w:firstLine="720"/>
-      </w:pPr>
-    </w:p>
-    <w:p>
-      <w:pPr>
-        <w:outlineLvl w:val="1"/>
-        <w:rPr>
           <w:b/>
           <w:bCs/>
           <w:sz w:val="32"/>
           <w:szCs w:val="32"/>
-          <w:u w:val="single" w:color="000000"/>
-        </w:rPr>
-      </w:pPr>
+        </w:rPr>
+      </w:pPr>
+      <w:bookmarkStart w:id="6" w:name="_Toc194340255"/>
+      <w:bookmarkStart w:id="7" w:name="_Toc194933087"/>
       <w:r>
         <w:rPr>
           <w:rFonts w:hint="eastAsia"/>
@@ -8439,228 +8374,22 @@
           <w:bCs/>
           <w:sz w:val="32"/>
           <w:szCs w:val="32"/>
-          <w:u w:val="single" w:color="000000"/>
-        </w:rPr>
-        <w:t>관리자 관점</w:t>
-      </w:r>
-    </w:p>
-    <w:p>
-      <w:pPr>
-        <w:rPr>
-          <w:szCs w:val="18"/>
-        </w:rPr>
-      </w:pPr>
-      <w:r>
-        <w:rPr>
-          <w:rFonts w:hint="eastAsia"/>
-          <w:szCs w:val="18"/>
-        </w:rPr>
-        <w:t xml:space="preserve">관리자는 시스템의 전체 운영을 담당하고, 사용자 관리 등을 수행하는 주체이다. </w:t>
-      </w:r>
-    </w:p>
-    <w:p/>
-    <w:p>
-      <w:pPr>
-        <w:rPr>
-          <w:b/>
-          <w:bCs/>
-        </w:rPr>
-      </w:pPr>
-      <w:r>
-        <w:rPr>
-          <w:b/>
-          <w:bCs/>
-        </w:rPr>
-        <w:t>1</w:t>
-      </w:r>
-      <w:r>
-        <w:rPr>
-          <w:rFonts w:hint="eastAsia"/>
-          <w:b/>
-          <w:bCs/>
-        </w:rPr>
-        <w:t>. 사용자 관리 기능</w:t>
-      </w:r>
-    </w:p>
-    <w:p>
-      <w:pPr>
-        <w:pStyle w:val="a6"/>
-        <w:numPr>
-          <w:ilvl w:val="0"/>
-          <w:numId w:val="6"/>
-        </w:numPr>
-        <w:rPr>
-          <w:szCs w:val="18"/>
-        </w:rPr>
-      </w:pPr>
-      <w:r>
-        <w:rPr>
-          <w:rFonts w:hint="eastAsia"/>
-          <w:szCs w:val="18"/>
-        </w:rPr>
-        <w:t xml:space="preserve">사용자 계정 생성: </w:t>
-      </w:r>
-      <w:r>
-        <w:rPr>
-          <w:rFonts w:hint="eastAsia"/>
-          <w:szCs w:val="18"/>
-        </w:rPr>
-        <w:t xml:space="preserve">관리자는 </w:t>
-      </w:r>
-      <w:r>
-        <w:rPr>
-          <w:rFonts w:hint="eastAsia"/>
-          <w:szCs w:val="18"/>
-        </w:rPr>
-        <w:t>학번 기반 계정 생성 및 상태</w:t>
-      </w:r>
-      <w:r>
-        <w:rPr>
-          <w:rFonts w:hint="eastAsia"/>
-          <w:szCs w:val="18"/>
-        </w:rPr>
-        <w:t>(활성/비활성)</w:t>
-      </w:r>
-      <w:r>
-        <w:rPr>
-          <w:rFonts w:hint="eastAsia"/>
-          <w:szCs w:val="18"/>
-        </w:rPr>
-        <w:t xml:space="preserve"> 설정</w:t>
-      </w:r>
-      <w:r>
-        <w:rPr>
-          <w:rFonts w:hint="eastAsia"/>
-          <w:szCs w:val="18"/>
-        </w:rPr>
-        <w:t xml:space="preserve">할 수 있다. </w:t>
-      </w:r>
-    </w:p>
-    <w:p>
-      <w:pPr>
-        <w:pStyle w:val="a6"/>
-        <w:numPr>
-          <w:ilvl w:val="0"/>
-          <w:numId w:val="6"/>
-        </w:numPr>
-        <w:rPr>
-          <w:szCs w:val="18"/>
-        </w:rPr>
-      </w:pPr>
-      <w:r>
-        <w:rPr>
-          <w:rFonts w:hint="eastAsia"/>
-          <w:szCs w:val="18"/>
-        </w:rPr>
-        <w:t xml:space="preserve">사용자 정보 조회 및 검색: </w:t>
-      </w:r>
-      <w:r>
-        <w:rPr>
-          <w:rFonts w:hint="eastAsia"/>
-          <w:szCs w:val="18"/>
-        </w:rPr>
-        <w:t xml:space="preserve">관리자는 </w:t>
-      </w:r>
-      <w:r>
-        <w:rPr>
-          <w:rFonts w:hint="eastAsia"/>
-          <w:szCs w:val="18"/>
-        </w:rPr>
-        <w:t>전체 사용자 목록 확인 및 학번, 상태, 현재 접속 여부</w:t>
-      </w:r>
-      <w:r>
-        <w:rPr>
-          <w:rFonts w:hint="eastAsia"/>
-          <w:szCs w:val="18"/>
-        </w:rPr>
-        <w:t xml:space="preserve"> 등의 검색 기준에</w:t>
-      </w:r>
-      <w:r>
-        <w:rPr>
-          <w:rFonts w:hint="eastAsia"/>
-          <w:szCs w:val="18"/>
-        </w:rPr>
-        <w:t xml:space="preserve"> 따라 조건 검색</w:t>
-      </w:r>
-      <w:r>
-        <w:rPr>
-          <w:rFonts w:hint="eastAsia"/>
-          <w:szCs w:val="18"/>
-        </w:rPr>
-        <w:t xml:space="preserve">을 할 수 있다. </w:t>
-      </w:r>
-    </w:p>
-    <w:p>
-      <w:pPr>
-        <w:pStyle w:val="a6"/>
-        <w:numPr>
-          <w:ilvl w:val="0"/>
-          <w:numId w:val="6"/>
-        </w:numPr>
-        <w:rPr>
-          <w:szCs w:val="18"/>
-        </w:rPr>
-      </w:pPr>
-      <w:r>
-        <w:rPr>
-          <w:rFonts w:hint="eastAsia"/>
-          <w:szCs w:val="18"/>
-        </w:rPr>
-        <w:t xml:space="preserve">사용자 정보 수정: </w:t>
-      </w:r>
-      <w:r>
-        <w:rPr>
-          <w:rFonts w:hint="eastAsia"/>
-          <w:szCs w:val="18"/>
-        </w:rPr>
-        <w:t xml:space="preserve">관리자는 </w:t>
-      </w:r>
-      <w:r>
-        <w:rPr>
-          <w:rFonts w:hint="eastAsia"/>
-          <w:szCs w:val="18"/>
-        </w:rPr>
-        <w:t>사용자의 상태 및 권한 변경</w:t>
-      </w:r>
-      <w:r>
-        <w:rPr>
-          <w:rFonts w:hint="eastAsia"/>
-          <w:szCs w:val="18"/>
-        </w:rPr>
-        <w:t xml:space="preserve">을 할 수 있다. </w:t>
-      </w:r>
-    </w:p>
-    <w:p>
-      <w:pPr>
-        <w:pStyle w:val="a6"/>
-        <w:numPr>
-          <w:ilvl w:val="0"/>
-          <w:numId w:val="6"/>
-        </w:numPr>
-        <w:rPr>
-          <w:szCs w:val="18"/>
-        </w:rPr>
-      </w:pPr>
-      <w:r>
-        <w:rPr>
-          <w:rFonts w:hint="eastAsia"/>
-          <w:szCs w:val="18"/>
-        </w:rPr>
-        <w:t xml:space="preserve">사용자 정보 삭제: 관리자는 사용자 정보 등을 삭제할 수 있다. </w:t>
-      </w:r>
-    </w:p>
-    <w:p/>
-    <w:p>
-      <w:pPr>
-        <w:outlineLvl w:val="1"/>
-        <w:rPr>
+        </w:rPr>
+        <w:lastRenderedPageBreak/>
+        <w:t>3.</w:t>
+      </w:r>
+      <w:bookmarkEnd w:id="6"/>
+      <w:bookmarkEnd w:id="7"/>
+      <w:r>
+        <w:rPr>
+          <w:rFonts w:hint="eastAsia"/>
           <w:b/>
           <w:bCs/>
           <w:sz w:val="32"/>
           <w:szCs w:val="32"/>
-          <w:u w:val="single" w:color="000000"/>
-        </w:rPr>
-      </w:pPr>
+        </w:rPr>
+        <w:t xml:space="preserve"> </w:t>
+      </w:r>
       <w:r>
         <w:rPr>
           <w:rFonts w:hint="eastAsia"/>
@@ -8668,13 +8397,57 @@
           <w:bCs/>
           <w:sz w:val="32"/>
           <w:szCs w:val="32"/>
-          <w:u w:val="single" w:color="000000"/>
-        </w:rPr>
-        <w:t>사용자 관점</w:t>
+        </w:rPr>
+        <w:t>기능 요구사항</w:t>
       </w:r>
     </w:p>
     <w:p>
       <w:pPr>
+        <w:outlineLvl w:val="1"/>
+        <w:rPr>
+          <w:b/>
+          <w:bCs/>
+          <w:sz w:val="24"/>
+          <w:szCs w:val="24"/>
+          <w:u w:val="single" w:color="000000"/>
+        </w:rPr>
+      </w:pPr>
+      <w:r>
+        <w:rPr>
+          <w:rFonts w:hint="eastAsia"/>
+          <w:b/>
+          <w:bCs/>
+          <w:sz w:val="24"/>
+          <w:szCs w:val="24"/>
+          <w:u w:val="single" w:color="000000"/>
+        </w:rPr>
+        <w:t xml:space="preserve">3.1 </w:t>
+      </w:r>
+      <w:r>
+        <w:rPr>
+          <w:rFonts w:hint="eastAsia"/>
+          <w:b/>
+          <w:bCs/>
+          <w:sz w:val="24"/>
+          <w:szCs w:val="24"/>
+          <w:u w:val="single" w:color="000000"/>
+        </w:rPr>
+        <w:t xml:space="preserve">관리자 </w:t>
+      </w:r>
+      <w:r>
+        <w:rPr>
+          <w:rFonts w:hint="eastAsia"/>
+          <w:b/>
+          <w:bCs/>
+          <w:sz w:val="24"/>
+          <w:szCs w:val="24"/>
+          <w:u w:val="single" w:color="000000"/>
+        </w:rPr>
+        <w:t>기능</w:t>
+      </w:r>
+    </w:p>
+    <w:p>
+      <w:pPr>
         <w:rPr>
           <w:szCs w:val="18"/>
         </w:rPr>
@@ -8684,71 +8457,214 @@
           <w:rFonts w:hint="eastAsia"/>
           <w:szCs w:val="18"/>
         </w:rPr>
-        <w:t xml:space="preserve">사용자는 학번에 </w:t>
+        <w:t>관리자는 시스템의 전체 운영을 담당하고, 사용자 관리 등을 수행</w:t>
       </w:r>
       <w:r>
         <w:rPr>
           <w:rFonts w:hint="eastAsia"/>
           <w:szCs w:val="18"/>
         </w:rPr>
-        <w:t>기반한</w:t>
+        <w:t>한</w:t>
       </w:r>
       <w:r>
         <w:rPr>
           <w:rFonts w:hint="eastAsia"/>
           <w:szCs w:val="18"/>
         </w:rPr>
-        <w:t xml:space="preserve"> 간편 인증에 따라 </w:t>
-      </w:r>
-      <w:r>
-        <w:rPr>
-          <w:rFonts w:hint="eastAsia"/>
+        <w:t xml:space="preserve">다. </w:t>
+      </w:r>
+    </w:p>
+    <w:p>
+      <w:pPr>
+        <w:rPr>
+          <w:b/>
+          <w:bCs/>
+        </w:rPr>
+      </w:pPr>
+    </w:p>
+    <w:p>
+      <w:pPr>
+        <w:pStyle w:val="a6"/>
+        <w:numPr>
+          <w:ilvl w:val="2"/>
+          <w:numId w:val="33"/>
+        </w:numPr>
+        <w:rPr>
           <w:szCs w:val="18"/>
         </w:rPr>
-        <w:t xml:space="preserve">시스템에 </w:t>
-      </w:r>
+      </w:pPr>
       <w:r>
         <w:rPr>
           <w:rFonts w:hint="eastAsia"/>
           <w:szCs w:val="18"/>
         </w:rPr>
-        <w:t>접속</w:t>
+        <w:t xml:space="preserve">사용자 정보 조회 및 </w:t>
       </w:r>
       <w:r>
         <w:rPr>
           <w:rFonts w:hint="eastAsia"/>
           <w:szCs w:val="18"/>
         </w:rPr>
-        <w:t>해</w:t>
-      </w:r>
-      <w:r>
-        <w:rPr>
-          <w:rFonts w:hint="eastAsia"/>
+        <w:t>검색</w:t>
+      </w:r>
+      <w:r>
+        <w:rPr>
           <w:szCs w:val="18"/>
         </w:rPr>
-        <w:t>, 다른 사용자와 실시간으로 대화</w:t>
+        <w:t>:</w:t>
       </w:r>
       <w:r>
         <w:rPr>
           <w:rFonts w:hint="eastAsia"/>
           <w:szCs w:val="18"/>
         </w:rPr>
-        <w:t>를 수행하는</w:t>
+        <w:t xml:space="preserve"> </w:t>
       </w:r>
       <w:r>
         <w:rPr>
           <w:rFonts w:hint="eastAsia"/>
           <w:szCs w:val="18"/>
         </w:rPr>
-        <w:t xml:space="preserve"> 주체이다. </w:t>
+        <w:t xml:space="preserve">관리자는 </w:t>
+      </w:r>
+      <w:r>
+        <w:rPr>
+          <w:rFonts w:hint="eastAsia"/>
+          <w:szCs w:val="18"/>
+        </w:rPr>
+        <w:t>전체 사용자 목록 확인 및 학번, 상태, 현재 접속 여부</w:t>
+      </w:r>
+      <w:r>
+        <w:rPr>
+          <w:rFonts w:hint="eastAsia"/>
+          <w:szCs w:val="18"/>
+        </w:rPr>
+        <w:t xml:space="preserve"> 등의 검색 기준에</w:t>
+      </w:r>
+      <w:r>
+        <w:rPr>
+          <w:rFonts w:hint="eastAsia"/>
+          <w:szCs w:val="18"/>
+        </w:rPr>
+        <w:t xml:space="preserve"> 따라 조건 검색</w:t>
+      </w:r>
+      <w:r>
+        <w:rPr>
+          <w:rFonts w:hint="eastAsia"/>
+          <w:szCs w:val="18"/>
+        </w:rPr>
+        <w:t xml:space="preserve">을 할 수 있다. </w:t>
+      </w:r>
+    </w:p>
+    <w:p>
+      <w:pPr>
+        <w:pStyle w:val="a6"/>
+        <w:numPr>
+          <w:ilvl w:val="2"/>
+          <w:numId w:val="33"/>
+        </w:numPr>
+        <w:rPr>
+          <w:szCs w:val="18"/>
+        </w:rPr>
+      </w:pPr>
+      <w:r>
+        <w:rPr>
+          <w:rFonts w:hint="eastAsia"/>
+          <w:szCs w:val="18"/>
+        </w:rPr>
+        <w:t xml:space="preserve">사용자 정보 </w:t>
+      </w:r>
+      <w:r>
+        <w:rPr>
+          <w:rFonts w:hint="eastAsia"/>
+          <w:szCs w:val="18"/>
+        </w:rPr>
+        <w:t>수정</w:t>
+      </w:r>
+      <w:r>
+        <w:rPr>
+          <w:szCs w:val="18"/>
+        </w:rPr>
+        <w:t>:</w:t>
+      </w:r>
+      <w:r>
+        <w:rPr>
+          <w:rFonts w:hint="eastAsia"/>
+          <w:szCs w:val="18"/>
+        </w:rPr>
+        <w:t xml:space="preserve"> </w:t>
+      </w:r>
+      <w:r>
+        <w:rPr>
+          <w:rFonts w:hint="eastAsia"/>
+          <w:szCs w:val="18"/>
+        </w:rPr>
+        <w:t xml:space="preserve">관리자는 </w:t>
+      </w:r>
+      <w:r>
+        <w:rPr>
+          <w:rFonts w:hint="eastAsia"/>
+          <w:szCs w:val="18"/>
+        </w:rPr>
+        <w:t>사용자의 상태 및 권한 변경</w:t>
+      </w:r>
+      <w:r>
+        <w:rPr>
+          <w:rFonts w:hint="eastAsia"/>
+          <w:szCs w:val="18"/>
+        </w:rPr>
+        <w:t xml:space="preserve">을 할 수 있다. </w:t>
+      </w:r>
+    </w:p>
+    <w:p>
+      <w:pPr>
+        <w:pStyle w:val="a6"/>
+        <w:numPr>
+          <w:ilvl w:val="2"/>
+          <w:numId w:val="33"/>
+        </w:numPr>
+        <w:rPr>
+          <w:szCs w:val="18"/>
+        </w:rPr>
+      </w:pPr>
+      <w:r>
+        <w:rPr>
+          <w:rFonts w:hint="eastAsia"/>
+          <w:szCs w:val="18"/>
+        </w:rPr>
+        <w:t xml:space="preserve">사용자 정보 </w:t>
+      </w:r>
+      <w:r>
+        <w:rPr>
+          <w:rFonts w:hint="eastAsia"/>
+          <w:szCs w:val="18"/>
+        </w:rPr>
+        <w:t>삭제</w:t>
+      </w:r>
+      <w:r>
+        <w:rPr>
+          <w:szCs w:val="18"/>
+        </w:rPr>
+        <w:t>:</w:t>
+      </w:r>
+      <w:r>
+        <w:rPr>
+          <w:rFonts w:hint="eastAsia"/>
+          <w:szCs w:val="18"/>
+        </w:rPr>
+        <w:t xml:space="preserve"> 관리자는 사용자 정보 등을 삭제할 수 있다. </w:t>
       </w:r>
     </w:p>
     <w:p/>
     <w:p>
       <w:pPr>
+        <w:outlineLvl w:val="1"/>
         <w:rPr>
           <w:b/>
           <w:bCs/>
+          <w:sz w:val="24"/>
+          <w:szCs w:val="24"/>
+          <w:u w:val="single" w:color="000000"/>
         </w:rPr>
       </w:pPr>
       <w:r>
@@ -8756,41 +8672,158 @@
           <w:rFonts w:hint="eastAsia"/>
           <w:b/>
           <w:bCs/>
-        </w:rPr>
-        <w:t>1. 회원가입 및 로그인 기능</w:t>
+          <w:sz w:val="24"/>
+          <w:szCs w:val="24"/>
+          <w:u w:val="single" w:color="000000"/>
+        </w:rPr>
+        <w:t xml:space="preserve">3.2 </w:t>
+      </w:r>
+      <w:r>
+        <w:rPr>
+          <w:rFonts w:hint="eastAsia"/>
+          <w:b/>
+          <w:bCs/>
+          <w:sz w:val="24"/>
+          <w:szCs w:val="24"/>
+          <w:u w:val="single" w:color="000000"/>
+        </w:rPr>
+        <w:t xml:space="preserve">사용자 </w:t>
+      </w:r>
+      <w:r>
+        <w:rPr>
+          <w:rFonts w:hint="eastAsia"/>
+          <w:b/>
+          <w:bCs/>
+          <w:sz w:val="24"/>
+          <w:szCs w:val="24"/>
+          <w:u w:val="single" w:color="000000"/>
+        </w:rPr>
+        <w:t>기능</w:t>
       </w:r>
     </w:p>
+    <w:p>
+      <w:pPr>
+        <w:rPr>
+          <w:szCs w:val="18"/>
+        </w:rPr>
+      </w:pPr>
+      <w:r>
+        <w:rPr>
+          <w:rFonts w:hint="eastAsia"/>
+          <w:szCs w:val="18"/>
+        </w:rPr>
+        <w:t xml:space="preserve">사용자는 학번에 </w:t>
+      </w:r>
+      <w:r>
+        <w:rPr>
+          <w:rFonts w:hint="eastAsia"/>
+          <w:szCs w:val="18"/>
+        </w:rPr>
+        <w:t>기반한</w:t>
+      </w:r>
+      <w:r>
+        <w:rPr>
+          <w:rFonts w:hint="eastAsia"/>
+          <w:szCs w:val="18"/>
+        </w:rPr>
+        <w:t xml:space="preserve"> 간편 인증에 따라 </w:t>
+      </w:r>
+      <w:r>
+        <w:rPr>
+          <w:rFonts w:hint="eastAsia"/>
+          <w:szCs w:val="18"/>
+        </w:rPr>
+        <w:t xml:space="preserve">시스템에 </w:t>
+      </w:r>
+      <w:r>
+        <w:rPr>
+          <w:rFonts w:hint="eastAsia"/>
+          <w:szCs w:val="18"/>
+        </w:rPr>
+        <w:t>접속</w:t>
+      </w:r>
+      <w:r>
+        <w:rPr>
+          <w:rFonts w:hint="eastAsia"/>
+          <w:szCs w:val="18"/>
+        </w:rPr>
+        <w:t>해</w:t>
+      </w:r>
+      <w:r>
+        <w:rPr>
+          <w:rFonts w:hint="eastAsia"/>
+          <w:szCs w:val="18"/>
+        </w:rPr>
+        <w:t>, 다른 사용자와 실시간으로 대화</w:t>
+      </w:r>
+      <w:r>
+        <w:rPr>
+          <w:rFonts w:hint="eastAsia"/>
+          <w:szCs w:val="18"/>
+        </w:rPr>
+        <w:t>를 수행</w:t>
+      </w:r>
+      <w:r>
+        <w:rPr>
+          <w:rFonts w:hint="eastAsia"/>
+          <w:szCs w:val="18"/>
+        </w:rPr>
+        <w:t>한</w:t>
+      </w:r>
+      <w:r>
+        <w:rPr>
+          <w:rFonts w:hint="eastAsia"/>
+          <w:szCs w:val="18"/>
+        </w:rPr>
+        <w:t xml:space="preserve">다. </w:t>
+      </w:r>
+    </w:p>
+    <w:p/>
     <w:p>
       <w:pPr>
         <w:pStyle w:val="a6"/>
         <w:numPr>
           <w:ilvl w:val="0"/>
-          <w:numId w:val="7"/>
+          <w:numId w:val="34"/>
         </w:numPr>
         <w:rPr>
+          <w:rFonts w:hint="eastAsia"/>
+        </w:rPr>
+      </w:pPr>
+      <w:r>
+        <w:rPr>
+          <w:rFonts w:hint="eastAsia"/>
+        </w:rPr>
+        <w:t xml:space="preserve">회원가입 및 로그인 </w:t>
+      </w:r>
+      <w:r>
+        <w:rPr>
+          <w:rFonts w:hint="eastAsia"/>
+        </w:rPr>
+        <w:t>기능</w:t>
+      </w:r>
+      <w:r>
+        <w:t>:</w:t>
+      </w:r>
+      <w:r>
+        <w:rPr>
+          <w:rFonts w:hint="eastAsia"/>
+        </w:rPr>
+        <w:t xml:space="preserve"> </w:t>
+      </w:r>
+      <w:r>
+        <w:rPr>
+          <w:rFonts w:hint="eastAsia"/>
           <w:szCs w:val="18"/>
         </w:rPr>
-      </w:pPr>
+        <w:t>학번 입력을 통한 회원가입</w:t>
+      </w:r>
       <w:r>
         <w:rPr>
           <w:rFonts w:hint="eastAsia"/>
           <w:szCs w:val="18"/>
         </w:rPr>
-        <w:t xml:space="preserve">사용자는 </w:t>
-      </w:r>
-      <w:r>
-        <w:rPr>
-          <w:rFonts w:hint="eastAsia"/>
-          <w:szCs w:val="18"/>
-        </w:rPr>
-        <w:t>학번 입력을 통한 회원가입</w:t>
-      </w:r>
-      <w:r>
-        <w:rPr>
-          <w:rFonts w:hint="eastAsia"/>
-          <w:szCs w:val="18"/>
-        </w:rPr>
-        <w:t xml:space="preserve">을 할 수 있다. </w:t>
+        <w:t xml:space="preserve"> 및 로그인을 할 수 있다.</w:t>
       </w:r>
     </w:p>
     <w:p>
@@ -8798,53 +8831,39 @@
         <w:pStyle w:val="a6"/>
         <w:numPr>
           <w:ilvl w:val="0"/>
-          <w:numId w:val="7"/>
+          <w:numId w:val="34"/>
         </w:numPr>
-        <w:rPr>
+      </w:pPr>
+      <w:r>
+        <w:rPr>
+          <w:rFonts w:hint="eastAsia"/>
+        </w:rPr>
+        <w:t>친구 찾기 기능</w:t>
+      </w:r>
+      <w:r>
+        <w:rPr>
+          <w:rFonts w:hint="eastAsia"/>
+        </w:rPr>
+        <w:t xml:space="preserve">: </w:t>
+      </w:r>
+      <w:r>
+        <w:rPr>
+          <w:rFonts w:hint="eastAsia"/>
+        </w:rPr>
+        <w:t>사용자는</w:t>
+      </w:r>
+      <w:r>
+        <w:rPr>
+          <w:rFonts w:hint="eastAsia"/>
+        </w:rPr>
+        <w:t xml:space="preserve"> 학번 및 이름 검색을 통해 </w:t>
+      </w:r>
+      <w:r>
+        <w:rPr>
+          <w:rFonts w:hint="eastAsia"/>
           <w:szCs w:val="18"/>
         </w:rPr>
-      </w:pPr>
-      <w:r>
-        <w:rPr>
-          <w:rFonts w:hint="eastAsia"/>
-          <w:szCs w:val="18"/>
-        </w:rPr>
-        <w:t xml:space="preserve">사용자는 </w:t>
-      </w:r>
-      <w:r>
-        <w:rPr>
-          <w:rFonts w:hint="eastAsia"/>
-          <w:szCs w:val="18"/>
-        </w:rPr>
-        <w:t>로그인 및 로그아웃</w:t>
-      </w:r>
-      <w:r>
-        <w:rPr>
-          <w:rFonts w:hint="eastAsia"/>
-          <w:szCs w:val="18"/>
-        </w:rPr>
-        <w:t xml:space="preserve">을 할 수 있다. </w:t>
-      </w:r>
-    </w:p>
-    <w:p>
-      <w:r>
-        <w:t xml:space="preserve">  </w:t>
-      </w:r>
-    </w:p>
-    <w:p>
-      <w:pPr>
-        <w:rPr>
-          <w:b/>
-          <w:bCs/>
-        </w:rPr>
-      </w:pPr>
-      <w:r>
-        <w:rPr>
-          <w:rFonts w:hint="eastAsia"/>
-          <w:b/>
-          <w:bCs/>
-        </w:rPr>
-        <w:t>2. 친구 찾기 기능</w:t>
+        <w:t>현재 접속 중인 사용자를 검색할 수 있다</w:t>
       </w:r>
     </w:p>
     <w:p>
@@ -8852,26 +8871,46 @@
         <w:pStyle w:val="a6"/>
         <w:numPr>
           <w:ilvl w:val="0"/>
-          <w:numId w:val="8"/>
+          <w:numId w:val="34"/>
         </w:numPr>
-      </w:pPr>
-      <w:r>
-        <w:rPr>
-          <w:rFonts w:hint="eastAsia"/>
-        </w:rPr>
-        <w:t xml:space="preserve">사용자는 </w:t>
-      </w:r>
-      <w:r>
-        <w:rPr>
-          <w:rFonts w:hint="eastAsia"/>
-        </w:rPr>
-        <w:t>현재 접속 중인 사용자</w:t>
-      </w:r>
-      <w:r>
-        <w:rPr>
-          <w:rFonts w:hint="eastAsia"/>
-        </w:rPr>
-        <w:t xml:space="preserve"> 목록을 확인할 수 있다. </w:t>
+        <w:rPr>
+          <w:rFonts w:hint="eastAsia"/>
+        </w:rPr>
+      </w:pPr>
+      <w:r>
+        <w:rPr>
+          <w:rFonts w:hint="eastAsia"/>
+        </w:rPr>
+        <w:t xml:space="preserve"> 1:1 채팅 </w:t>
+      </w:r>
+      <w:r>
+        <w:rPr>
+          <w:rFonts w:hint="eastAsia"/>
+        </w:rPr>
+        <w:t>기능</w:t>
+      </w:r>
+      <w:r>
+        <w:t>:</w:t>
+      </w:r>
+      <w:r>
+        <w:rPr>
+          <w:rFonts w:hint="eastAsia"/>
+        </w:rPr>
+        <w:t xml:space="preserve"> </w:t>
+      </w:r>
+      <w:r>
+        <w:rPr>
+          <w:rFonts w:hint="eastAsia"/>
+          <w:szCs w:val="18"/>
+        </w:rPr>
+        <w:t>사용자는 현재 접속 중인 사용자를 선택해 채팅을 시작할 수 있다</w:t>
+      </w:r>
+      <w:r>
+        <w:rPr>
+          <w:rFonts w:hint="eastAsia"/>
+          <w:szCs w:val="18"/>
+        </w:rPr>
+        <w:t>.</w:t>
       </w:r>
     </w:p>
     <w:p>
@@ -8879,69 +8918,58 @@
         <w:pStyle w:val="a6"/>
         <w:numPr>
           <w:ilvl w:val="0"/>
-          <w:numId w:val="8"/>
+          <w:numId w:val="34"/>
         </w:numPr>
         <w:rPr>
+          <w:rFonts w:hint="eastAsia"/>
+        </w:rPr>
+      </w:pPr>
+      <w:r>
+        <w:rPr>
+          <w:rFonts w:hint="eastAsia"/>
+        </w:rPr>
+        <w:t>그룹 채팅 기능</w:t>
+      </w:r>
+      <w:r>
+        <w:rPr>
+          <w:rFonts w:hint="eastAsia"/>
+        </w:rPr>
+        <w:t xml:space="preserve">: </w:t>
+      </w:r>
+      <w:r>
+        <w:rPr>
+          <w:rFonts w:hint="eastAsia"/>
           <w:szCs w:val="18"/>
         </w:rPr>
-      </w:pPr>
+        <w:t>사용자는 그룹 채팅방을 생</w:t>
+      </w:r>
       <w:r>
         <w:rPr>
           <w:rFonts w:hint="eastAsia"/>
           <w:szCs w:val="18"/>
         </w:rPr>
-        <w:t xml:space="preserve">사용자는 검색 기준에 따라 </w:t>
+        <w:t xml:space="preserve">성하여 </w:t>
       </w:r>
       <w:r>
         <w:rPr>
           <w:rFonts w:hint="eastAsia"/>
           <w:szCs w:val="18"/>
         </w:rPr>
-        <w:t>(예: 학번 또는 닉네임, 같은 장소에 현재 접속 중인 사용자, 같은 시간에 접속 중인 사용자</w:t>
+        <w:t>현재 접속한 사용자</w:t>
       </w:r>
       <w:r>
         <w:rPr>
           <w:rFonts w:hint="eastAsia"/>
           <w:szCs w:val="18"/>
         </w:rPr>
-        <w:t>에 기반한 검색 기준 등</w:t>
+        <w:t xml:space="preserve">들과 채팅 및 </w:t>
       </w:r>
       <w:r>
         <w:rPr>
           <w:rFonts w:hint="eastAsia"/>
           <w:szCs w:val="18"/>
         </w:rPr>
-        <w:t>)</w:t>
-      </w:r>
-      <w:r>
-        <w:rPr>
-          <w:rFonts w:hint="eastAsia"/>
-          <w:szCs w:val="18"/>
-        </w:rPr>
-        <w:t xml:space="preserve"> 현재 접속 중인 사용자를 검색할 수 있다. </w:t>
-      </w:r>
-    </w:p>
-    <w:p>
-      <w:pPr>
-        <w:rPr>
-          <w:szCs w:val="18"/>
-        </w:rPr>
-      </w:pPr>
-    </w:p>
-    <w:p>
-      <w:pPr>
-        <w:rPr>
-          <w:b/>
-          <w:bCs/>
-        </w:rPr>
-      </w:pPr>
-      <w:r>
-        <w:rPr>
-          <w:rFonts w:hint="eastAsia"/>
-          <w:b/>
-          <w:bCs/>
-        </w:rPr>
-        <w:t>3. 1:1 채팅 기능</w:t>
+        <w:t>그룹 채팅방에 다른 사용자를 초대할 수 있다.</w:t>
       </w:r>
     </w:p>
     <w:p>
@@ -8949,18 +8977,51 @@
         <w:pStyle w:val="a6"/>
         <w:numPr>
           <w:ilvl w:val="0"/>
-          <w:numId w:val="9"/>
+          <w:numId w:val="34"/>
         </w:numPr>
         <w:rPr>
+          <w:rFonts w:hint="eastAsia"/>
+        </w:rPr>
+      </w:pPr>
+      <w:r>
+        <w:rPr>
+          <w:rFonts w:hint="eastAsia"/>
+        </w:rPr>
+        <w:t>지도 검색 기능</w:t>
+      </w:r>
+      <w:r>
+        <w:rPr>
+          <w:rFonts w:hint="eastAsia"/>
+        </w:rPr>
+        <w:t xml:space="preserve">: </w:t>
+      </w:r>
+      <w:r>
+        <w:rPr>
+          <w:rFonts w:hint="eastAsia"/>
           <w:szCs w:val="18"/>
         </w:rPr>
-      </w:pPr>
+        <w:t xml:space="preserve">사용자는 채팅방에 </w:t>
+      </w:r>
       <w:r>
         <w:rPr>
           <w:rFonts w:hint="eastAsia"/>
           <w:szCs w:val="18"/>
         </w:rPr>
-        <w:t xml:space="preserve">사용자는 현재 접속 중인 사용자를 선택해 채팅을 시작할 수 있다. </w:t>
+        <w:t>지도</w:t>
+      </w:r>
+      <w:r>
+        <w:rPr>
+          <w:rFonts w:hint="eastAsia"/>
+          <w:szCs w:val="18"/>
+        </w:rPr>
+        <w:t xml:space="preserve"> 검색 및 해당 위치 정보 공유를 할 수 있다</w:t>
+      </w:r>
+      <w:r>
+        <w:rPr>
+          <w:rFonts w:hint="eastAsia"/>
+          <w:szCs w:val="18"/>
+        </w:rPr>
+        <w:t>.</w:t>
       </w:r>
     </w:p>
     <w:p>
@@ -8968,41 +9029,33 @@
         <w:pStyle w:val="a6"/>
         <w:numPr>
           <w:ilvl w:val="0"/>
-          <w:numId w:val="9"/>
+          <w:numId w:val="34"/>
         </w:numPr>
-      </w:pPr>
-      <w:r>
         <w:rPr>
           <w:rFonts w:hint="eastAsia"/>
           <w:szCs w:val="18"/>
         </w:rPr>
-        <w:t xml:space="preserve">두 사용자 간 실시간 메시지를 주고받을 수 있다. </w:t>
-      </w:r>
-    </w:p>
-    <w:p/>
-    <w:p/>
-    <w:p>
-      <w:pPr>
-        <w:rPr>
-          <w:rFonts w:hint="eastAsia"/>
-        </w:rPr>
-      </w:pPr>
-    </w:p>
-    <w:p>
-      <w:pPr>
-        <w:rPr>
-          <w:b/>
-          <w:bCs/>
-        </w:rPr>
-      </w:pPr>
-      <w:r>
-        <w:rPr>
-          <w:rFonts w:hint="eastAsia"/>
-          <w:b/>
-          <w:bCs/>
-        </w:rPr>
-        <w:lastRenderedPageBreak/>
-        <w:t>4. 그룹 채팅 기능</w:t>
+      </w:pPr>
+      <w:r>
+        <w:rPr>
+          <w:rFonts w:hint="eastAsia"/>
+          <w:szCs w:val="18"/>
+        </w:rPr>
+        <w:t>파일 전송 기능</w:t>
+      </w:r>
+      <w:r>
+        <w:rPr>
+          <w:rFonts w:hint="eastAsia"/>
+          <w:szCs w:val="18"/>
+        </w:rPr>
+        <w:t xml:space="preserve">: </w:t>
+      </w:r>
+      <w:r>
+        <w:rPr>
+          <w:rFonts w:hint="eastAsia"/>
+          <w:szCs w:val="18"/>
+        </w:rPr>
+        <w:t>사용자는 채팅방에 이미지 및 문서 등의 파일을 업로드 및 공유할 수 있다.</w:t>
       </w:r>
     </w:p>
     <w:p>
@@ -9010,7 +9063,7 @@
         <w:pStyle w:val="a6"/>
         <w:numPr>
           <w:ilvl w:val="0"/>
-          <w:numId w:val="10"/>
+          <w:numId w:val="34"/>
         </w:numPr>
         <w:rPr>
           <w:szCs w:val="18"/>
@@ -9021,258 +9074,117 @@
           <w:rFonts w:hint="eastAsia"/>
           <w:szCs w:val="18"/>
         </w:rPr>
-        <w:t>사용자는 현재 접속한 사</w:t>
-      </w:r>
+        <w:t xml:space="preserve">AI </w:t>
+      </w:r>
+      <w:proofErr w:type="spellStart"/>
       <w:r>
         <w:rPr>
           <w:rFonts w:hint="eastAsia"/>
           <w:szCs w:val="18"/>
         </w:rPr>
-        <w:t xml:space="preserve">용자에 기반해 </w:t>
-      </w:r>
+        <w:t>챗봇</w:t>
+      </w:r>
+      <w:proofErr w:type="spellEnd"/>
       <w:r>
         <w:rPr>
           <w:rFonts w:hint="eastAsia"/>
           <w:szCs w:val="18"/>
         </w:rPr>
-        <w:t>그룹 채팅방을 생성</w:t>
+        <w:t xml:space="preserve"> 기능</w:t>
       </w:r>
       <w:r>
         <w:rPr>
           <w:rFonts w:hint="eastAsia"/>
           <w:szCs w:val="18"/>
         </w:rPr>
-        <w:t>할 수 있다.</w:t>
+        <w:t xml:space="preserve">: </w:t>
+      </w:r>
+      <w:r>
+        <w:rPr>
+          <w:rFonts w:hint="eastAsia"/>
+          <w:szCs w:val="18"/>
+        </w:rPr>
+        <w:t>사용자는 AI탭에서 AI와 대화 및 질문을 하고 답변을 받을 수 있다.</w:t>
       </w:r>
     </w:p>
     <w:p>
       <w:pPr>
-        <w:pStyle w:val="a6"/>
-        <w:numPr>
-          <w:ilvl w:val="0"/>
-          <w:numId w:val="10"/>
-        </w:numPr>
         <w:rPr>
           <w:szCs w:val="18"/>
         </w:rPr>
       </w:pPr>
-      <w:r>
-        <w:rPr>
-          <w:rFonts w:hint="eastAsia"/>
-          <w:szCs w:val="18"/>
-        </w:rPr>
-        <w:t xml:space="preserve">사용자는 그룹 채팅방에 다른 사용자를 초대할 수 있다. </w:t>
-      </w:r>
     </w:p>
     <w:p>
       <w:pPr>
-        <w:pStyle w:val="a6"/>
-        <w:numPr>
-          <w:ilvl w:val="0"/>
-          <w:numId w:val="10"/>
-        </w:numPr>
-        <w:rPr>
-          <w:szCs w:val="18"/>
-        </w:rPr>
-      </w:pPr>
-      <w:r>
-        <w:rPr>
-          <w:rFonts w:hint="eastAsia"/>
-          <w:szCs w:val="18"/>
-        </w:rPr>
-        <w:t xml:space="preserve">다수의 사용자 간 메시지를 주고받을 수 있다. </w:t>
-      </w:r>
-    </w:p>
-    <w:p/>
-    <w:p>
-      <w:pPr>
-        <w:rPr>
-          <w:b/>
-          <w:bCs/>
-        </w:rPr>
-      </w:pPr>
-      <w:r>
-        <w:rPr>
-          <w:rFonts w:hint="eastAsia"/>
-          <w:b/>
-          <w:bCs/>
-        </w:rPr>
-        <w:t>5. 지도 검색 기능</w:t>
-      </w:r>
+        <w:rPr>
+          <w:rFonts w:ascii="Times New Roman" w:eastAsiaTheme="minorEastAsia"/>
+          <w:sz w:val="24"/>
+        </w:rPr>
+      </w:pPr>
     </w:p>
     <w:p>
       <w:pPr>
-        <w:pStyle w:val="a6"/>
-        <w:numPr>
-          <w:ilvl w:val="0"/>
-          <w:numId w:val="11"/>
-        </w:numPr>
-        <w:rPr>
-          <w:szCs w:val="18"/>
-        </w:rPr>
-      </w:pPr>
-      <w:r>
-        <w:rPr>
-          <w:rFonts w:hint="eastAsia"/>
-          <w:szCs w:val="18"/>
-        </w:rPr>
-        <w:t xml:space="preserve">사용자는 채팅방에 </w:t>
-      </w:r>
-      <w:r>
-        <w:rPr>
-          <w:rFonts w:hint="eastAsia"/>
-          <w:szCs w:val="18"/>
-        </w:rPr>
-        <w:t xml:space="preserve">현재 </w:t>
-      </w:r>
-      <w:r>
-        <w:rPr>
-          <w:rFonts w:hint="eastAsia"/>
-          <w:szCs w:val="18"/>
-        </w:rPr>
-        <w:t xml:space="preserve">찾고자 하는 위치 검색 및 </w:t>
-      </w:r>
-      <w:r>
-        <w:rPr>
-          <w:rFonts w:hint="eastAsia"/>
-          <w:szCs w:val="18"/>
-        </w:rPr>
-        <w:t xml:space="preserve">해당 </w:t>
-      </w:r>
-      <w:r>
-        <w:rPr>
-          <w:rFonts w:hint="eastAsia"/>
-          <w:szCs w:val="18"/>
-        </w:rPr>
-        <w:t>위치 기반 정보 공유를 할 수 있다.</w:t>
-      </w:r>
+        <w:rPr>
+          <w:rFonts w:ascii="Times New Roman" w:eastAsiaTheme="minorEastAsia"/>
+          <w:sz w:val="24"/>
+        </w:rPr>
+      </w:pPr>
     </w:p>
     <w:p>
       <w:pPr>
         <w:rPr>
-          <w:szCs w:val="18"/>
+          <w:rFonts w:ascii="Times New Roman" w:eastAsiaTheme="minorEastAsia"/>
+          <w:sz w:val="24"/>
         </w:rPr>
       </w:pPr>
     </w:p>
     <w:p>
       <w:pPr>
         <w:rPr>
-          <w:b/>
-          <w:bCs/>
-          <w:szCs w:val="18"/>
-        </w:rPr>
-      </w:pPr>
-      <w:r>
-        <w:rPr>
-          <w:rFonts w:hint="eastAsia"/>
-          <w:b/>
-          <w:bCs/>
-          <w:szCs w:val="18"/>
-        </w:rPr>
-        <w:t>6. 파일 전송 기능</w:t>
-      </w:r>
+          <w:rFonts w:ascii="Times New Roman" w:eastAsiaTheme="minorEastAsia"/>
+          <w:sz w:val="24"/>
+        </w:rPr>
+      </w:pPr>
     </w:p>
     <w:p>
       <w:pPr>
-        <w:pStyle w:val="a6"/>
-        <w:numPr>
-          <w:ilvl w:val="0"/>
-          <w:numId w:val="12"/>
-        </w:numPr>
-        <w:rPr>
-          <w:szCs w:val="18"/>
-        </w:rPr>
-      </w:pPr>
-      <w:r>
-        <w:rPr>
-          <w:rFonts w:hint="eastAsia"/>
-          <w:szCs w:val="18"/>
-        </w:rPr>
-        <w:t xml:space="preserve">사용자는 채팅방에 이미지 및 문서 등의 파일을 업로드 및 공유할 수 있다. </w:t>
-      </w:r>
+        <w:rPr>
+          <w:rFonts w:ascii="Times New Roman" w:eastAsiaTheme="minorEastAsia"/>
+          <w:sz w:val="24"/>
+        </w:rPr>
+      </w:pPr>
     </w:p>
     <w:p>
       <w:pPr>
         <w:rPr>
-          <w:szCs w:val="18"/>
+          <w:rFonts w:ascii="Times New Roman" w:eastAsiaTheme="minorEastAsia"/>
+          <w:sz w:val="24"/>
         </w:rPr>
       </w:pPr>
     </w:p>
     <w:p>
       <w:pPr>
         <w:rPr>
-          <w:b/>
-          <w:bCs/>
-          <w:szCs w:val="18"/>
-        </w:rPr>
-      </w:pPr>
-      <w:r>
-        <w:rPr>
-          <w:rFonts w:hint="eastAsia"/>
-          <w:b/>
-          <w:bCs/>
-          <w:szCs w:val="18"/>
-        </w:rPr>
-        <w:t xml:space="preserve">7. AI </w:t>
-      </w:r>
-      <w:proofErr w:type="spellStart"/>
-      <w:r>
-        <w:rPr>
-          <w:rFonts w:hint="eastAsia"/>
-          <w:b/>
-          <w:bCs/>
-          <w:szCs w:val="18"/>
-        </w:rPr>
-        <w:t>챗봇</w:t>
-      </w:r>
-      <w:proofErr w:type="spellEnd"/>
-      <w:r>
-        <w:rPr>
-          <w:rFonts w:hint="eastAsia"/>
-          <w:b/>
-          <w:bCs/>
-          <w:szCs w:val="18"/>
-        </w:rPr>
-        <w:t xml:space="preserve"> 기능</w:t>
-      </w:r>
+          <w:rFonts w:ascii="Times New Roman" w:eastAsiaTheme="minorEastAsia"/>
+          <w:sz w:val="24"/>
+        </w:rPr>
+      </w:pPr>
     </w:p>
     <w:p>
       <w:pPr>
-        <w:pStyle w:val="a6"/>
-        <w:numPr>
-          <w:ilvl w:val="0"/>
-          <w:numId w:val="13"/>
-        </w:numPr>
-        <w:rPr>
-          <w:szCs w:val="18"/>
-        </w:rPr>
-      </w:pPr>
-      <w:r>
-        <w:rPr>
-          <w:rFonts w:hint="eastAsia"/>
-          <w:szCs w:val="18"/>
-        </w:rPr>
-        <w:t xml:space="preserve">사용자는 채팅방에 AI를 호출할 수 있다. </w:t>
-      </w:r>
+        <w:rPr>
+          <w:rFonts w:ascii="Times New Roman" w:eastAsiaTheme="minorEastAsia"/>
+          <w:sz w:val="24"/>
+        </w:rPr>
+      </w:pPr>
     </w:p>
     <w:p>
       <w:pPr>
-        <w:pStyle w:val="a6"/>
-        <w:numPr>
-          <w:ilvl w:val="0"/>
-          <w:numId w:val="13"/>
-        </w:numPr>
-        <w:rPr>
-          <w:szCs w:val="18"/>
-        </w:rPr>
-      </w:pPr>
-      <w:r>
-        <w:rPr>
-          <w:rFonts w:hint="eastAsia"/>
-          <w:szCs w:val="18"/>
-        </w:rPr>
-        <w:t xml:space="preserve">사용자는 채팅방에 AI 전용 채팅을 공유할 수 있다. </w:t>
-      </w:r>
+        <w:rPr>
+          <w:rFonts w:ascii="Times New Roman" w:eastAsiaTheme="minorEastAsia"/>
+          <w:sz w:val="24"/>
+        </w:rPr>
+      </w:pPr>
     </w:p>
     <w:p>
       <w:pPr>
@@ -9292,262 +9204,17 @@
     </w:p>
     <w:p>
       <w:pPr>
-        <w:rPr>
-          <w:rFonts w:ascii="Times New Roman" w:eastAsiaTheme="minorEastAsia"/>
-          <w:sz w:val="24"/>
-        </w:rPr>
-      </w:pPr>
-    </w:p>
-    <w:p>
-      <w:pPr>
-        <w:rPr>
-          <w:rFonts w:ascii="Times New Roman" w:eastAsiaTheme="minorEastAsia"/>
-          <w:sz w:val="24"/>
-        </w:rPr>
-      </w:pPr>
-    </w:p>
-    <w:p>
-      <w:pPr>
-        <w:rPr>
-          <w:rFonts w:ascii="Times New Roman" w:eastAsiaTheme="minorEastAsia"/>
-          <w:sz w:val="24"/>
-        </w:rPr>
-      </w:pPr>
-    </w:p>
-    <w:p>
-      <w:pPr>
-        <w:rPr>
-          <w:rFonts w:ascii="Times New Roman" w:eastAsiaTheme="minorEastAsia"/>
-          <w:sz w:val="24"/>
-        </w:rPr>
-      </w:pPr>
-    </w:p>
-    <w:p>
-      <w:pPr>
-        <w:rPr>
-          <w:rFonts w:ascii="Times New Roman" w:eastAsiaTheme="minorEastAsia"/>
-          <w:sz w:val="24"/>
-        </w:rPr>
-      </w:pPr>
-    </w:p>
-    <w:p>
-      <w:pPr>
-        <w:rPr>
-          <w:rFonts w:ascii="Times New Roman" w:eastAsiaTheme="minorEastAsia"/>
-          <w:sz w:val="24"/>
-        </w:rPr>
-      </w:pPr>
-    </w:p>
-    <w:p>
-      <w:pPr>
-        <w:rPr>
-          <w:rFonts w:ascii="Times New Roman" w:eastAsiaTheme="minorEastAsia"/>
-          <w:sz w:val="24"/>
-        </w:rPr>
-      </w:pPr>
-    </w:p>
-    <w:p>
-      <w:pPr>
-        <w:rPr>
-          <w:rFonts w:ascii="Times New Roman" w:eastAsiaTheme="minorEastAsia"/>
-          <w:sz w:val="24"/>
-        </w:rPr>
-      </w:pPr>
-    </w:p>
-    <w:p>
-      <w:pPr>
-        <w:rPr>
-          <w:rFonts w:ascii="Times New Roman" w:eastAsiaTheme="minorEastAsia"/>
-          <w:sz w:val="24"/>
-        </w:rPr>
-      </w:pPr>
-    </w:p>
-    <w:p>
-      <w:pPr>
-        <w:rPr>
-          <w:rFonts w:ascii="Times New Roman" w:eastAsiaTheme="minorEastAsia"/>
-          <w:sz w:val="24"/>
-        </w:rPr>
-      </w:pPr>
-    </w:p>
-    <w:p>
-      <w:pPr>
-        <w:rPr>
-          <w:rFonts w:ascii="Times New Roman" w:eastAsiaTheme="minorEastAsia"/>
-          <w:sz w:val="24"/>
-        </w:rPr>
-      </w:pPr>
-    </w:p>
-    <w:p>
-      <w:pPr>
-        <w:rPr>
-          <w:rFonts w:ascii="Times New Roman" w:eastAsiaTheme="minorEastAsia"/>
-          <w:sz w:val="24"/>
-        </w:rPr>
-      </w:pPr>
-    </w:p>
-    <w:p>
-      <w:pPr>
-        <w:rPr>
-          <w:rFonts w:ascii="Times New Roman" w:eastAsiaTheme="minorEastAsia"/>
-          <w:sz w:val="24"/>
-        </w:rPr>
-      </w:pPr>
-    </w:p>
-    <w:p>
-      <w:pPr>
-        <w:rPr>
-          <w:rFonts w:ascii="Times New Roman" w:eastAsiaTheme="minorEastAsia"/>
-          <w:sz w:val="24"/>
-        </w:rPr>
-      </w:pPr>
-    </w:p>
-    <w:p>
-      <w:pPr>
-        <w:rPr>
-          <w:rFonts w:ascii="Times New Roman" w:eastAsiaTheme="minorEastAsia"/>
-          <w:sz w:val="24"/>
-        </w:rPr>
-      </w:pPr>
-    </w:p>
-    <w:p>
-      <w:pPr>
-        <w:rPr>
-          <w:rFonts w:ascii="Times New Roman" w:eastAsiaTheme="minorEastAsia"/>
-          <w:sz w:val="24"/>
-        </w:rPr>
-      </w:pPr>
-    </w:p>
-    <w:p>
-      <w:pPr>
-        <w:rPr>
-          <w:rFonts w:ascii="Times New Roman" w:eastAsiaTheme="minorEastAsia"/>
-          <w:sz w:val="24"/>
-        </w:rPr>
-      </w:pPr>
-    </w:p>
-    <w:p>
-      <w:pPr>
-        <w:rPr>
-          <w:rFonts w:ascii="Times New Roman" w:eastAsiaTheme="minorEastAsia"/>
-          <w:sz w:val="24"/>
-        </w:rPr>
-      </w:pPr>
-    </w:p>
-    <w:p>
-      <w:pPr>
-        <w:rPr>
-          <w:rFonts w:ascii="Times New Roman" w:eastAsiaTheme="minorEastAsia"/>
-          <w:sz w:val="24"/>
-        </w:rPr>
-      </w:pPr>
-    </w:p>
-    <w:p>
-      <w:pPr>
-        <w:rPr>
-          <w:rFonts w:ascii="Times New Roman" w:eastAsiaTheme="minorEastAsia"/>
-          <w:sz w:val="24"/>
-        </w:rPr>
-      </w:pPr>
-    </w:p>
-    <w:p>
-      <w:pPr>
-        <w:rPr>
-          <w:rFonts w:ascii="Times New Roman" w:eastAsiaTheme="minorEastAsia"/>
-          <w:sz w:val="24"/>
-        </w:rPr>
-      </w:pPr>
-    </w:p>
-    <w:p>
-      <w:pPr>
-        <w:rPr>
-          <w:rFonts w:ascii="Times New Roman" w:eastAsiaTheme="minorEastAsia"/>
-          <w:sz w:val="24"/>
-        </w:rPr>
-      </w:pPr>
-    </w:p>
-    <w:p>
-      <w:pPr>
-        <w:rPr>
-          <w:rFonts w:ascii="Times New Roman" w:eastAsiaTheme="minorEastAsia"/>
-          <w:sz w:val="24"/>
-        </w:rPr>
-      </w:pPr>
-    </w:p>
-    <w:p>
-      <w:pPr>
-        <w:rPr>
-          <w:rFonts w:ascii="Times New Roman" w:eastAsiaTheme="minorEastAsia"/>
-          <w:sz w:val="24"/>
-        </w:rPr>
-      </w:pPr>
-    </w:p>
-    <w:p>
-      <w:pPr>
-        <w:pStyle w:val="a6"/>
-        <w:numPr>
-          <w:ilvl w:val="0"/>
-          <w:numId w:val="14"/>
-        </w:numPr>
         <w:spacing w:before="379"/>
         <w:ind w:right="154"/>
-        <w:jc w:val="center"/>
         <w:outlineLvl w:val="0"/>
         <w:rPr>
-          <w:b/>
-          <w:bCs/>
-          <w:sz w:val="40"/>
-          <w:szCs w:val="40"/>
-        </w:rPr>
-      </w:pPr>
-      <w:bookmarkStart w:id="12" w:name="_Toc194340260"/>
-      <w:bookmarkStart w:id="13" w:name="_Toc194933093"/>
-      <w:proofErr w:type="spellStart"/>
-      <w:r>
-        <w:rPr>
-          <w:rFonts w:hint="eastAsia"/>
-          <w:b/>
-          <w:bCs/>
-          <w:sz w:val="40"/>
-          <w:szCs w:val="40"/>
-        </w:rPr>
-        <w:lastRenderedPageBreak/>
-        <w:t>기타고려사항</w:t>
-      </w:r>
-      <w:bookmarkEnd w:id="12"/>
-      <w:bookmarkEnd w:id="13"/>
-      <w:proofErr w:type="spellEnd"/>
-    </w:p>
-    <w:p>
-      <w:pPr>
-        <w:spacing w:before="379"/>
-        <w:ind w:left="440" w:right="154"/>
-        <w:outlineLvl w:val="0"/>
-        <w:rPr>
-          <w:b/>
-          <w:bCs/>
-          <w:sz w:val="40"/>
-          <w:szCs w:val="40"/>
-        </w:rPr>
-      </w:pPr>
-    </w:p>
-    <w:p>
-      <w:pPr>
-        <w:pStyle w:val="a6"/>
-        <w:numPr>
-          <w:ilvl w:val="0"/>
-          <w:numId w:val="15"/>
-        </w:numPr>
-        <w:outlineLvl w:val="1"/>
-        <w:rPr>
+          <w:rFonts w:hint="eastAsia"/>
           <w:b/>
           <w:bCs/>
           <w:sz w:val="32"/>
           <w:szCs w:val="32"/>
-          <w:u w:val="single" w:color="000000"/>
-        </w:rPr>
-      </w:pPr>
-      <w:bookmarkStart w:id="14" w:name="_Toc194933094"/>
+        </w:rPr>
+      </w:pPr>
       <w:r>
         <w:rPr>
           <w:rFonts w:hint="eastAsia"/>
@@ -9555,225 +9222,20 @@
           <w:bCs/>
           <w:sz w:val="32"/>
           <w:szCs w:val="32"/>
-          <w:u w:val="single" w:color="000000"/>
-        </w:rPr>
-        <w:t>보안 및 개인정보 보호</w:t>
-      </w:r>
-      <w:bookmarkEnd w:id="14"/>
-    </w:p>
-    <w:p>
-      <w:pPr>
-        <w:pStyle w:val="a6"/>
-        <w:numPr>
-          <w:ilvl w:val="0"/>
-          <w:numId w:val="19"/>
-        </w:numPr>
-        <w:outlineLvl w:val="1"/>
-        <w:rPr>
-          <w:b/>
-          <w:bCs/>
-          <w:sz w:val="26"/>
-          <w:szCs w:val="26"/>
-        </w:rPr>
-      </w:pPr>
-      <w:r>
-        <w:rPr>
-          <w:rFonts w:hint="eastAsia"/>
-          <w:b/>
-          <w:bCs/>
-          <w:sz w:val="26"/>
-          <w:szCs w:val="26"/>
-        </w:rPr>
-        <w:t>학번 기반 인증의 특수성</w:t>
-      </w:r>
-    </w:p>
-    <w:p>
-      <w:pPr>
-        <w:pStyle w:val="a6"/>
-        <w:numPr>
-          <w:ilvl w:val="0"/>
-          <w:numId w:val="17"/>
-        </w:numPr>
-        <w:rPr>
-          <w:szCs w:val="18"/>
-        </w:rPr>
-      </w:pPr>
-      <w:r>
-        <w:rPr>
-          <w:rFonts w:hint="eastAsia"/>
-          <w:szCs w:val="18"/>
-        </w:rPr>
-        <w:t>본 시스템은 별도의 인증 절차 없이 학번만으로 로그인이 가능해 타인의 학번 도용</w:t>
-      </w:r>
-      <w:r>
-        <w:rPr>
-          <w:rFonts w:hint="eastAsia"/>
-          <w:szCs w:val="18"/>
-        </w:rPr>
-        <w:t xml:space="preserve"> 및</w:t>
-      </w:r>
-      <w:r>
-        <w:rPr>
-          <w:rFonts w:hint="eastAsia"/>
-          <w:szCs w:val="18"/>
-        </w:rPr>
-        <w:t xml:space="preserve"> 무단 접속 가능성</w:t>
-      </w:r>
-      <w:r>
-        <w:rPr>
-          <w:rFonts w:hint="eastAsia"/>
-          <w:szCs w:val="18"/>
-        </w:rPr>
-        <w:t xml:space="preserve"> 등</w:t>
-      </w:r>
-      <w:r>
-        <w:rPr>
-          <w:rFonts w:hint="eastAsia"/>
-          <w:szCs w:val="18"/>
-        </w:rPr>
-        <w:t>이 존재</w:t>
-      </w:r>
-    </w:p>
-    <w:p>
-      <w:pPr>
-        <w:pStyle w:val="a6"/>
-        <w:numPr>
-          <w:ilvl w:val="0"/>
-          <w:numId w:val="19"/>
-        </w:numPr>
-        <w:rPr>
-          <w:b/>
-          <w:bCs/>
-          <w:sz w:val="26"/>
-          <w:szCs w:val="26"/>
-        </w:rPr>
-      </w:pPr>
-      <w:r>
-        <w:rPr>
-          <w:rFonts w:hint="eastAsia"/>
-          <w:b/>
-          <w:bCs/>
-          <w:sz w:val="26"/>
-          <w:szCs w:val="26"/>
-        </w:rPr>
-        <w:t>보안 강화 방안</w:t>
-      </w:r>
-    </w:p>
-    <w:p>
-      <w:pPr>
-        <w:pStyle w:val="a6"/>
-        <w:numPr>
-          <w:ilvl w:val="0"/>
-          <w:numId w:val="18"/>
-        </w:numPr>
-        <w:rPr>
-          <w:szCs w:val="18"/>
-        </w:rPr>
-      </w:pPr>
-      <w:r>
-        <w:rPr>
-          <w:rFonts w:hint="eastAsia"/>
-          <w:szCs w:val="18"/>
-        </w:rPr>
-        <w:t>접속 기록 관리</w:t>
-      </w:r>
-    </w:p>
-    <w:p>
-      <w:pPr>
-        <w:pStyle w:val="a6"/>
-        <w:numPr>
-          <w:ilvl w:val="2"/>
-          <w:numId w:val="18"/>
-        </w:numPr>
-        <w:rPr>
-          <w:szCs w:val="18"/>
-        </w:rPr>
-      </w:pPr>
-      <w:r>
-        <w:rPr>
-          <w:rFonts w:hint="eastAsia"/>
-          <w:szCs w:val="18"/>
-        </w:rPr>
-        <w:t>로그인 시간, IP, 장치 정보 등에 관한 기록 관리</w:t>
-      </w:r>
-    </w:p>
-    <w:p>
-      <w:pPr>
-        <w:pStyle w:val="a6"/>
-        <w:numPr>
-          <w:ilvl w:val="0"/>
-          <w:numId w:val="18"/>
-        </w:numPr>
-        <w:rPr>
-          <w:szCs w:val="18"/>
-        </w:rPr>
-      </w:pPr>
-      <w:r>
-        <w:rPr>
-          <w:rFonts w:hint="eastAsia"/>
-          <w:szCs w:val="18"/>
-        </w:rPr>
-        <w:t>전송 데이터 암호화</w:t>
-      </w:r>
-    </w:p>
-    <w:p>
-      <w:pPr>
-        <w:pStyle w:val="a6"/>
-        <w:numPr>
-          <w:ilvl w:val="2"/>
-          <w:numId w:val="18"/>
-        </w:numPr>
-        <w:rPr>
-          <w:szCs w:val="18"/>
-        </w:rPr>
-      </w:pPr>
-      <w:r>
-        <w:rPr>
-          <w:rFonts w:hint="eastAsia"/>
-          <w:szCs w:val="18"/>
-        </w:rPr>
-        <w:t>HTTPS/SSL 적용</w:t>
-      </w:r>
-    </w:p>
-    <w:p>
-      <w:pPr>
-        <w:pStyle w:val="a6"/>
-        <w:numPr>
-          <w:ilvl w:val="2"/>
-          <w:numId w:val="18"/>
-        </w:numPr>
-        <w:rPr>
-          <w:szCs w:val="18"/>
-        </w:rPr>
-      </w:pPr>
-      <w:r>
-        <w:rPr>
-          <w:rFonts w:hint="eastAsia"/>
-          <w:szCs w:val="18"/>
-        </w:rPr>
-        <w:t>메시지와 파일 전송 시 암호화 가능</w:t>
-      </w:r>
-    </w:p>
-    <w:p>
-      <w:pPr>
-        <w:rPr>
-          <w:szCs w:val="18"/>
-        </w:rPr>
-      </w:pPr>
-    </w:p>
-    <w:p>
-      <w:pPr>
-        <w:ind w:left="355"/>
-        <w:outlineLvl w:val="1"/>
-        <w:rPr>
+        </w:rPr>
+        <w:lastRenderedPageBreak/>
+        <w:t>4</w:t>
+      </w:r>
+      <w:r>
+        <w:rPr>
+          <w:rFonts w:hint="eastAsia"/>
           <w:b/>
           <w:bCs/>
           <w:sz w:val="32"/>
           <w:szCs w:val="32"/>
-          <w:u w:val="single" w:color="000000"/>
-        </w:rPr>
-      </w:pPr>
-      <w:bookmarkStart w:id="15" w:name="_Toc194933095"/>
+        </w:rPr>
+        <w:t>.</w:t>
+      </w:r>
       <w:r>
         <w:rPr>
           <w:rFonts w:hint="eastAsia"/>
@@ -9781,11 +9243,10 @@
           <w:bCs/>
           <w:sz w:val="32"/>
           <w:szCs w:val="32"/>
-          <w:u w:val="single" w:color="000000"/>
-        </w:rPr>
-        <w:t xml:space="preserve">2. </w:t>
-      </w:r>
-      <w:bookmarkEnd w:id="15"/>
+        </w:rPr>
+        <w:t xml:space="preserve"> </w:t>
+      </w:r>
+      <w:proofErr w:type="spellStart"/>
       <w:r>
         <w:rPr>
           <w:rFonts w:hint="eastAsia"/>
@@ -9793,342 +9254,20 @@
           <w:bCs/>
           <w:sz w:val="32"/>
           <w:szCs w:val="32"/>
-          <w:u w:val="single" w:color="000000"/>
-        </w:rPr>
-        <w:t>성능 및 신뢰성</w:t>
-      </w:r>
-    </w:p>
-    <w:p>
-      <w:pPr>
-        <w:ind w:firstLine="355"/>
-        <w:rPr>
-          <w:szCs w:val="18"/>
-        </w:rPr>
-      </w:pPr>
-      <w:r>
-        <w:rPr>
-          <w:rFonts w:hint="eastAsia"/>
-          <w:szCs w:val="18"/>
-        </w:rPr>
-        <w:t xml:space="preserve">- </w:t>
-      </w:r>
-      <w:r>
-        <w:rPr>
-          <w:rFonts w:hint="eastAsia"/>
-          <w:b/>
-          <w:bCs/>
-          <w:sz w:val="26"/>
-          <w:szCs w:val="26"/>
-        </w:rPr>
-        <w:t>실시간 채팅 성능</w:t>
-      </w:r>
-    </w:p>
-    <w:p>
-      <w:pPr>
-        <w:pStyle w:val="a6"/>
-        <w:numPr>
-          <w:ilvl w:val="0"/>
-          <w:numId w:val="20"/>
-        </w:numPr>
-        <w:rPr>
-          <w:szCs w:val="18"/>
-        </w:rPr>
-      </w:pPr>
-      <w:r>
-        <w:rPr>
-          <w:rFonts w:hint="eastAsia"/>
-          <w:szCs w:val="18"/>
-        </w:rPr>
-        <w:t>다수 동시 접속 사용자 지원</w:t>
-      </w:r>
-    </w:p>
-    <w:p>
-      <w:pPr>
-        <w:pStyle w:val="a6"/>
-        <w:numPr>
-          <w:ilvl w:val="0"/>
-          <w:numId w:val="20"/>
-        </w:numPr>
-        <w:rPr>
-          <w:szCs w:val="18"/>
-        </w:rPr>
-      </w:pPr>
-      <w:r>
-        <w:rPr>
-          <w:rFonts w:hint="eastAsia"/>
-          <w:szCs w:val="18"/>
-        </w:rPr>
-        <w:t>메시지 지연 최소화</w:t>
-      </w:r>
-    </w:p>
-    <w:p>
-      <w:pPr>
-        <w:pStyle w:val="a6"/>
-        <w:ind w:left="800"/>
-        <w:rPr>
-          <w:szCs w:val="18"/>
-        </w:rPr>
-      </w:pPr>
-    </w:p>
-    <w:p>
-      <w:pPr>
-        <w:ind w:firstLineChars="200" w:firstLine="440"/>
-        <w:rPr>
-          <w:szCs w:val="18"/>
-        </w:rPr>
-      </w:pPr>
-      <w:r>
-        <w:rPr>
-          <w:rFonts w:hint="eastAsia"/>
-          <w:szCs w:val="18"/>
-        </w:rPr>
-        <w:t>-</w:t>
-      </w:r>
-      <w:r>
-        <w:rPr>
-          <w:rFonts w:hint="eastAsia"/>
-          <w:szCs w:val="18"/>
-        </w:rPr>
-        <w:t xml:space="preserve"> </w:t>
-      </w:r>
-      <w:r>
-        <w:rPr>
-          <w:rFonts w:hint="eastAsia"/>
-          <w:b/>
-          <w:bCs/>
-          <w:sz w:val="26"/>
-          <w:szCs w:val="26"/>
-        </w:rPr>
-        <w:t>오류 및 예외 처리</w:t>
-      </w:r>
-    </w:p>
-    <w:p>
-      <w:pPr>
-        <w:pStyle w:val="a6"/>
-        <w:numPr>
-          <w:ilvl w:val="0"/>
-          <w:numId w:val="22"/>
-        </w:numPr>
-        <w:rPr>
-          <w:szCs w:val="18"/>
-        </w:rPr>
-      </w:pPr>
-      <w:r>
-        <w:rPr>
-          <w:rFonts w:hint="eastAsia"/>
-          <w:szCs w:val="18"/>
-        </w:rPr>
-        <w:t>관리자, 사용자 관점의 예외 상황에 관한 처리 및 재시도 로직 구현</w:t>
-      </w:r>
-    </w:p>
-    <w:p>
-      <w:pPr>
-        <w:ind w:left="1120"/>
-        <w:rPr>
-          <w:rFonts w:hint="eastAsia"/>
-          <w:szCs w:val="18"/>
-        </w:rPr>
-      </w:pPr>
-    </w:p>
-    <w:p>
-      <w:pPr>
-        <w:pStyle w:val="a6"/>
-        <w:numPr>
-          <w:ilvl w:val="0"/>
-          <w:numId w:val="19"/>
-        </w:numPr>
-        <w:rPr>
-          <w:b/>
-          <w:bCs/>
-          <w:sz w:val="26"/>
-          <w:szCs w:val="26"/>
-        </w:rPr>
-      </w:pPr>
-      <w:r>
-        <w:rPr>
-          <w:rFonts w:hint="eastAsia"/>
-          <w:b/>
-          <w:bCs/>
-          <w:sz w:val="26"/>
-          <w:szCs w:val="26"/>
-        </w:rPr>
-        <w:t>시스템 신뢰성</w:t>
-      </w:r>
-    </w:p>
-    <w:p>
-      <w:pPr>
-        <w:pStyle w:val="a6"/>
-        <w:numPr>
-          <w:ilvl w:val="0"/>
-          <w:numId w:val="23"/>
-        </w:numPr>
-        <w:rPr>
-          <w:szCs w:val="18"/>
-        </w:rPr>
-      </w:pPr>
-      <w:r>
-        <w:rPr>
-          <w:rFonts w:hint="eastAsia"/>
-          <w:szCs w:val="18"/>
-        </w:rPr>
-        <w:t>서버 장애 대비 이중화 설계</w:t>
-      </w:r>
-    </w:p>
-    <w:p>
-      <w:pPr>
-        <w:pStyle w:val="a6"/>
-        <w:numPr>
-          <w:ilvl w:val="0"/>
-          <w:numId w:val="23"/>
-        </w:numPr>
-        <w:rPr>
-          <w:szCs w:val="18"/>
-        </w:rPr>
-      </w:pPr>
-      <w:r>
-        <w:rPr>
-          <w:rFonts w:hint="eastAsia"/>
-          <w:szCs w:val="18"/>
-        </w:rPr>
-        <w:t>임시 채팅 데이터 처리 시 데이터 손실 최소화</w:t>
-      </w:r>
-    </w:p>
-    <w:p>
-      <w:pPr>
-        <w:pStyle w:val="a6"/>
-        <w:numPr>
-          <w:ilvl w:val="0"/>
-          <w:numId w:val="23"/>
-        </w:numPr>
-        <w:rPr>
-          <w:szCs w:val="18"/>
-        </w:rPr>
-      </w:pPr>
-      <w:r>
-        <w:rPr>
-          <w:rFonts w:hint="eastAsia"/>
-          <w:szCs w:val="18"/>
-        </w:rPr>
-        <w:t xml:space="preserve">서버 과부하 방지용 로드 </w:t>
-      </w:r>
-      <w:proofErr w:type="spellStart"/>
-      <w:r>
-        <w:rPr>
-          <w:rFonts w:hint="eastAsia"/>
-          <w:szCs w:val="18"/>
-        </w:rPr>
-        <w:t>밸런싱</w:t>
-      </w:r>
-      <w:proofErr w:type="spellEnd"/>
-      <w:r>
-        <w:rPr>
-          <w:rFonts w:hint="eastAsia"/>
-          <w:szCs w:val="18"/>
-        </w:rPr>
-        <w:t xml:space="preserve"> 적용</w:t>
-      </w:r>
-    </w:p>
-    <w:p>
-      <w:pPr>
-        <w:rPr>
-          <w:szCs w:val="18"/>
-        </w:rPr>
-      </w:pPr>
-    </w:p>
-    <w:p>
-      <w:pPr>
-        <w:ind w:left="680"/>
-        <w:rPr>
-          <w:b/>
-          <w:bCs/>
-          <w:sz w:val="26"/>
-          <w:szCs w:val="26"/>
-        </w:rPr>
-      </w:pPr>
-      <w:r>
-        <w:rPr>
-          <w:rFonts w:hint="eastAsia"/>
-          <w:szCs w:val="18"/>
-        </w:rPr>
-        <w:t>-</w:t>
-      </w:r>
-      <w:r>
-        <w:rPr>
-          <w:rFonts w:hint="eastAsia"/>
-          <w:szCs w:val="18"/>
-        </w:rPr>
-        <w:t xml:space="preserve"> </w:t>
-      </w:r>
-      <w:r>
-        <w:rPr>
-          <w:rFonts w:hint="eastAsia"/>
-          <w:b/>
-          <w:bCs/>
-          <w:sz w:val="26"/>
-          <w:szCs w:val="26"/>
-        </w:rPr>
-        <w:t>내구성</w:t>
-      </w:r>
-    </w:p>
-    <w:p>
-      <w:pPr>
-        <w:pStyle w:val="a6"/>
-        <w:numPr>
-          <w:ilvl w:val="0"/>
-          <w:numId w:val="24"/>
-        </w:numPr>
-        <w:rPr>
-          <w:szCs w:val="18"/>
-        </w:rPr>
-      </w:pPr>
-      <w:r>
-        <w:rPr>
-          <w:rFonts w:hint="eastAsia"/>
-          <w:szCs w:val="18"/>
-        </w:rPr>
-        <w:t>로그와 시스템 설정 등 핵심 데이터 주기적 백업</w:t>
-      </w:r>
-    </w:p>
-    <w:p>
-      <w:pPr>
-        <w:pStyle w:val="a6"/>
-        <w:numPr>
-          <w:ilvl w:val="0"/>
-          <w:numId w:val="24"/>
-        </w:numPr>
-        <w:rPr>
-          <w:szCs w:val="18"/>
-        </w:rPr>
-      </w:pPr>
-      <w:r>
-        <w:rPr>
-          <w:rFonts w:hint="eastAsia"/>
-          <w:szCs w:val="18"/>
-        </w:rPr>
-        <w:t>장애 시 복구 계획 수립</w:t>
-      </w:r>
-    </w:p>
-    <w:p>
-      <w:pPr>
-        <w:ind w:firstLine="355"/>
-        <w:rPr>
-          <w:szCs w:val="18"/>
-        </w:rPr>
-      </w:pPr>
-    </w:p>
-    <w:p>
-      <w:pPr>
-        <w:ind w:firstLine="355"/>
-        <w:outlineLvl w:val="1"/>
-        <w:rPr>
+        </w:rPr>
+        <w:t>비</w:t>
+      </w:r>
+      <w:r>
+        <w:rPr>
+          <w:rFonts w:hint="eastAsia"/>
           <w:b/>
           <w:bCs/>
           <w:sz w:val="32"/>
           <w:szCs w:val="32"/>
-          <w:u w:val="single" w:color="000000"/>
-        </w:rPr>
-      </w:pPr>
-      <w:bookmarkStart w:id="16" w:name="_Toc194933096"/>
+        </w:rPr>
+        <w:t>기능</w:t>
+      </w:r>
+      <w:proofErr w:type="spellEnd"/>
       <w:r>
         <w:rPr>
           <w:rFonts w:hint="eastAsia"/>
@@ -10136,47 +9275,32 @@
           <w:bCs/>
           <w:sz w:val="32"/>
           <w:szCs w:val="32"/>
-          <w:u w:val="single" w:color="000000"/>
-        </w:rPr>
-        <w:lastRenderedPageBreak/>
-        <w:t>3.</w:t>
-      </w:r>
-      <w:bookmarkEnd w:id="16"/>
-      <w:r>
+        </w:rPr>
+        <w:t xml:space="preserve"> 요구사항</w:t>
+      </w:r>
+    </w:p>
+    <w:p>
+      <w:pPr>
+        <w:spacing w:before="379"/>
+        <w:ind w:right="154"/>
+        <w:outlineLvl w:val="0"/>
         <w:rPr>
           <w:rFonts w:hint="eastAsia"/>
           <w:b/>
           <w:bCs/>
-          <w:sz w:val="32"/>
-          <w:szCs w:val="32"/>
-          <w:u w:val="single" w:color="000000"/>
-        </w:rPr>
-        <w:t xml:space="preserve"> 유지보수</w:t>
-      </w:r>
-    </w:p>
-    <w:p>
-      <w:pPr>
-        <w:ind w:firstLine="355"/>
-        <w:rPr>
-          <w:szCs w:val="18"/>
-        </w:rPr>
-      </w:pPr>
-      <w:r>
-        <w:rPr>
-          <w:rFonts w:hint="eastAsia"/>
-          <w:szCs w:val="18"/>
-        </w:rPr>
-        <w:t xml:space="preserve">- </w:t>
-      </w:r>
+          <w:sz w:val="24"/>
+          <w:szCs w:val="24"/>
+        </w:rPr>
+      </w:pPr>
       <w:r>
         <w:rPr>
           <w:rFonts w:hint="eastAsia"/>
           <w:b/>
           <w:bCs/>
-          <w:sz w:val="26"/>
-          <w:szCs w:val="26"/>
-        </w:rPr>
-        <w:t>확장성</w:t>
+          <w:sz w:val="24"/>
+          <w:szCs w:val="24"/>
+        </w:rPr>
+        <w:t>4.1 보안 및 개인정보 보호</w:t>
       </w:r>
     </w:p>
     <w:p>
@@ -10184,104 +9308,168 @@
         <w:pStyle w:val="a6"/>
         <w:numPr>
           <w:ilvl w:val="0"/>
-          <w:numId w:val="25"/>
+          <w:numId w:val="35"/>
         </w:numPr>
-        <w:rPr>
+        <w:outlineLvl w:val="1"/>
+        <w:rPr>
+          <w:sz w:val="24"/>
+          <w:szCs w:val="24"/>
+        </w:rPr>
+      </w:pPr>
+      <w:r>
+        <w:rPr>
+          <w:rFonts w:hint="eastAsia"/>
           <w:szCs w:val="18"/>
         </w:rPr>
-      </w:pPr>
+        <w:t xml:space="preserve">이메일 인증 가입: </w:t>
+      </w:r>
       <w:r>
         <w:rPr>
           <w:rFonts w:hint="eastAsia"/>
           <w:szCs w:val="18"/>
         </w:rPr>
-        <w:t>사용자 증가 시 서버 확장 용이</w:t>
-      </w:r>
+        <w:t xml:space="preserve">본 시스템은 </w:t>
+      </w:r>
+      <w:r>
+        <w:rPr>
+          <w:rFonts w:hint="eastAsia"/>
+          <w:szCs w:val="18"/>
+        </w:rPr>
+        <w:t>회원가입 시 이메일 인증을 통해</w:t>
+      </w:r>
+      <w:r>
+        <w:rPr>
+          <w:rFonts w:hint="eastAsia"/>
+          <w:szCs w:val="18"/>
+        </w:rPr>
+        <w:t xml:space="preserve"> 타인의 학번 도용</w:t>
+      </w:r>
+      <w:r>
+        <w:rPr>
+          <w:rFonts w:hint="eastAsia"/>
+          <w:szCs w:val="18"/>
+        </w:rPr>
+        <w:t xml:space="preserve"> 및</w:t>
+      </w:r>
+      <w:r>
+        <w:rPr>
+          <w:rFonts w:hint="eastAsia"/>
+          <w:szCs w:val="18"/>
+        </w:rPr>
+        <w:t xml:space="preserve"> 무단 접속 가능성</w:t>
+      </w:r>
+      <w:r>
+        <w:rPr>
+          <w:rFonts w:hint="eastAsia"/>
+          <w:szCs w:val="18"/>
+        </w:rPr>
+        <w:t xml:space="preserve">을 방지해야 </w:t>
+      </w:r>
+      <w:r>
+        <w:rPr>
+          <w:rFonts w:hint="eastAsia"/>
+          <w:szCs w:val="18"/>
+        </w:rPr>
+        <w:t>한다.</w:t>
+      </w:r>
+    </w:p>
+    <w:p>
+      <w:pPr>
+        <w:outlineLvl w:val="1"/>
+        <w:rPr>
+          <w:rFonts w:hint="eastAsia"/>
+          <w:sz w:val="24"/>
+          <w:szCs w:val="24"/>
+        </w:rPr>
+      </w:pPr>
     </w:p>
     <w:p>
       <w:pPr>
         <w:pStyle w:val="a6"/>
         <w:numPr>
           <w:ilvl w:val="0"/>
-          <w:numId w:val="25"/>
+          <w:numId w:val="35"/>
         </w:numPr>
-        <w:rPr>
+        <w:outlineLvl w:val="1"/>
+        <w:rPr>
+          <w:rFonts w:hint="eastAsia"/>
+          <w:sz w:val="24"/>
+          <w:szCs w:val="24"/>
+        </w:rPr>
+      </w:pPr>
+      <w:r>
+        <w:rPr>
+          <w:rFonts w:hint="eastAsia"/>
           <w:szCs w:val="18"/>
         </w:rPr>
-      </w:pPr>
+        <w:t xml:space="preserve">대화 내용 보안: </w:t>
+      </w:r>
       <w:r>
         <w:rPr>
           <w:rFonts w:hint="eastAsia"/>
           <w:szCs w:val="18"/>
         </w:rPr>
-        <w:t>신규 기능 추가 시 최소 영향 설계</w:t>
+        <w:t>사용자 간의 대화내용은 다른 사용자 및</w:t>
+      </w:r>
+      <w:r>
+        <w:rPr>
+          <w:rFonts w:hint="eastAsia"/>
+          <w:szCs w:val="18"/>
+        </w:rPr>
+        <w:t xml:space="preserve"> 관리자에 의해 열람될 수 없다.</w:t>
       </w:r>
     </w:p>
     <w:p>
       <w:pPr>
-        <w:rPr>
-          <w:szCs w:val="18"/>
-        </w:rPr>
-      </w:pPr>
-    </w:p>
-    <w:p>
-      <w:pPr>
-        <w:ind w:firstLine="355"/>
-        <w:outlineLvl w:val="1"/>
+        <w:spacing w:before="379"/>
+        <w:ind w:right="154"/>
+        <w:outlineLvl w:val="0"/>
         <w:rPr>
           <w:b/>
           <w:bCs/>
-          <w:sz w:val="32"/>
-          <w:szCs w:val="32"/>
-          <w:u w:val="single" w:color="000000"/>
-        </w:rPr>
-      </w:pPr>
-      <w:bookmarkStart w:id="17" w:name="_Toc194933097"/>
+          <w:sz w:val="24"/>
+          <w:szCs w:val="24"/>
+        </w:rPr>
+      </w:pPr>
       <w:r>
         <w:rPr>
           <w:rFonts w:hint="eastAsia"/>
           <w:b/>
           <w:bCs/>
-          <w:sz w:val="32"/>
-          <w:szCs w:val="32"/>
-          <w:u w:val="single" w:color="000000"/>
-        </w:rPr>
-        <w:t>4. 사용자 경험 및 인터페이스</w:t>
-      </w:r>
-      <w:bookmarkEnd w:id="17"/>
-    </w:p>
-    <w:p>
-      <w:pPr>
-        <w:ind w:firstLine="355"/>
-        <w:rPr>
-          <w:szCs w:val="18"/>
-        </w:rPr>
-      </w:pPr>
-      <w:r>
-        <w:rPr>
-          <w:rFonts w:hint="eastAsia"/>
-          <w:szCs w:val="18"/>
-        </w:rPr>
-        <w:t xml:space="preserve">- </w:t>
+          <w:sz w:val="24"/>
+          <w:szCs w:val="24"/>
+        </w:rPr>
+        <w:t>4.</w:t>
       </w:r>
       <w:r>
         <w:rPr>
           <w:rFonts w:hint="eastAsia"/>
           <w:b/>
           <w:bCs/>
-          <w:sz w:val="26"/>
-          <w:szCs w:val="26"/>
-        </w:rPr>
-        <w:t>직관적인 UI/U</w:t>
-      </w:r>
-      <w:r>
-        <w:rPr>
+          <w:sz w:val="24"/>
+          <w:szCs w:val="24"/>
+        </w:rPr>
+        <w:t>2</w:t>
+      </w:r>
+      <w:r>
+        <w:rPr>
+          <w:rFonts w:hint="eastAsia"/>
           <w:b/>
           <w:bCs/>
-          <w:sz w:val="26"/>
-          <w:szCs w:val="26"/>
-        </w:rPr>
-        <w:t>X</w:t>
+          <w:sz w:val="24"/>
+          <w:szCs w:val="24"/>
+        </w:rPr>
+        <w:t xml:space="preserve"> </w:t>
+      </w:r>
+      <w:r>
+        <w:rPr>
+          <w:rFonts w:hint="eastAsia"/>
+          <w:b/>
+          <w:bCs/>
+          <w:sz w:val="24"/>
+          <w:szCs w:val="24"/>
+        </w:rPr>
+        <w:t>성능 및 신뢰성</w:t>
       </w:r>
     </w:p>
     <w:p>
@@ -10289,80 +9477,27 @@
         <w:pStyle w:val="a6"/>
         <w:numPr>
           <w:ilvl w:val="0"/>
-          <w:numId w:val="26"/>
+          <w:numId w:val="36"/>
         </w:numPr>
-        <w:rPr>
+        <w:outlineLvl w:val="1"/>
+        <w:rPr>
+          <w:sz w:val="24"/>
+          <w:szCs w:val="24"/>
+        </w:rPr>
+      </w:pPr>
+      <w:r>
+        <w:rPr>
+          <w:rFonts w:hint="eastAsia"/>
           <w:szCs w:val="18"/>
         </w:rPr>
-      </w:pPr>
+        <w:t>동시 접속 사용자 지원</w:t>
+      </w:r>
       <w:r>
         <w:rPr>
           <w:rFonts w:hint="eastAsia"/>
           <w:szCs w:val="18"/>
         </w:rPr>
-        <w:t xml:space="preserve">현재 </w:t>
-      </w:r>
-      <w:proofErr w:type="spellStart"/>
-      <w:r>
-        <w:rPr>
-          <w:rFonts w:hint="eastAsia"/>
-          <w:szCs w:val="18"/>
-        </w:rPr>
-        <w:t>접속자</w:t>
-      </w:r>
-      <w:proofErr w:type="spellEnd"/>
-      <w:r>
-        <w:rPr>
-          <w:rFonts w:hint="eastAsia"/>
-          <w:szCs w:val="18"/>
-        </w:rPr>
-        <w:t xml:space="preserve"> 목록 즉시 표시</w:t>
-      </w:r>
-    </w:p>
-    <w:p>
-      <w:pPr>
-        <w:rPr>
-          <w:szCs w:val="18"/>
-        </w:rPr>
-      </w:pPr>
-    </w:p>
-    <w:p>
-      <w:pPr>
-        <w:ind w:firstLineChars="100" w:firstLine="220"/>
-        <w:rPr>
-          <w:szCs w:val="18"/>
-        </w:rPr>
-      </w:pPr>
-      <w:r>
-        <w:rPr>
-          <w:rFonts w:hint="eastAsia"/>
-          <w:szCs w:val="18"/>
-        </w:rPr>
-        <w:t>-</w:t>
-      </w:r>
-      <w:r>
-        <w:rPr>
-          <w:rFonts w:hint="eastAsia"/>
-          <w:szCs w:val="18"/>
-        </w:rPr>
-        <w:t xml:space="preserve"> </w:t>
-      </w:r>
-      <w:r>
-        <w:rPr>
-          <w:rFonts w:hint="eastAsia"/>
-          <w:b/>
-          <w:bCs/>
-          <w:sz w:val="26"/>
-          <w:szCs w:val="26"/>
-        </w:rPr>
-        <w:t>시각적/상호작용</w:t>
-      </w:r>
-      <w:r>
-        <w:rPr>
-          <w:rFonts w:hint="eastAsia"/>
-          <w:szCs w:val="18"/>
-        </w:rPr>
-        <w:t xml:space="preserve"> </w:t>
+        <w:t>: 시스템은 최대 100명의 사용자가 접속하여 사용하는 것을 지원해야 한다.</w:t>
       </w:r>
     </w:p>
     <w:p>
@@ -10370,120 +9505,265 @@
         <w:pStyle w:val="a6"/>
         <w:numPr>
           <w:ilvl w:val="0"/>
-          <w:numId w:val="27"/>
+          <w:numId w:val="36"/>
         </w:numPr>
-        <w:rPr>
+        <w:outlineLvl w:val="1"/>
+        <w:rPr>
+          <w:sz w:val="24"/>
+          <w:szCs w:val="24"/>
+        </w:rPr>
+      </w:pPr>
+      <w:r>
+        <w:rPr>
+          <w:rFonts w:hint="eastAsia"/>
           <w:szCs w:val="18"/>
         </w:rPr>
-      </w:pPr>
+        <w:t>서버 장애 복구</w:t>
+      </w:r>
       <w:r>
         <w:rPr>
           <w:rFonts w:hint="eastAsia"/>
           <w:szCs w:val="18"/>
         </w:rPr>
-        <w:t xml:space="preserve">현재 </w:t>
-      </w:r>
-      <w:proofErr w:type="spellStart"/>
-      <w:r>
-        <w:rPr>
-          <w:rFonts w:hint="eastAsia"/>
-          <w:szCs w:val="18"/>
-        </w:rPr>
-        <w:t>접속자</w:t>
-      </w:r>
-      <w:proofErr w:type="spellEnd"/>
-      <w:r>
-        <w:rPr>
-          <w:rFonts w:hint="eastAsia"/>
-          <w:szCs w:val="18"/>
-        </w:rPr>
-        <w:t xml:space="preserve"> 기반 </w:t>
-      </w:r>
-      <w:r>
-        <w:rPr>
-          <w:rFonts w:hint="eastAsia"/>
-          <w:szCs w:val="18"/>
-        </w:rPr>
-        <w:t xml:space="preserve">채팅 알림 제공, 직관적 버튼 배치(지도 검색 및 위치 </w:t>
-      </w:r>
-      <w:r>
-        <w:rPr>
-          <w:rFonts w:hint="eastAsia"/>
-          <w:szCs w:val="18"/>
-        </w:rPr>
-        <w:t xml:space="preserve">기반 정보 </w:t>
-      </w:r>
-      <w:r>
-        <w:rPr>
-          <w:rFonts w:hint="eastAsia"/>
-          <w:szCs w:val="18"/>
-        </w:rPr>
-        <w:t xml:space="preserve">공유, 파일 전송, AI </w:t>
-      </w:r>
-      <w:proofErr w:type="spellStart"/>
-      <w:r>
-        <w:rPr>
-          <w:rFonts w:hint="eastAsia"/>
-          <w:szCs w:val="18"/>
-        </w:rPr>
-        <w:t>챗봇</w:t>
-      </w:r>
-      <w:proofErr w:type="spellEnd"/>
-      <w:r>
-        <w:rPr>
-          <w:rFonts w:hint="eastAsia"/>
-          <w:szCs w:val="18"/>
-        </w:rPr>
-        <w:t xml:space="preserve"> 호출 등)</w:t>
+        <w:t>: 서버 장애로 인한 시스템 중단 시, 24시간 이내에 복구 가능하여야 한다.</w:t>
       </w:r>
     </w:p>
     <w:p>
       <w:pPr>
-        <w:rPr>
-          <w:rFonts w:ascii="Times New Roman" w:eastAsiaTheme="minorEastAsia"/>
-          <w:sz w:val="24"/>
-        </w:rPr>
-      </w:pPr>
+        <w:pStyle w:val="a6"/>
+        <w:numPr>
+          <w:ilvl w:val="0"/>
+          <w:numId w:val="36"/>
+        </w:numPr>
+        <w:outlineLvl w:val="1"/>
+        <w:rPr>
+          <w:sz w:val="24"/>
+          <w:szCs w:val="24"/>
+        </w:rPr>
+      </w:pPr>
+      <w:r>
+        <w:rPr>
+          <w:rFonts w:hint="eastAsia"/>
+          <w:szCs w:val="18"/>
+        </w:rPr>
+        <w:t>로그 기록 및 저장: 사용자 가입 및 접속 등 사용자 관련 이벤트와 서버 장애와 같은 크리티컬 이벤트를 기록하고,</w:t>
+      </w:r>
+      <w:r>
+        <w:rPr>
+          <w:rFonts w:hint="eastAsia"/>
+          <w:szCs w:val="18"/>
+        </w:rPr>
+        <w:t xml:space="preserve"> 이를 관리자가 조회할 수 있어야</w:t>
+      </w:r>
+      <w:r>
+        <w:rPr>
+          <w:rFonts w:hint="eastAsia"/>
+          <w:szCs w:val="18"/>
+        </w:rPr>
+        <w:t xml:space="preserve"> </w:t>
+      </w:r>
+      <w:r>
+        <w:rPr>
+          <w:rFonts w:hint="eastAsia"/>
+          <w:szCs w:val="18"/>
+        </w:rPr>
+        <w:t>한다.</w:t>
+      </w:r>
     </w:p>
     <w:p>
       <w:pPr>
-        <w:rPr>
-          <w:rFonts w:ascii="Times New Roman" w:eastAsiaTheme="minorEastAsia"/>
-          <w:sz w:val="24"/>
-        </w:rPr>
-      </w:pPr>
+        <w:spacing w:before="379"/>
+        <w:ind w:right="154"/>
+        <w:outlineLvl w:val="0"/>
+        <w:rPr>
+          <w:rFonts w:hint="eastAsia"/>
+          <w:b/>
+          <w:bCs/>
+          <w:sz w:val="24"/>
+          <w:szCs w:val="24"/>
+        </w:rPr>
+      </w:pPr>
+      <w:r>
+        <w:rPr>
+          <w:rFonts w:hint="eastAsia"/>
+          <w:b/>
+          <w:bCs/>
+          <w:sz w:val="24"/>
+          <w:szCs w:val="24"/>
+        </w:rPr>
+        <w:t>4.</w:t>
+      </w:r>
+      <w:r>
+        <w:rPr>
+          <w:rFonts w:hint="eastAsia"/>
+          <w:b/>
+          <w:bCs/>
+          <w:sz w:val="24"/>
+          <w:szCs w:val="24"/>
+        </w:rPr>
+        <w:t>3</w:t>
+      </w:r>
+      <w:r>
+        <w:rPr>
+          <w:rFonts w:hint="eastAsia"/>
+          <w:b/>
+          <w:bCs/>
+          <w:sz w:val="24"/>
+          <w:szCs w:val="24"/>
+        </w:rPr>
+        <w:t xml:space="preserve"> </w:t>
+      </w:r>
+      <w:r>
+        <w:rPr>
+          <w:rFonts w:hint="eastAsia"/>
+          <w:b/>
+          <w:bCs/>
+          <w:sz w:val="24"/>
+          <w:szCs w:val="24"/>
+        </w:rPr>
+        <w:t>유지보수성</w:t>
+      </w:r>
     </w:p>
     <w:p>
       <w:pPr>
-        <w:rPr>
-          <w:rFonts w:ascii="Times New Roman" w:eastAsiaTheme="minorEastAsia"/>
-          <w:sz w:val="24"/>
-        </w:rPr>
-      </w:pPr>
+        <w:ind w:firstLine="355"/>
+        <w:rPr>
+          <w:rFonts w:hint="eastAsia"/>
+          <w:szCs w:val="18"/>
+        </w:rPr>
+      </w:pPr>
+      <w:r>
+        <w:rPr>
+          <w:rFonts w:hint="eastAsia"/>
+          <w:szCs w:val="18"/>
+        </w:rPr>
+        <w:t>1. 서버 확장 편의: 사용자 증가에 따라 서버 확장이 용이해야 한다.</w:t>
+      </w:r>
     </w:p>
     <w:p>
       <w:pPr>
         <w:rPr>
-          <w:rFonts w:ascii="Times New Roman" w:eastAsiaTheme="minorEastAsia"/>
-          <w:sz w:val="24"/>
+          <w:szCs w:val="18"/>
         </w:rPr>
       </w:pPr>
     </w:p>
     <w:p>
       <w:pPr>
-        <w:rPr>
-          <w:rFonts w:ascii="Times New Roman" w:eastAsiaTheme="minorEastAsia"/>
-          <w:sz w:val="24"/>
-        </w:rPr>
-      </w:pPr>
+        <w:spacing w:before="379"/>
+        <w:ind w:right="154"/>
+        <w:outlineLvl w:val="0"/>
+        <w:rPr>
+          <w:rFonts w:hint="eastAsia"/>
+          <w:b/>
+          <w:bCs/>
+          <w:sz w:val="24"/>
+          <w:szCs w:val="24"/>
+        </w:rPr>
+      </w:pPr>
+      <w:r>
+        <w:rPr>
+          <w:rFonts w:hint="eastAsia"/>
+          <w:b/>
+          <w:bCs/>
+          <w:sz w:val="24"/>
+          <w:szCs w:val="24"/>
+        </w:rPr>
+        <w:t>4.</w:t>
+      </w:r>
+      <w:r>
+        <w:rPr>
+          <w:rFonts w:hint="eastAsia"/>
+          <w:b/>
+          <w:bCs/>
+          <w:sz w:val="24"/>
+          <w:szCs w:val="24"/>
+        </w:rPr>
+        <w:t>4</w:t>
+      </w:r>
+      <w:r>
+        <w:rPr>
+          <w:rFonts w:hint="eastAsia"/>
+          <w:b/>
+          <w:bCs/>
+          <w:sz w:val="24"/>
+          <w:szCs w:val="24"/>
+        </w:rPr>
+        <w:t xml:space="preserve"> </w:t>
+      </w:r>
+      <w:r>
+        <w:rPr>
+          <w:rFonts w:hint="eastAsia"/>
+          <w:b/>
+          <w:bCs/>
+          <w:sz w:val="24"/>
+          <w:szCs w:val="24"/>
+        </w:rPr>
+        <w:t>사용자 경험 및 인터페이스</w:t>
+      </w:r>
     </w:p>
     <w:p>
       <w:pPr>
-        <w:rPr>
-          <w:rFonts w:ascii="Times New Roman" w:eastAsiaTheme="minorEastAsia"/>
-          <w:sz w:val="24"/>
-        </w:rPr>
-      </w:pPr>
+        <w:ind w:left="355"/>
+        <w:rPr>
+          <w:rFonts w:hint="eastAsia"/>
+          <w:szCs w:val="18"/>
+        </w:rPr>
+      </w:pPr>
+      <w:r>
+        <w:rPr>
+          <w:rFonts w:hint="eastAsia"/>
+          <w:szCs w:val="18"/>
+        </w:rPr>
+        <w:t xml:space="preserve">1. 사용자 편의성 및 인터페이스 </w:t>
+      </w:r>
+      <w:proofErr w:type="spellStart"/>
+      <w:r>
+        <w:rPr>
+          <w:rFonts w:hint="eastAsia"/>
+          <w:szCs w:val="18"/>
+        </w:rPr>
+        <w:t>직관성</w:t>
+      </w:r>
+      <w:proofErr w:type="spellEnd"/>
+      <w:r>
+        <w:rPr>
+          <w:rFonts w:hint="eastAsia"/>
+          <w:szCs w:val="18"/>
+        </w:rPr>
+        <w:t xml:space="preserve"> 확보: 사용자는 별다른 </w:t>
+      </w:r>
+      <w:proofErr w:type="spellStart"/>
+      <w:r>
+        <w:rPr>
+          <w:rFonts w:hint="eastAsia"/>
+          <w:szCs w:val="18"/>
+        </w:rPr>
+        <w:t>학습없이</w:t>
+      </w:r>
+      <w:proofErr w:type="spellEnd"/>
+      <w:r>
+        <w:rPr>
+          <w:rFonts w:hint="eastAsia"/>
+          <w:szCs w:val="18"/>
+        </w:rPr>
+        <w:t xml:space="preserve"> 회원가입 및 로그인을 </w:t>
+      </w:r>
+      <w:proofErr w:type="spellStart"/>
+      <w:r>
+        <w:rPr>
+          <w:rFonts w:hint="eastAsia"/>
+          <w:szCs w:val="18"/>
+        </w:rPr>
+        <w:t>진행햐여</w:t>
+      </w:r>
+      <w:proofErr w:type="spellEnd"/>
+      <w:r>
+        <w:rPr>
+          <w:rFonts w:hint="eastAsia"/>
+          <w:szCs w:val="18"/>
+        </w:rPr>
+        <w:t xml:space="preserve"> 시스템의 대화 기능을 사용하는 데에 있어 큰 어려움이 없어야 한다.</w:t>
+      </w:r>
     </w:p>
     <w:p>
       <w:pPr>
@@ -10591,131 +9871,130 @@
     </w:p>
     <w:p>
       <w:pPr>
-        <w:rPr>
-          <w:rFonts w:ascii="Times New Roman" w:eastAsiaTheme="minorEastAsia"/>
-          <w:sz w:val="24"/>
-        </w:rPr>
-      </w:pPr>
+        <w:pStyle w:val="1"/>
+        <w:rPr>
+          <w:rFonts w:hint="eastAsia"/>
+          <w:b/>
+          <w:bCs/>
+        </w:rPr>
+      </w:pPr>
+      <w:bookmarkStart w:id="8" w:name="_Toc194340261"/>
+      <w:bookmarkStart w:id="9" w:name="_Toc194933098"/>
+      <w:r>
+        <w:rPr>
+          <w:rFonts w:hint="eastAsia"/>
+          <w:b/>
+          <w:bCs/>
+        </w:rPr>
+        <w:lastRenderedPageBreak/>
+        <w:t xml:space="preserve">5.참고 </w:t>
+      </w:r>
+      <w:bookmarkEnd w:id="8"/>
+      <w:bookmarkEnd w:id="9"/>
+      <w:r>
+        <w:rPr>
+          <w:rFonts w:hint="eastAsia"/>
+          <w:b/>
+          <w:bCs/>
+        </w:rPr>
+        <w:t>관련 시스템</w:t>
+      </w:r>
+      <w:r>
+        <w:rPr>
+          <w:rFonts w:hint="eastAsia"/>
+          <w:b/>
+          <w:bCs/>
+        </w:rPr>
+        <w:t xml:space="preserve"> </w:t>
+      </w:r>
     </w:p>
     <w:p>
-      <w:pPr>
-        <w:rPr>
-          <w:rFonts w:ascii="Times New Roman" w:eastAsiaTheme="minorEastAsia"/>
-          <w:sz w:val="24"/>
-        </w:rPr>
-      </w:pPr>
+      <w:r>
+        <w:rPr>
+          <w:rFonts w:hint="eastAsia"/>
+        </w:rPr>
+        <w:t xml:space="preserve">- 카카오톡(카카오) </w:t>
+      </w:r>
     </w:p>
     <w:p>
-      <w:pPr>
-        <w:rPr>
-          <w:rFonts w:ascii="Times New Roman" w:eastAsiaTheme="minorEastAsia"/>
-          <w:sz w:val="24"/>
-        </w:rPr>
-      </w:pPr>
+      <w:proofErr w:type="gramStart"/>
+      <w:r>
+        <w:rPr>
+          <w:rFonts w:hint="eastAsia"/>
+        </w:rPr>
+        <w:t>출처 :</w:t>
+      </w:r>
+      <w:proofErr w:type="gramEnd"/>
+      <w:r>
+        <w:rPr>
+          <w:rFonts w:hint="eastAsia"/>
+        </w:rPr>
+        <w:t xml:space="preserve"> </w:t>
+      </w:r>
+      <w:hyperlink r:id="rId7" w:history="1">
+        <w:r>
+          <w:rPr>
+            <w:color w:val="0000FF"/>
+            <w:u w:val="single"/>
+          </w:rPr>
+          <w:t>카카오</w:t>
+        </w:r>
+      </w:hyperlink>
+    </w:p>
+    <w:p/>
+    <w:p>
+      <w:proofErr w:type="gramStart"/>
+      <w:r>
+        <w:rPr>
+          <w:rFonts w:hint="eastAsia"/>
+        </w:rPr>
+        <w:t>ChatGPT(</w:t>
+      </w:r>
+      <w:proofErr w:type="spellStart"/>
+      <w:proofErr w:type="gramEnd"/>
+      <w:r>
+        <w:rPr>
+          <w:rFonts w:hint="eastAsia"/>
+        </w:rPr>
+        <w:t>OpneAI</w:t>
+      </w:r>
+      <w:proofErr w:type="spellEnd"/>
+      <w:r>
+        <w:rPr>
+          <w:rFonts w:hint="eastAsia"/>
+        </w:rPr>
+        <w:t>)</w:t>
+      </w:r>
     </w:p>
     <w:p>
       <w:pPr>
         <w:rPr>
-          <w:rFonts w:ascii="Times New Roman" w:eastAsiaTheme="minorEastAsia"/>
-          <w:sz w:val="24"/>
-        </w:rPr>
-      </w:pPr>
+          <w:rFonts w:hint="eastAsia"/>
+        </w:rPr>
+      </w:pPr>
+      <w:proofErr w:type="gramStart"/>
+      <w:r>
+        <w:rPr>
+          <w:rFonts w:hint="eastAsia"/>
+        </w:rPr>
+        <w:t>출처 :</w:t>
+      </w:r>
+      <w:proofErr w:type="gramEnd"/>
+      <w:r>
+        <w:rPr>
+          <w:rFonts w:hint="eastAsia"/>
+        </w:rPr>
+        <w:t xml:space="preserve"> </w:t>
+      </w:r>
+      <w:hyperlink r:id="rId8" w:history="1">
+        <w:r>
+          <w:rPr>
+            <w:rStyle w:val="ab"/>
+          </w:rPr>
+          <w:t>OpenAI | OpenAI</w:t>
+        </w:r>
+      </w:hyperlink>
     </w:p>
-    <w:p>
-      <w:pPr>
-        <w:rPr>
-          <w:rFonts w:ascii="Times New Roman" w:eastAsiaTheme="minorEastAsia"/>
-          <w:sz w:val="24"/>
-        </w:rPr>
-      </w:pPr>
-    </w:p>
-    <w:p>
-      <w:pPr>
-        <w:rPr>
-          <w:rFonts w:ascii="Times New Roman" w:eastAsiaTheme="minorEastAsia"/>
-          <w:sz w:val="24"/>
-        </w:rPr>
-      </w:pPr>
-    </w:p>
-    <w:p>
-      <w:pPr>
-        <w:rPr>
-          <w:rFonts w:ascii="Times New Roman" w:eastAsiaTheme="minorEastAsia"/>
-          <w:sz w:val="24"/>
-        </w:rPr>
-      </w:pPr>
-    </w:p>
-    <w:p>
-      <w:pPr>
-        <w:rPr>
-          <w:rFonts w:ascii="Times New Roman" w:eastAsiaTheme="minorEastAsia"/>
-          <w:sz w:val="24"/>
-        </w:rPr>
-      </w:pPr>
-    </w:p>
-    <w:p>
-      <w:pPr>
-        <w:rPr>
-          <w:rFonts w:ascii="Times New Roman" w:eastAsiaTheme="minorEastAsia"/>
-          <w:sz w:val="24"/>
-        </w:rPr>
-      </w:pPr>
-    </w:p>
-    <w:p>
-      <w:pPr>
-        <w:rPr>
-          <w:rFonts w:ascii="Times New Roman" w:eastAsiaTheme="minorEastAsia"/>
-          <w:sz w:val="24"/>
-        </w:rPr>
-      </w:pPr>
-    </w:p>
-    <w:p>
-      <w:pPr>
-        <w:rPr>
-          <w:rFonts w:ascii="Times New Roman" w:eastAsiaTheme="minorEastAsia"/>
-          <w:sz w:val="24"/>
-        </w:rPr>
-      </w:pPr>
-    </w:p>
-    <w:p>
-      <w:pPr>
-        <w:rPr>
-          <w:rFonts w:ascii="Times New Roman" w:eastAsiaTheme="minorEastAsia"/>
-          <w:sz w:val="24"/>
-        </w:rPr>
-      </w:pPr>
-    </w:p>
-    <w:p>
-      <w:pPr>
-        <w:pStyle w:val="1"/>
-        <w:rPr>
-          <w:b/>
-          <w:bCs/>
-        </w:rPr>
-      </w:pPr>
-      <w:bookmarkStart w:id="18" w:name="_Toc194340261"/>
-      <w:bookmarkStart w:id="19" w:name="_Toc194933098"/>
-      <w:r>
-        <w:rPr>
-          <w:rFonts w:hint="eastAsia"/>
-          <w:b/>
-          <w:bCs/>
-        </w:rPr>
-        <w:lastRenderedPageBreak/>
-        <w:t>5.참고 문헌 및 부록</w:t>
-      </w:r>
-      <w:bookmarkEnd w:id="18"/>
-      <w:bookmarkEnd w:id="19"/>
-      <w:r>
-        <w:rPr>
-          <w:rFonts w:hint="eastAsia"/>
-          <w:b/>
-          <w:bCs/>
-        </w:rPr>
-        <w:t xml:space="preserve"> </w:t>
-      </w:r>
-    </w:p>
-    <w:p/>
     <w:sectPr>
       <w:pgSz w:w="11906" w:h="16838"/>
       <w:pgMar w:top="1701" w:right="1440" w:bottom="1440" w:left="1440" w:header="851" w:footer="992" w:gutter="0"/>
@@ -11544,6 +10823,208 @@
     </w:lvl>
   </w:abstractNum>
   <w:abstractNum w:abstractNumId="7" w15:restartNumberingAfterBreak="0">
+    <w:nsid w:val="22A2569A"/>
+    <w:multiLevelType w:val="hybridMultilevel"/>
+    <w:tmpl w:val="ECC616C2"/>
+    <w:lvl w:ilvl="0" w:tplc="613E0298">
+      <w:start w:val="1"/>
+      <w:numFmt w:val="decimal"/>
+      <w:lvlText w:val="%1."/>
+      <w:lvlJc w:val="left"/>
+      <w:pPr>
+        <w:ind w:left="800" w:hanging="360"/>
+      </w:pPr>
+      <w:rPr>
+        <w:rFonts w:hint="default"/>
+      </w:rPr>
+    </w:lvl>
+    <w:lvl w:ilvl="1" w:tplc="04090019" w:tentative="1">
+      <w:start w:val="1"/>
+      <w:numFmt w:val="upperLetter"/>
+      <w:lvlText w:val="%2."/>
+      <w:lvlJc w:val="left"/>
+      <w:pPr>
+        <w:ind w:left="1320" w:hanging="440"/>
+      </w:pPr>
+    </w:lvl>
+    <w:lvl w:ilvl="2" w:tplc="0409001B" w:tentative="1">
+      <w:start w:val="1"/>
+      <w:numFmt w:val="lowerRoman"/>
+      <w:lvlText w:val="%3."/>
+      <w:lvlJc w:val="right"/>
+      <w:pPr>
+        <w:ind w:left="1760" w:hanging="440"/>
+      </w:pPr>
+    </w:lvl>
+    <w:lvl w:ilvl="3" w:tplc="0409000F" w:tentative="1">
+      <w:start w:val="1"/>
+      <w:numFmt w:val="decimal"/>
+      <w:lvlText w:val="%4."/>
+      <w:lvlJc w:val="left"/>
+      <w:pPr>
+        <w:ind w:left="2200" w:hanging="440"/>
+      </w:pPr>
+    </w:lvl>
+    <w:lvl w:ilvl="4" w:tplc="04090019" w:tentative="1">
+      <w:start w:val="1"/>
+      <w:numFmt w:val="upperLetter"/>
+      <w:lvlText w:val="%5."/>
+      <w:lvlJc w:val="left"/>
+      <w:pPr>
+        <w:ind w:left="2640" w:hanging="440"/>
+      </w:pPr>
+    </w:lvl>
+    <w:lvl w:ilvl="5" w:tplc="0409001B" w:tentative="1">
+      <w:start w:val="1"/>
+      <w:numFmt w:val="lowerRoman"/>
+      <w:lvlText w:val="%6."/>
+      <w:lvlJc w:val="right"/>
+      <w:pPr>
+        <w:ind w:left="3080" w:hanging="440"/>
+      </w:pPr>
+    </w:lvl>
+    <w:lvl w:ilvl="6" w:tplc="0409000F" w:tentative="1">
+      <w:start w:val="1"/>
+      <w:numFmt w:val="decimal"/>
+      <w:lvlText w:val="%7."/>
+      <w:lvlJc w:val="left"/>
+      <w:pPr>
+        <w:ind w:left="3520" w:hanging="440"/>
+      </w:pPr>
+    </w:lvl>
+    <w:lvl w:ilvl="7" w:tplc="04090019" w:tentative="1">
+      <w:start w:val="1"/>
+      <w:numFmt w:val="upperLetter"/>
+      <w:lvlText w:val="%8."/>
+      <w:lvlJc w:val="left"/>
+      <w:pPr>
+        <w:ind w:left="3960" w:hanging="440"/>
+      </w:pPr>
+    </w:lvl>
+    <w:lvl w:ilvl="8" w:tplc="0409001B" w:tentative="1">
+      <w:start w:val="1"/>
+      <w:numFmt w:val="lowerRoman"/>
+      <w:lvlText w:val="%9."/>
+      <w:lvlJc w:val="right"/>
+      <w:pPr>
+        <w:ind w:left="4400" w:hanging="440"/>
+      </w:pPr>
+    </w:lvl>
+  </w:abstractNum>
+  <w:abstractNum w:abstractNumId="8" w15:restartNumberingAfterBreak="0">
+    <w:nsid w:val="2565516A"/>
+    <w:multiLevelType w:val="multilevel"/>
+    <w:tmpl w:val="DF16D1F6"/>
+    <w:lvl w:ilvl="0">
+      <w:start w:val="3"/>
+      <w:numFmt w:val="decimal"/>
+      <w:lvlText w:val="%1"/>
+      <w:lvlJc w:val="left"/>
+      <w:pPr>
+        <w:ind w:left="456" w:hanging="456"/>
+      </w:pPr>
+      <w:rPr>
+        <w:rFonts w:hint="default"/>
+      </w:rPr>
+    </w:lvl>
+    <w:lvl w:ilvl="1">
+      <w:start w:val="1"/>
+      <w:numFmt w:val="decimal"/>
+      <w:lvlText w:val="%1.%2"/>
+      <w:lvlJc w:val="left"/>
+      <w:pPr>
+        <w:ind w:left="456" w:hanging="456"/>
+      </w:pPr>
+      <w:rPr>
+        <w:rFonts w:hint="default"/>
+      </w:rPr>
+    </w:lvl>
+    <w:lvl w:ilvl="2">
+      <w:start w:val="1"/>
+      <w:numFmt w:val="decimal"/>
+      <w:lvlText w:val="%3."/>
+      <w:lvlJc w:val="left"/>
+      <w:pPr>
+        <w:ind w:left="720" w:hanging="720"/>
+      </w:pPr>
+      <w:rPr>
+        <w:rFonts w:ascii="맑은 고딕" w:eastAsia="맑은 고딕" w:hAnsi="맑은 고딕" w:cs="맑은 고딕"/>
+      </w:rPr>
+    </w:lvl>
+    <w:lvl w:ilvl="3">
+      <w:start w:val="1"/>
+      <w:numFmt w:val="decimal"/>
+      <w:lvlText w:val="%1.%2.%3.%4"/>
+      <w:lvlJc w:val="left"/>
+      <w:pPr>
+        <w:ind w:left="720" w:hanging="720"/>
+      </w:pPr>
+      <w:rPr>
+        <w:rFonts w:hint="default"/>
+      </w:rPr>
+    </w:lvl>
+    <w:lvl w:ilvl="4">
+      <w:start w:val="1"/>
+      <w:numFmt w:val="decimal"/>
+      <w:lvlText w:val="%1.%2.%3.%4.%5"/>
+      <w:lvlJc w:val="left"/>
+      <w:pPr>
+        <w:ind w:left="1080" w:hanging="1080"/>
+      </w:pPr>
+      <w:rPr>
+        <w:rFonts w:hint="default"/>
+      </w:rPr>
+    </w:lvl>
+    <w:lvl w:ilvl="5">
+      <w:start w:val="1"/>
+      <w:numFmt w:val="decimal"/>
+      <w:lvlText w:val="%1.%2.%3.%4.%5.%6"/>
+      <w:lvlJc w:val="left"/>
+      <w:pPr>
+        <w:ind w:left="1080" w:hanging="1080"/>
+      </w:pPr>
+      <w:rPr>
+        <w:rFonts w:hint="default"/>
+      </w:rPr>
+    </w:lvl>
+    <w:lvl w:ilvl="6">
+      <w:start w:val="1"/>
+      <w:numFmt w:val="decimal"/>
+      <w:lvlText w:val="%1.%2.%3.%4.%5.%6.%7"/>
+      <w:lvlJc w:val="left"/>
+      <w:pPr>
+        <w:ind w:left="1440" w:hanging="1440"/>
+      </w:pPr>
+      <w:rPr>
+        <w:rFonts w:hint="default"/>
+      </w:rPr>
+    </w:lvl>
+    <w:lvl w:ilvl="7">
+      <w:start w:val="1"/>
+      <w:numFmt w:val="decimal"/>
+      <w:lvlText w:val="%1.%2.%3.%4.%5.%6.%7.%8"/>
+      <w:lvlJc w:val="left"/>
+      <w:pPr>
+        <w:ind w:left="1440" w:hanging="1440"/>
+      </w:pPr>
+      <w:rPr>
+        <w:rFonts w:hint="default"/>
+      </w:rPr>
+    </w:lvl>
+    <w:lvl w:ilvl="8">
+      <w:start w:val="1"/>
+      <w:numFmt w:val="decimal"/>
+      <w:lvlText w:val="%1.%2.%3.%4.%5.%6.%7.%8.%9"/>
+      <w:lvlJc w:val="left"/>
+      <w:pPr>
+        <w:ind w:left="1800" w:hanging="1800"/>
+      </w:pPr>
+      <w:rPr>
+        <w:rFonts w:hint="default"/>
+      </w:rPr>
+    </w:lvl>
+  </w:abstractNum>
+  <w:abstractNum w:abstractNumId="9" w15:restartNumberingAfterBreak="0">
     <w:nsid w:val="2BD018CE"/>
     <w:multiLevelType w:val="multilevel"/>
     <w:tmpl w:val="735AD6F6"/>
@@ -11674,7 +11155,7 @@
       </w:rPr>
     </w:lvl>
   </w:abstractNum>
-  <w:abstractNum w:abstractNumId="8" w15:restartNumberingAfterBreak="0">
+  <w:abstractNum w:abstractNumId="10" w15:restartNumberingAfterBreak="0">
     <w:nsid w:val="35594CE8"/>
     <w:multiLevelType w:val="hybridMultilevel"/>
     <w:tmpl w:val="54ACA62A"/>
@@ -11795,7 +11276,7 @@
       </w:rPr>
     </w:lvl>
   </w:abstractNum>
-  <w:abstractNum w:abstractNumId="9" w15:restartNumberingAfterBreak="0">
+  <w:abstractNum w:abstractNumId="11" w15:restartNumberingAfterBreak="0">
     <w:nsid w:val="35AC4562"/>
     <w:multiLevelType w:val="hybridMultilevel"/>
     <w:tmpl w:val="F642F210"/>
@@ -11884,7 +11365,7 @@
       </w:pPr>
     </w:lvl>
   </w:abstractNum>
-  <w:abstractNum w:abstractNumId="10" w15:restartNumberingAfterBreak="0">
+  <w:abstractNum w:abstractNumId="12" w15:restartNumberingAfterBreak="0">
     <w:nsid w:val="37213EA9"/>
     <w:multiLevelType w:val="hybridMultilevel"/>
     <w:tmpl w:val="3BBAC6FE"/>
@@ -11973,7 +11454,7 @@
       </w:pPr>
     </w:lvl>
   </w:abstractNum>
-  <w:abstractNum w:abstractNumId="11" w15:restartNumberingAfterBreak="0">
+  <w:abstractNum w:abstractNumId="13" w15:restartNumberingAfterBreak="0">
     <w:nsid w:val="3B9870E7"/>
     <w:multiLevelType w:val="hybridMultilevel"/>
     <w:tmpl w:val="24BC9454"/>
@@ -12094,7 +11575,7 @@
       </w:rPr>
     </w:lvl>
   </w:abstractNum>
-  <w:abstractNum w:abstractNumId="12" w15:restartNumberingAfterBreak="0">
+  <w:abstractNum w:abstractNumId="14" w15:restartNumberingAfterBreak="0">
     <w:nsid w:val="3F1E188F"/>
     <w:multiLevelType w:val="multilevel"/>
     <w:tmpl w:val="65C24468"/>
@@ -12215,7 +11696,7 @@
       </w:rPr>
     </w:lvl>
   </w:abstractNum>
-  <w:abstractNum w:abstractNumId="13" w15:restartNumberingAfterBreak="0">
+  <w:abstractNum w:abstractNumId="15" w15:restartNumberingAfterBreak="0">
     <w:nsid w:val="41592FAC"/>
     <w:multiLevelType w:val="hybridMultilevel"/>
     <w:tmpl w:val="CB3EB0AA"/>
@@ -12328,7 +11809,96 @@
       </w:rPr>
     </w:lvl>
   </w:abstractNum>
-  <w:abstractNum w:abstractNumId="14" w15:restartNumberingAfterBreak="0">
+  <w:abstractNum w:abstractNumId="16" w15:restartNumberingAfterBreak="0">
+    <w:nsid w:val="4AAE29E7"/>
+    <w:multiLevelType w:val="hybridMultilevel"/>
+    <w:tmpl w:val="ECC616C2"/>
+    <w:lvl w:ilvl="0" w:tplc="FFFFFFFF">
+      <w:start w:val="1"/>
+      <w:numFmt w:val="decimal"/>
+      <w:lvlText w:val="%1."/>
+      <w:lvlJc w:val="left"/>
+      <w:pPr>
+        <w:ind w:left="800" w:hanging="360"/>
+      </w:pPr>
+      <w:rPr>
+        <w:rFonts w:hint="default"/>
+      </w:rPr>
+    </w:lvl>
+    <w:lvl w:ilvl="1" w:tplc="FFFFFFFF" w:tentative="1">
+      <w:start w:val="1"/>
+      <w:numFmt w:val="upperLetter"/>
+      <w:lvlText w:val="%2."/>
+      <w:lvlJc w:val="left"/>
+      <w:pPr>
+        <w:ind w:left="1320" w:hanging="440"/>
+      </w:pPr>
+    </w:lvl>
+    <w:lvl w:ilvl="2" w:tplc="FFFFFFFF" w:tentative="1">
+      <w:start w:val="1"/>
+      <w:numFmt w:val="lowerRoman"/>
+      <w:lvlText w:val="%3."/>
+      <w:lvlJc w:val="right"/>
+      <w:pPr>
+        <w:ind w:left="1760" w:hanging="440"/>
+      </w:pPr>
+    </w:lvl>
+    <w:lvl w:ilvl="3" w:tplc="FFFFFFFF" w:tentative="1">
+      <w:start w:val="1"/>
+      <w:numFmt w:val="decimal"/>
+      <w:lvlText w:val="%4."/>
+      <w:lvlJc w:val="left"/>
+      <w:pPr>
+        <w:ind w:left="2200" w:hanging="440"/>
+      </w:pPr>
+    </w:lvl>
+    <w:lvl w:ilvl="4" w:tplc="FFFFFFFF" w:tentative="1">
+      <w:start w:val="1"/>
+      <w:numFmt w:val="upperLetter"/>
+      <w:lvlText w:val="%5."/>
+      <w:lvlJc w:val="left"/>
+      <w:pPr>
+        <w:ind w:left="2640" w:hanging="440"/>
+      </w:pPr>
+    </w:lvl>
+    <w:lvl w:ilvl="5" w:tplc="FFFFFFFF" w:tentative="1">
+      <w:start w:val="1"/>
+      <w:numFmt w:val="lowerRoman"/>
+      <w:lvlText w:val="%6."/>
+      <w:lvlJc w:val="right"/>
+      <w:pPr>
+        <w:ind w:left="3080" w:hanging="440"/>
+      </w:pPr>
+    </w:lvl>
+    <w:lvl w:ilvl="6" w:tplc="FFFFFFFF" w:tentative="1">
+      <w:start w:val="1"/>
+      <w:numFmt w:val="decimal"/>
+      <w:lvlText w:val="%7."/>
+      <w:lvlJc w:val="left"/>
+      <w:pPr>
+        <w:ind w:left="3520" w:hanging="440"/>
+      </w:pPr>
+    </w:lvl>
+    <w:lvl w:ilvl="7" w:tplc="FFFFFFFF" w:tentative="1">
+      <w:start w:val="1"/>
+      <w:numFmt w:val="upperLetter"/>
+      <w:lvlText w:val="%8."/>
+      <w:lvlJc w:val="left"/>
+      <w:pPr>
+        <w:ind w:left="3960" w:hanging="440"/>
+      </w:pPr>
+    </w:lvl>
+    <w:lvl w:ilvl="8" w:tplc="FFFFFFFF" w:tentative="1">
+      <w:start w:val="1"/>
+      <w:numFmt w:val="lowerRoman"/>
+      <w:lvlText w:val="%9."/>
+      <w:lvlJc w:val="right"/>
+      <w:pPr>
+        <w:ind w:left="4400" w:hanging="440"/>
+      </w:pPr>
+    </w:lvl>
+  </w:abstractNum>
+  <w:abstractNum w:abstractNumId="17" w15:restartNumberingAfterBreak="0">
     <w:nsid w:val="4D8C2D17"/>
     <w:multiLevelType w:val="hybridMultilevel"/>
     <w:tmpl w:val="23AE2FCA"/>
@@ -12449,7 +12019,7 @@
       </w:rPr>
     </w:lvl>
   </w:abstractNum>
-  <w:abstractNum w:abstractNumId="15" w15:restartNumberingAfterBreak="0">
+  <w:abstractNum w:abstractNumId="18" w15:restartNumberingAfterBreak="0">
     <w:nsid w:val="4F4E2FA3"/>
     <w:multiLevelType w:val="hybridMultilevel"/>
     <w:tmpl w:val="5A5AC178"/>
@@ -12570,7 +12140,7 @@
       </w:rPr>
     </w:lvl>
   </w:abstractNum>
-  <w:abstractNum w:abstractNumId="16" w15:restartNumberingAfterBreak="0">
+  <w:abstractNum w:abstractNumId="19" w15:restartNumberingAfterBreak="0">
     <w:nsid w:val="4FCD35F2"/>
     <w:multiLevelType w:val="hybridMultilevel"/>
     <w:tmpl w:val="B1BAB7CA"/>
@@ -12659,7 +12229,96 @@
       </w:pPr>
     </w:lvl>
   </w:abstractNum>
-  <w:abstractNum w:abstractNumId="17" w15:restartNumberingAfterBreak="0">
+  <w:abstractNum w:abstractNumId="20" w15:restartNumberingAfterBreak="0">
+    <w:nsid w:val="546A2033"/>
+    <w:multiLevelType w:val="hybridMultilevel"/>
+    <w:tmpl w:val="10E2F062"/>
+    <w:lvl w:ilvl="0" w:tplc="0B4A7892">
+      <w:start w:val="1"/>
+      <w:numFmt w:val="decimal"/>
+      <w:lvlText w:val="%1."/>
+      <w:lvlJc w:val="left"/>
+      <w:pPr>
+        <w:ind w:left="800" w:hanging="360"/>
+      </w:pPr>
+      <w:rPr>
+        <w:rFonts w:hint="default"/>
+      </w:rPr>
+    </w:lvl>
+    <w:lvl w:ilvl="1" w:tplc="04090019" w:tentative="1">
+      <w:start w:val="1"/>
+      <w:numFmt w:val="upperLetter"/>
+      <w:lvlText w:val="%2."/>
+      <w:lvlJc w:val="left"/>
+      <w:pPr>
+        <w:ind w:left="1320" w:hanging="440"/>
+      </w:pPr>
+    </w:lvl>
+    <w:lvl w:ilvl="2" w:tplc="0409001B" w:tentative="1">
+      <w:start w:val="1"/>
+      <w:numFmt w:val="lowerRoman"/>
+      <w:lvlText w:val="%3."/>
+      <w:lvlJc w:val="right"/>
+      <w:pPr>
+        <w:ind w:left="1760" w:hanging="440"/>
+      </w:pPr>
+    </w:lvl>
+    <w:lvl w:ilvl="3" w:tplc="0409000F" w:tentative="1">
+      <w:start w:val="1"/>
+      <w:numFmt w:val="decimal"/>
+      <w:lvlText w:val="%4."/>
+      <w:lvlJc w:val="left"/>
+      <w:pPr>
+        <w:ind w:left="2200" w:hanging="440"/>
+      </w:pPr>
+    </w:lvl>
+    <w:lvl w:ilvl="4" w:tplc="04090019" w:tentative="1">
+      <w:start w:val="1"/>
+      <w:numFmt w:val="upperLetter"/>
+      <w:lvlText w:val="%5."/>
+      <w:lvlJc w:val="left"/>
+      <w:pPr>
+        <w:ind w:left="2640" w:hanging="440"/>
+      </w:pPr>
+    </w:lvl>
+    <w:lvl w:ilvl="5" w:tplc="0409001B" w:tentative="1">
+      <w:start w:val="1"/>
+      <w:numFmt w:val="lowerRoman"/>
+      <w:lvlText w:val="%6."/>
+      <w:lvlJc w:val="right"/>
+      <w:pPr>
+        <w:ind w:left="3080" w:hanging="440"/>
+      </w:pPr>
+    </w:lvl>
+    <w:lvl w:ilvl="6" w:tplc="0409000F" w:tentative="1">
+      <w:start w:val="1"/>
+      <w:numFmt w:val="decimal"/>
+      <w:lvlText w:val="%7."/>
+      <w:lvlJc w:val="left"/>
+      <w:pPr>
+        <w:ind w:left="3520" w:hanging="440"/>
+      </w:pPr>
+    </w:lvl>
+    <w:lvl w:ilvl="7" w:tplc="04090019" w:tentative="1">
+      <w:start w:val="1"/>
+      <w:numFmt w:val="upperLetter"/>
+      <w:lvlText w:val="%8."/>
+      <w:lvlJc w:val="left"/>
+      <w:pPr>
+        <w:ind w:left="3960" w:hanging="440"/>
+      </w:pPr>
+    </w:lvl>
+    <w:lvl w:ilvl="8" w:tplc="0409001B" w:tentative="1">
+      <w:start w:val="1"/>
+      <w:numFmt w:val="lowerRoman"/>
+      <w:lvlText w:val="%9."/>
+      <w:lvlJc w:val="right"/>
+      <w:pPr>
+        <w:ind w:left="4400" w:hanging="440"/>
+      </w:pPr>
+    </w:lvl>
+  </w:abstractNum>
+  <w:abstractNum w:abstractNumId="21" w15:restartNumberingAfterBreak="0">
     <w:nsid w:val="550B6049"/>
     <w:multiLevelType w:val="hybridMultilevel"/>
     <w:tmpl w:val="1526AA3E"/>
@@ -12780,7 +12439,7 @@
       </w:rPr>
     </w:lvl>
   </w:abstractNum>
-  <w:abstractNum w:abstractNumId="18" w15:restartNumberingAfterBreak="0">
+  <w:abstractNum w:abstractNumId="22" w15:restartNumberingAfterBreak="0">
     <w:nsid w:val="5B78476F"/>
     <w:multiLevelType w:val="hybridMultilevel"/>
     <w:tmpl w:val="6E0C2116"/>
@@ -12901,7 +12560,7 @@
       </w:rPr>
     </w:lvl>
   </w:abstractNum>
-  <w:abstractNum w:abstractNumId="19" w15:restartNumberingAfterBreak="0">
+  <w:abstractNum w:abstractNumId="23" w15:restartNumberingAfterBreak="0">
     <w:nsid w:val="5D0D74B7"/>
     <w:multiLevelType w:val="hybridMultilevel"/>
     <w:tmpl w:val="A8C06EF4"/>
@@ -13022,7 +12681,7 @@
       </w:rPr>
     </w:lvl>
   </w:abstractNum>
-  <w:abstractNum w:abstractNumId="20" w15:restartNumberingAfterBreak="0">
+  <w:abstractNum w:abstractNumId="24" w15:restartNumberingAfterBreak="0">
     <w:nsid w:val="5EE010EA"/>
     <w:multiLevelType w:val="hybridMultilevel"/>
     <w:tmpl w:val="3730BE5C"/>
@@ -13143,7 +12802,7 @@
       </w:rPr>
     </w:lvl>
   </w:abstractNum>
-  <w:abstractNum w:abstractNumId="21" w15:restartNumberingAfterBreak="0">
+  <w:abstractNum w:abstractNumId="25" w15:restartNumberingAfterBreak="0">
     <w:nsid w:val="5F842359"/>
     <w:multiLevelType w:val="hybridMultilevel"/>
     <w:tmpl w:val="707CD0FA"/>
@@ -13264,7 +12923,7 @@
       </w:rPr>
     </w:lvl>
   </w:abstractNum>
-  <w:abstractNum w:abstractNumId="22" w15:restartNumberingAfterBreak="0">
+  <w:abstractNum w:abstractNumId="26" w15:restartNumberingAfterBreak="0">
     <w:nsid w:val="64EB4EA5"/>
     <w:multiLevelType w:val="hybridMultilevel"/>
     <w:tmpl w:val="CDBC4298"/>
@@ -13385,7 +13044,7 @@
       </w:rPr>
     </w:lvl>
   </w:abstractNum>
-  <w:abstractNum w:abstractNumId="23" w15:restartNumberingAfterBreak="0">
+  <w:abstractNum w:abstractNumId="27" w15:restartNumberingAfterBreak="0">
     <w:nsid w:val="67F7367D"/>
     <w:multiLevelType w:val="hybridMultilevel"/>
     <w:tmpl w:val="45EC0510"/>
@@ -13506,7 +13165,7 @@
       </w:rPr>
     </w:lvl>
   </w:abstractNum>
-  <w:abstractNum w:abstractNumId="24" w15:restartNumberingAfterBreak="0">
+  <w:abstractNum w:abstractNumId="28" w15:restartNumberingAfterBreak="0">
     <w:nsid w:val="69081C38"/>
     <w:multiLevelType w:val="hybridMultilevel"/>
     <w:tmpl w:val="8BF6FA44"/>
@@ -13627,7 +13286,120 @@
       </w:rPr>
     </w:lvl>
   </w:abstractNum>
-  <w:abstractNum w:abstractNumId="25" w15:restartNumberingAfterBreak="0">
+  <w:abstractNum w:abstractNumId="29" w15:restartNumberingAfterBreak="0">
+    <w:nsid w:val="698F707B"/>
+    <w:multiLevelType w:val="multilevel"/>
+    <w:tmpl w:val="D3283B38"/>
+    <w:lvl w:ilvl="0">
+      <w:start w:val="3"/>
+      <w:numFmt w:val="decimal"/>
+      <w:lvlText w:val="%1."/>
+      <w:lvlJc w:val="left"/>
+      <w:pPr>
+        <w:ind w:left="360" w:hanging="360"/>
+      </w:pPr>
+      <w:rPr>
+        <w:rFonts w:hint="default"/>
+      </w:rPr>
+    </w:lvl>
+    <w:lvl w:ilvl="1">
+      <w:start w:val="1"/>
+      <w:numFmt w:val="decimal"/>
+      <w:lvlText w:val="%1.%2."/>
+      <w:lvlJc w:val="left"/>
+      <w:pPr>
+        <w:ind w:left="720" w:hanging="720"/>
+      </w:pPr>
+      <w:rPr>
+        <w:rFonts w:hint="default"/>
+      </w:rPr>
+    </w:lvl>
+    <w:lvl w:ilvl="2">
+      <w:start w:val="1"/>
+      <w:numFmt w:val="decimal"/>
+      <w:lvlText w:val="%1.%2.%3."/>
+      <w:lvlJc w:val="left"/>
+      <w:pPr>
+        <w:ind w:left="720" w:hanging="720"/>
+      </w:pPr>
+      <w:rPr>
+        <w:rFonts w:hint="default"/>
+      </w:rPr>
+    </w:lvl>
+    <w:lvl w:ilvl="3">
+      <w:start w:val="1"/>
+      <w:numFmt w:val="decimal"/>
+      <w:lvlText w:val="%1.%2.%3.%4."/>
+      <w:lvlJc w:val="left"/>
+      <w:pPr>
+        <w:ind w:left="1080" w:hanging="1080"/>
+      </w:pPr>
+      <w:rPr>
+        <w:rFonts w:hint="default"/>
+      </w:rPr>
+    </w:lvl>
+    <w:lvl w:ilvl="4">
+      <w:start w:val="1"/>
+      <w:numFmt w:val="decimal"/>
+      <w:lvlText w:val="%1.%2.%3.%4.%5."/>
+      <w:lvlJc w:val="left"/>
+      <w:pPr>
+        <w:ind w:left="1080" w:hanging="1080"/>
+      </w:pPr>
+      <w:rPr>
+        <w:rFonts w:hint="default"/>
+      </w:rPr>
+    </w:lvl>
+    <w:lvl w:ilvl="5">
+      <w:start w:val="1"/>
+      <w:numFmt w:val="decimal"/>
+      <w:lvlText w:val="%1.%2.%3.%4.%5.%6."/>
+      <w:lvlJc w:val="left"/>
+      <w:pPr>
+        <w:ind w:left="1440" w:hanging="1440"/>
+      </w:pPr>
+      <w:rPr>
+        <w:rFonts w:hint="default"/>
+      </w:rPr>
+    </w:lvl>
+    <w:lvl w:ilvl="6">
+      <w:start w:val="1"/>
+      <w:numFmt w:val="decimal"/>
+      <w:lvlText w:val="%1.%2.%3.%4.%5.%6.%7."/>
+      <w:lvlJc w:val="left"/>
+      <w:pPr>
+        <w:ind w:left="1440" w:hanging="1440"/>
+      </w:pPr>
+      <w:rPr>
+        <w:rFonts w:hint="default"/>
+      </w:rPr>
+    </w:lvl>
+    <w:lvl w:ilvl="7">
+      <w:start w:val="1"/>
+      <w:numFmt w:val="decimal"/>
+      <w:lvlText w:val="%1.%2.%3.%4.%5.%6.%7.%8."/>
+      <w:lvlJc w:val="left"/>
+      <w:pPr>
+        <w:ind w:left="1800" w:hanging="1800"/>
+      </w:pPr>
+      <w:rPr>
+        <w:rFonts w:hint="default"/>
+      </w:rPr>
+    </w:lvl>
+    <w:lvl w:ilvl="8">
+      <w:start w:val="1"/>
+      <w:numFmt w:val="decimal"/>
+      <w:lvlText w:val="%1.%2.%3.%4.%5.%6.%7.%8.%9."/>
+      <w:lvlJc w:val="left"/>
+      <w:pPr>
+        <w:ind w:left="1800" w:hanging="1800"/>
+      </w:pPr>
+      <w:rPr>
+        <w:rFonts w:hint="default"/>
+      </w:rPr>
+    </w:lvl>
+  </w:abstractNum>
+  <w:abstractNum w:abstractNumId="30" w15:restartNumberingAfterBreak="0">
     <w:nsid w:val="70BD5C48"/>
     <w:multiLevelType w:val="multilevel"/>
     <w:tmpl w:val="1A68548E"/>
@@ -13760,7 +13532,7 @@
       </w:rPr>
     </w:lvl>
   </w:abstractNum>
-  <w:abstractNum w:abstractNumId="26" w15:restartNumberingAfterBreak="0">
+  <w:abstractNum w:abstractNumId="31" w15:restartNumberingAfterBreak="0">
     <w:nsid w:val="72E4767C"/>
     <w:multiLevelType w:val="hybridMultilevel"/>
     <w:tmpl w:val="A14C76E0"/>
@@ -13881,7 +13653,7 @@
       </w:rPr>
     </w:lvl>
   </w:abstractNum>
-  <w:abstractNum w:abstractNumId="27" w15:restartNumberingAfterBreak="0">
+  <w:abstractNum w:abstractNumId="32" w15:restartNumberingAfterBreak="0">
     <w:nsid w:val="7BF537BC"/>
     <w:multiLevelType w:val="hybridMultilevel"/>
     <w:tmpl w:val="F3A49E18"/>
@@ -13994,7 +13766,7 @@
       </w:rPr>
     </w:lvl>
   </w:abstractNum>
-  <w:abstractNum w:abstractNumId="28" w15:restartNumberingAfterBreak="0">
+  <w:abstractNum w:abstractNumId="33" w15:restartNumberingAfterBreak="0">
     <w:nsid w:val="7C2D1119"/>
     <w:multiLevelType w:val="multilevel"/>
     <w:tmpl w:val="5952321C"/>
@@ -14107,7 +13879,7 @@
       </w:rPr>
     </w:lvl>
   </w:abstractNum>
-  <w:abstractNum w:abstractNumId="29" w15:restartNumberingAfterBreak="0">
+  <w:abstractNum w:abstractNumId="34" w15:restartNumberingAfterBreak="0">
     <w:nsid w:val="7CB21E31"/>
     <w:multiLevelType w:val="hybridMultilevel"/>
     <w:tmpl w:val="FD2C13AE"/>
@@ -14220,7 +13992,7 @@
       </w:rPr>
     </w:lvl>
   </w:abstractNum>
-  <w:abstractNum w:abstractNumId="30" w15:restartNumberingAfterBreak="0">
+  <w:abstractNum w:abstractNumId="35" w15:restartNumberingAfterBreak="0">
     <w:nsid w:val="7DF61662"/>
     <w:multiLevelType w:val="hybridMultilevel"/>
     <w:tmpl w:val="AE8CC1D8"/>
@@ -14342,82 +14114,82 @@
     </w:lvl>
   </w:abstractNum>
   <w:num w:numId="1" w16cid:durableId="2040202504">
-    <w:abstractNumId w:val="7"/>
+    <w:abstractNumId w:val="9"/>
   </w:num>
   <w:num w:numId="2" w16cid:durableId="2075662229">
-    <w:abstractNumId w:val="25"/>
+    <w:abstractNumId w:val="30"/>
   </w:num>
   <w:num w:numId="3" w16cid:durableId="992874417">
-    <w:abstractNumId w:val="12"/>
+    <w:abstractNumId w:val="14"/>
   </w:num>
   <w:num w:numId="4" w16cid:durableId="1798598281">
-    <w:abstractNumId w:val="9"/>
+    <w:abstractNumId w:val="11"/>
   </w:num>
   <w:num w:numId="5" w16cid:durableId="1470785959">
-    <w:abstractNumId w:val="28"/>
+    <w:abstractNumId w:val="33"/>
   </w:num>
   <w:num w:numId="6" w16cid:durableId="623392028">
-    <w:abstractNumId w:val="8"/>
+    <w:abstractNumId w:val="10"/>
   </w:num>
   <w:num w:numId="7" w16cid:durableId="216861556">
     <w:abstractNumId w:val="0"/>
   </w:num>
   <w:num w:numId="8" w16cid:durableId="1518348099">
-    <w:abstractNumId w:val="19"/>
+    <w:abstractNumId w:val="23"/>
   </w:num>
   <w:num w:numId="9" w16cid:durableId="123622117">
-    <w:abstractNumId w:val="17"/>
+    <w:abstractNumId w:val="21"/>
   </w:num>
   <w:num w:numId="10" w16cid:durableId="1069422643">
     <w:abstractNumId w:val="3"/>
   </w:num>
   <w:num w:numId="11" w16cid:durableId="1702320843">
-    <w:abstractNumId w:val="22"/>
+    <w:abstractNumId w:val="26"/>
   </w:num>
   <w:num w:numId="12" w16cid:durableId="1034237005">
-    <w:abstractNumId w:val="11"/>
+    <w:abstractNumId w:val="13"/>
   </w:num>
   <w:num w:numId="13" w16cid:durableId="1393386324">
-    <w:abstractNumId w:val="14"/>
+    <w:abstractNumId w:val="17"/>
   </w:num>
   <w:num w:numId="14" w16cid:durableId="2003390720">
     <w:abstractNumId w:val="5"/>
   </w:num>
   <w:num w:numId="15" w16cid:durableId="415517066">
-    <w:abstractNumId w:val="16"/>
+    <w:abstractNumId w:val="19"/>
   </w:num>
   <w:num w:numId="16" w16cid:durableId="1974873002">
-    <w:abstractNumId w:val="10"/>
+    <w:abstractNumId w:val="12"/>
   </w:num>
   <w:num w:numId="17" w16cid:durableId="1220246112">
     <w:abstractNumId w:val="1"/>
   </w:num>
   <w:num w:numId="18" w16cid:durableId="1286690196">
+    <w:abstractNumId w:val="22"/>
+  </w:num>
+  <w:num w:numId="19" w16cid:durableId="620380774">
+    <w:abstractNumId w:val="34"/>
+  </w:num>
+  <w:num w:numId="20" w16cid:durableId="936713246">
+    <w:abstractNumId w:val="31"/>
+  </w:num>
+  <w:num w:numId="21" w16cid:durableId="311564799">
+    <w:abstractNumId w:val="32"/>
+  </w:num>
+  <w:num w:numId="22" w16cid:durableId="921112008">
+    <w:abstractNumId w:val="24"/>
+  </w:num>
+  <w:num w:numId="23" w16cid:durableId="1206598581">
     <w:abstractNumId w:val="18"/>
   </w:num>
-  <w:num w:numId="19" w16cid:durableId="620380774">
-    <w:abstractNumId w:val="29"/>
-  </w:num>
-  <w:num w:numId="20" w16cid:durableId="936713246">
-    <w:abstractNumId w:val="26"/>
-  </w:num>
-  <w:num w:numId="21" w16cid:durableId="311564799">
-    <w:abstractNumId w:val="27"/>
-  </w:num>
-  <w:num w:numId="22" w16cid:durableId="921112008">
-    <w:abstractNumId w:val="20"/>
-  </w:num>
-  <w:num w:numId="23" w16cid:durableId="1206598581">
-    <w:abstractNumId w:val="15"/>
-  </w:num>
   <w:num w:numId="24" w16cid:durableId="604920953">
-    <w:abstractNumId w:val="24"/>
+    <w:abstractNumId w:val="28"/>
   </w:num>
   <w:num w:numId="25" w16cid:durableId="1249845018">
-    <w:abstractNumId w:val="21"/>
+    <w:abstractNumId w:val="25"/>
   </w:num>
   <w:num w:numId="26" w16cid:durableId="598097339">
-    <w:abstractNumId w:val="23"/>
+    <w:abstractNumId w:val="27"/>
   </w:num>
   <w:num w:numId="27" w16cid:durableId="2140568283">
     <w:abstractNumId w:val="2"/>
@@ -14426,13 +14198,28 @@
     <w:abstractNumId w:val="4"/>
   </w:num>
   <w:num w:numId="29" w16cid:durableId="657273741">
-    <w:abstractNumId w:val="13"/>
+    <w:abstractNumId w:val="15"/>
   </w:num>
   <w:num w:numId="30" w16cid:durableId="50736116">
-    <w:abstractNumId w:val="30"/>
+    <w:abstractNumId w:val="35"/>
   </w:num>
   <w:num w:numId="31" w16cid:durableId="1532036563">
     <w:abstractNumId w:val="6"/>
+  </w:num>
+  <w:num w:numId="32" w16cid:durableId="463742233">
+    <w:abstractNumId w:val="29"/>
+  </w:num>
+  <w:num w:numId="33" w16cid:durableId="1024983661">
+    <w:abstractNumId w:val="8"/>
+  </w:num>
+  <w:num w:numId="34" w16cid:durableId="1437366506">
+    <w:abstractNumId w:val="20"/>
+  </w:num>
+  <w:num w:numId="35" w16cid:durableId="1475098338">
+    <w:abstractNumId w:val="7"/>
+  </w:num>
+  <w:num w:numId="36" w16cid:durableId="1174880469">
+    <w:abstractNumId w:val="16"/>
   </w:num>
 </w:numbering>
 </file>
@@ -14837,7 +14624,7 @@
   <w:style w:type="paragraph" w:default="1" w:styleId="a">
     <w:name w:val="Normal"/>
     <w:qFormat/>
-    <w:rsid w:val="00667D10"/>
+    <w:rsid w:val="00974742"/>
     <w:pPr>
       <w:widowControl w:val="0"/>
       <w:autoSpaceDE w:val="0"/>
@@ -15049,7 +14836,6 @@
   <w:style w:type="character" w:default="1" w:styleId="a0">
     <w:name w:val="Default Paragraph Font"/>
     <w:uiPriority w:val="1"/>
-    <w:semiHidden/>
     <w:unhideWhenUsed/>
   </w:style>
   <w:style w:type="table" w:default="1" w:styleId="a1">
@@ -15512,6 +15298,18 @@
       <w14:ligatures w14:val="none"/>
     </w:rPr>
   </w:style>
+  <w:style w:type="character" w:styleId="ad">
+    <w:name w:val="Unresolved Mention"/>
+    <w:basedOn w:val="a0"/>
+    <w:uiPriority w:val="99"/>
+    <w:semiHidden/>
+    <w:unhideWhenUsed/>
+    <w:rsid w:val="004A0C4C"/>
+    <w:rPr>
+      <w:color w:val="605E5C"/>
+      <w:shd w:val="clear" w:color="auto" w:fill="E1DFDD"/>
+    </w:rPr>
+  </w:style>
 </w:styles>
 </file>
 

--- a/문제기술서(SOP).docx
+++ b/문제기술서(SOP).docx
@@ -717,23 +717,13 @@
             <w:pPr>
               <w:pStyle w:val="TableParagraph"/>
               <w:spacing w:before="47" w:line="421" w:lineRule="exact"/>
+              <w:jc w:val="center"/>
               <w:rPr>
                 <w:b/>
                 <w:sz w:val="26"/>
                 <w:lang w:eastAsia="ko-KR"/>
               </w:rPr>
             </w:pPr>
-            <w:r>
-              <w:rPr>
-                <w:rFonts w:hint="eastAsia"/>
-                <w:b/>
-                <w:color w:val="FF0000"/>
-                <w:spacing w:val="-2"/>
-                <w:sz w:val="26"/>
-                <w:lang w:eastAsia="ko-KR"/>
-              </w:rPr>
-              <w:t xml:space="preserve"> </w:t>
-            </w:r>
             <w:proofErr w:type="spellStart"/>
             <w:r>
               <w:rPr>
@@ -845,7 +835,25 @@
                 <w:sz w:val="26"/>
                 <w:lang w:eastAsia="ko-KR"/>
               </w:rPr>
-              <w:t>2633601 김민성</w:t>
+              <w:t>263360</w:t>
+            </w:r>
+            <w:r>
+              <w:rPr>
+                <w:rFonts w:hint="eastAsia"/>
+                <w:b/>
+                <w:sz w:val="26"/>
+                <w:lang w:eastAsia="ko-KR"/>
+              </w:rPr>
+              <w:t>8</w:t>
+            </w:r>
+            <w:r>
+              <w:rPr>
+                <w:rFonts w:hint="eastAsia"/>
+                <w:b/>
+                <w:sz w:val="26"/>
+                <w:lang w:eastAsia="ko-KR"/>
+              </w:rPr>
+              <w:t xml:space="preserve"> 김민성</w:t>
             </w:r>
           </w:p>
           <w:p>
@@ -2689,7 +2697,7 @@
               <w:pStyle w:val="TableParagraph"/>
               <w:jc w:val="center"/>
               <w:rPr>
-                <w:rFonts w:ascii="Times New Roman" w:hint="eastAsia"/>
+                <w:rFonts w:ascii="Times New Roman"/>
                 <w:sz w:val="18"/>
                 <w:lang w:eastAsia="ko-KR"/>
               </w:rPr>
@@ -2772,16 +2780,7 @@
                 <w:sz w:val="20"/>
                 <w:lang w:eastAsia="ko-KR"/>
               </w:rPr>
-              <w:t>0</w:t>
-            </w:r>
-            <w:r>
-              <w:rPr>
-                <w:rFonts w:hint="eastAsia"/>
-                <w:spacing w:val="-2"/>
-                <w:sz w:val="20"/>
-                <w:lang w:eastAsia="ko-KR"/>
-              </w:rPr>
-              <w:t>9</w:t>
+              <w:t>09</w:t>
             </w:r>
           </w:p>
         </w:tc>
@@ -2804,7 +2803,6 @@
                 <w:rFonts w:ascii="Times New Roman"/>
                 <w:noProof/>
                 <w:sz w:val="18"/>
-                <w:lang w:eastAsia="ko-KR"/>
               </w:rPr>
               <w:drawing>
                 <wp:anchor distT="0" distB="0" distL="114300" distR="114300" simplePos="0" relativeHeight="251676672" behindDoc="1" locked="0" layoutInCell="1" allowOverlap="1" wp14:anchorId="2B3C510B" wp14:editId="78D8E80B">
@@ -2832,7 +2830,7 @@
                           </pic:cNvPicPr>
                         </pic:nvPicPr>
                         <pic:blipFill>
-                          <a:blip r:embed="rId6" cstate="print">
+                          <a:blip r:embed="rId8" cstate="print">
                             <a:extLst>
                               <a:ext uri="{28A0092B-C50C-407E-A947-70E740481C1C}">
                                 <a14:useLocalDpi xmlns:a14="http://schemas.microsoft.com/office/drawing/2010/main" val="0"/>
@@ -2898,7 +2896,7 @@
               <w:pStyle w:val="TableParagraph"/>
               <w:jc w:val="center"/>
               <w:rPr>
-                <w:rFonts w:ascii="Times New Roman" w:hint="eastAsia"/>
+                <w:rFonts w:ascii="Times New Roman"/>
                 <w:sz w:val="18"/>
                 <w:lang w:eastAsia="ko-KR"/>
               </w:rPr>
@@ -3388,7 +3386,6 @@
                 <w:rFonts w:ascii="Times New Roman"/>
                 <w:noProof/>
                 <w:sz w:val="18"/>
-                <w:lang w:eastAsia="ko-KR"/>
               </w:rPr>
               <w:drawing>
                 <wp:anchor distT="0" distB="0" distL="114300" distR="114300" simplePos="0" relativeHeight="251678720" behindDoc="1" locked="0" layoutInCell="1" allowOverlap="1" wp14:anchorId="281AE425" wp14:editId="0FD1A5F9">
@@ -3416,7 +3413,7 @@
                           </pic:cNvPicPr>
                         </pic:nvPicPr>
                         <pic:blipFill>
-                          <a:blip r:embed="rId6" cstate="print">
+                          <a:blip r:embed="rId8" cstate="print">
                             <a:extLst>
                               <a:ext uri="{28A0092B-C50C-407E-A947-70E740481C1C}">
                                 <a14:useLocalDpi xmlns:a14="http://schemas.microsoft.com/office/drawing/2010/main" val="0"/>
@@ -5093,7 +5090,6 @@
       <w:pPr>
         <w:outlineLvl w:val="1"/>
         <w:rPr>
-          <w:rFonts w:hint="eastAsia"/>
           <w:b/>
           <w:bCs/>
           <w:sz w:val="24"/>
@@ -5215,7 +5211,6 @@
       <w:pPr>
         <w:outlineLvl w:val="1"/>
         <w:rPr>
-          <w:rFonts w:hint="eastAsia"/>
           <w:b/>
           <w:bCs/>
           <w:sz w:val="24"/>
@@ -5377,7 +5372,6 @@
       <w:pPr>
         <w:outlineLvl w:val="1"/>
         <w:rPr>
-          <w:rFonts w:hint="eastAsia"/>
           <w:b/>
           <w:bCs/>
           <w:sz w:val="24"/>
@@ -5486,11 +5480,6 @@
     </w:p>
     <w:p/>
     <w:p>
-      <w:pPr>
-        <w:rPr>
-          <w:rFonts w:hint="eastAsia"/>
-        </w:rPr>
-      </w:pPr>
       <w:r>
         <w:rPr>
           <w:rFonts w:hint="eastAsia"/>
@@ -5507,7 +5496,31 @@
         <w:rPr>
           <w:rFonts w:hint="eastAsia"/>
         </w:rPr>
-        <w:t xml:space="preserve"> 두 프로그램 모두 없어지더라도 사용하는 것에 큰 부담이 없다는 것에 착안하여, 학번을 기반으로 가입하여 앞서 기술한 강의 환경 속에서도</w:t>
+        <w:t xml:space="preserve"> 두 프로그램 모두</w:t>
+      </w:r>
+      <w:r>
+        <w:rPr>
+          <w:rFonts w:hint="eastAsia"/>
+        </w:rPr>
+        <w:t xml:space="preserve"> 현재 정보들이</w:t>
+      </w:r>
+      <w:r>
+        <w:rPr>
+          <w:rFonts w:hint="eastAsia"/>
+        </w:rPr>
+        <w:t xml:space="preserve"> 없어지더라도 큰 부담이 없</w:t>
+      </w:r>
+      <w:r>
+        <w:rPr>
+          <w:rFonts w:hint="eastAsia"/>
+        </w:rPr>
+        <w:t>어 사용해왔다</w:t>
+      </w:r>
+      <w:r>
+        <w:rPr>
+          <w:rFonts w:hint="eastAsia"/>
+        </w:rPr>
+        <w:t>는 것에 착안하여, 학번을 기반으로 가입하여 앞서 기술한 강의 환경 속에서도</w:t>
       </w:r>
       <w:r>
         <w:rPr>
@@ -5629,7 +5642,7 @@
     <w:p>
       <w:pPr>
         <w:rPr>
-          <w:rFonts w:ascii="Times New Roman" w:eastAsiaTheme="minorEastAsia" w:hint="eastAsia"/>
+          <w:rFonts w:ascii="Times New Roman" w:eastAsiaTheme="minorEastAsia"/>
           <w:sz w:val="24"/>
         </w:rPr>
       </w:pPr>
@@ -5640,7 +5653,6 @@
         <w:ind w:right="154"/>
         <w:outlineLvl w:val="0"/>
         <w:rPr>
-          <w:rFonts w:hint="eastAsia"/>
           <w:b/>
           <w:bCs/>
           <w:sz w:val="32"/>
@@ -5686,7 +5698,6 @@
     <w:p>
       <w:pPr>
         <w:rPr>
-          <w:rFonts w:hint="eastAsia"/>
           <w:b/>
           <w:bCs/>
           <w:sz w:val="24"/>
@@ -5860,7 +5871,6 @@
     <w:p>
       <w:pPr>
         <w:rPr>
-          <w:rFonts w:hint="eastAsia"/>
           <w:b/>
           <w:bCs/>
           <w:sz w:val="24"/>
@@ -5933,25 +5943,12 @@
         <w:rPr>
           <w:rFonts w:hint="eastAsia"/>
         </w:rPr>
-        <w:t xml:space="preserve">채팅 플랫폼으로 </w:t>
-      </w:r>
-      <w:r>
-        <w:rPr>
-          <w:rFonts w:hint="eastAsia"/>
-        </w:rPr>
-        <w:t>주요 기능 흐름</w:t>
-      </w:r>
-      <w:r>
-        <w:rPr>
-          <w:rFonts w:hint="eastAsia"/>
-        </w:rPr>
-        <w:t xml:space="preserve">은 다음과 같다. </w:t>
+        <w:t xml:space="preserve">채팅 플랫폼으로 주요 기능 흐름은 다음과 같다. </w:t>
       </w:r>
     </w:p>
     <w:p>
       <w:pPr>
         <w:rPr>
-          <w:rFonts w:hint="eastAsia"/>
           <w:szCs w:val="18"/>
         </w:rPr>
       </w:pPr>
@@ -8347,7 +8344,7 @@
     <w:p>
       <w:pPr>
         <w:rPr>
-          <w:rFonts w:ascii="Times New Roman" w:eastAsiaTheme="minorEastAsia" w:hint="eastAsia"/>
+          <w:rFonts w:ascii="Times New Roman" w:eastAsiaTheme="minorEastAsia"/>
           <w:sz w:val="24"/>
         </w:rPr>
       </w:pPr>
@@ -8358,7 +8355,6 @@
         <w:ind w:right="154"/>
         <w:outlineLvl w:val="0"/>
         <w:rPr>
-          <w:rFonts w:hint="eastAsia"/>
           <w:b/>
           <w:bCs/>
           <w:sz w:val="32"/>
@@ -8726,7 +8722,21 @@
           <w:rFonts w:hint="eastAsia"/>
           <w:szCs w:val="18"/>
         </w:rPr>
-        <w:t xml:space="preserve"> 간편 인증에 따라 </w:t>
+        <w:t xml:space="preserve"> 간편 </w:t>
+      </w:r>
+      <w:r>
+        <w:rPr>
+          <w:rFonts w:hint="eastAsia"/>
+          <w:szCs w:val="18"/>
+        </w:rPr>
+        <w:t>가입</w:t>
+      </w:r>
+      <w:r>
+        <w:rPr>
+          <w:rFonts w:hint="eastAsia"/>
+          <w:szCs w:val="18"/>
+        </w:rPr>
+        <w:t xml:space="preserve">에 따라 </w:t>
       </w:r>
       <w:r>
         <w:rPr>
@@ -8786,9 +8796,6 @@
           <w:ilvl w:val="0"/>
           <w:numId w:val="34"/>
         </w:numPr>
-        <w:rPr>
-          <w:rFonts w:hint="eastAsia"/>
-        </w:rPr>
       </w:pPr>
       <w:r>
         <w:rPr>
@@ -8816,14 +8823,7 @@
           <w:rFonts w:hint="eastAsia"/>
           <w:szCs w:val="18"/>
         </w:rPr>
-        <w:t>학번 입력을 통한 회원가입</w:t>
-      </w:r>
-      <w:r>
-        <w:rPr>
-          <w:rFonts w:hint="eastAsia"/>
-          <w:szCs w:val="18"/>
-        </w:rPr>
-        <w:t xml:space="preserve"> 및 로그인을 할 수 있다.</w:t>
+        <w:t>학번 입력을 통한 회원가입 및 로그인을 할 수 있다.</w:t>
       </w:r>
     </w:p>
     <w:p>
@@ -8844,19 +8844,7 @@
         <w:rPr>
           <w:rFonts w:hint="eastAsia"/>
         </w:rPr>
-        <w:t xml:space="preserve">: </w:t>
-      </w:r>
-      <w:r>
-        <w:rPr>
-          <w:rFonts w:hint="eastAsia"/>
-        </w:rPr>
-        <w:t>사용자는</w:t>
-      </w:r>
-      <w:r>
-        <w:rPr>
-          <w:rFonts w:hint="eastAsia"/>
-        </w:rPr>
-        <w:t xml:space="preserve"> 학번 및 이름 검색을 통해 </w:t>
+        <w:t xml:space="preserve">: 사용자는 학번 및 이름 검색을 통해 </w:t>
       </w:r>
       <w:r>
         <w:rPr>
@@ -8873,9 +8861,6 @@
           <w:ilvl w:val="0"/>
           <w:numId w:val="34"/>
         </w:numPr>
-        <w:rPr>
-          <w:rFonts w:hint="eastAsia"/>
-        </w:rPr>
       </w:pPr>
       <w:r>
         <w:rPr>
@@ -8903,14 +8888,7 @@
           <w:rFonts w:hint="eastAsia"/>
           <w:szCs w:val="18"/>
         </w:rPr>
-        <w:t>사용자는 현재 접속 중인 사용자를 선택해 채팅을 시작할 수 있다</w:t>
-      </w:r>
-      <w:r>
-        <w:rPr>
-          <w:rFonts w:hint="eastAsia"/>
-          <w:szCs w:val="18"/>
-        </w:rPr>
-        <w:t>.</w:t>
+        <w:t>사용자는 현재 접속 중인 사용자를 선택해 채팅을 시작할 수 있다.</w:t>
       </w:r>
     </w:p>
     <w:p>
@@ -8920,9 +8898,6 @@
           <w:ilvl w:val="0"/>
           <w:numId w:val="34"/>
         </w:numPr>
-        <w:rPr>
-          <w:rFonts w:hint="eastAsia"/>
-        </w:rPr>
       </w:pPr>
       <w:r>
         <w:rPr>
@@ -8979,9 +8954,6 @@
           <w:ilvl w:val="0"/>
           <w:numId w:val="34"/>
         </w:numPr>
-        <w:rPr>
-          <w:rFonts w:hint="eastAsia"/>
-        </w:rPr>
       </w:pPr>
       <w:r>
         <w:rPr>
@@ -9032,7 +9004,6 @@
           <w:numId w:val="34"/>
         </w:numPr>
         <w:rPr>
-          <w:rFonts w:hint="eastAsia"/>
           <w:szCs w:val="18"/>
         </w:rPr>
       </w:pPr>
@@ -9208,7 +9179,6 @@
         <w:ind w:right="154"/>
         <w:outlineLvl w:val="0"/>
         <w:rPr>
-          <w:rFonts w:hint="eastAsia"/>
           <w:b/>
           <w:bCs/>
           <w:sz w:val="32"/>
@@ -9285,7 +9255,6 @@
         <w:ind w:right="154"/>
         <w:outlineLvl w:val="0"/>
         <w:rPr>
-          <w:rFonts w:hint="eastAsia"/>
           <w:b/>
           <w:bCs/>
           <w:sz w:val="24"/>
@@ -9321,63 +9290,68 @@
           <w:rFonts w:hint="eastAsia"/>
           <w:szCs w:val="18"/>
         </w:rPr>
-        <w:t xml:space="preserve">이메일 인증 가입: </w:t>
+        <w:t>파일 전송 보안</w:t>
       </w:r>
       <w:r>
         <w:rPr>
           <w:rFonts w:hint="eastAsia"/>
           <w:szCs w:val="18"/>
         </w:rPr>
-        <w:t xml:space="preserve">본 시스템은 </w:t>
+        <w:t xml:space="preserve">: </w:t>
       </w:r>
       <w:r>
         <w:rPr>
           <w:rFonts w:hint="eastAsia"/>
           <w:szCs w:val="18"/>
         </w:rPr>
-        <w:t>회원가입 시 이메일 인증을 통해</w:t>
+        <w:t>사용자 간 송/</w:t>
       </w:r>
       <w:r>
         <w:rPr>
           <w:rFonts w:hint="eastAsia"/>
           <w:szCs w:val="18"/>
         </w:rPr>
-        <w:t xml:space="preserve"> 타인의 학번 도용</w:t>
-      </w:r>
-      <w:r>
-        <w:rPr>
-          <w:rFonts w:hint="eastAsia"/>
+        <w:t>수신</w:t>
+      </w:r>
+      <w:r>
+        <w:rPr>
           <w:szCs w:val="18"/>
         </w:rPr>
-        <w:t xml:space="preserve"> 및</w:t>
+        <w:t>되는</w:t>
       </w:r>
       <w:r>
         <w:rPr>
           <w:rFonts w:hint="eastAsia"/>
           <w:szCs w:val="18"/>
         </w:rPr>
-        <w:t xml:space="preserve"> 무단 접속 가능성</w:t>
+        <w:t xml:space="preserve"> 파일은 </w:t>
       </w:r>
       <w:r>
         <w:rPr>
           <w:rFonts w:hint="eastAsia"/>
           <w:szCs w:val="18"/>
         </w:rPr>
-        <w:t xml:space="preserve">을 방지해야 </w:t>
+        <w:t>다른 사용자 및 관리</w:t>
       </w:r>
       <w:r>
         <w:rPr>
           <w:rFonts w:hint="eastAsia"/>
           <w:szCs w:val="18"/>
         </w:rPr>
-        <w:t>한다.</w:t>
+        <w:t>자가 공개할</w:t>
+      </w:r>
+      <w:r>
+        <w:rPr>
+          <w:rFonts w:hint="eastAsia"/>
+          <w:szCs w:val="18"/>
+        </w:rPr>
+        <w:t xml:space="preserve"> 수 없다.</w:t>
       </w:r>
     </w:p>
     <w:p>
       <w:pPr>
         <w:outlineLvl w:val="1"/>
         <w:rPr>
-          <w:rFonts w:hint="eastAsia"/>
           <w:sz w:val="24"/>
           <w:szCs w:val="24"/>
         </w:rPr>
@@ -9392,7 +9366,6 @@
         </w:numPr>
         <w:outlineLvl w:val="1"/>
         <w:rPr>
-          <w:rFonts w:hint="eastAsia"/>
           <w:sz w:val="24"/>
           <w:szCs w:val="24"/>
         </w:rPr>
@@ -9576,7 +9549,6 @@
         <w:ind w:right="154"/>
         <w:outlineLvl w:val="0"/>
         <w:rPr>
-          <w:rFonts w:hint="eastAsia"/>
           <w:b/>
           <w:bCs/>
           <w:sz w:val="24"/>
@@ -9628,7 +9600,6 @@
       <w:pPr>
         <w:ind w:firstLine="355"/>
         <w:rPr>
-          <w:rFonts w:hint="eastAsia"/>
           <w:szCs w:val="18"/>
         </w:rPr>
       </w:pPr>
@@ -9639,13 +9610,6 @@
         </w:rPr>
         <w:t>1. 서버 확장 편의: 사용자 증가에 따라 서버 확장이 용이해야 한다.</w:t>
       </w:r>
-    </w:p>
-    <w:p>
-      <w:pPr>
-        <w:rPr>
-          <w:szCs w:val="18"/>
-        </w:rPr>
-      </w:pPr>
     </w:p>
     <w:p>
       <w:pPr>
@@ -9653,7 +9617,6 @@
         <w:ind w:right="154"/>
         <w:outlineLvl w:val="0"/>
         <w:rPr>
-          <w:rFonts w:hint="eastAsia"/>
           <w:b/>
           <w:bCs/>
           <w:sz w:val="24"/>
@@ -9705,7 +9668,6 @@
       <w:pPr>
         <w:ind w:left="355"/>
         <w:rPr>
-          <w:rFonts w:hint="eastAsia"/>
           <w:szCs w:val="18"/>
         </w:rPr>
       </w:pPr>
@@ -9832,7 +9794,7 @@
     <w:p>
       <w:pPr>
         <w:rPr>
-          <w:rFonts w:ascii="Times New Roman" w:eastAsiaTheme="minorEastAsia"/>
+          <w:rFonts w:ascii="Times New Roman" w:eastAsiaTheme="minorEastAsia" w:hint="eastAsia"/>
           <w:sz w:val="24"/>
         </w:rPr>
       </w:pPr>
@@ -9871,9 +9833,16 @@
     </w:p>
     <w:p>
       <w:pPr>
+        <w:rPr>
+          <w:rFonts w:ascii="Times New Roman" w:eastAsiaTheme="minorEastAsia"/>
+          <w:sz w:val="24"/>
+        </w:rPr>
+      </w:pPr>
+    </w:p>
+    <w:p>
+      <w:pPr>
         <w:pStyle w:val="1"/>
         <w:rPr>
-          <w:rFonts w:hint="eastAsia"/>
           <w:b/>
           <w:bCs/>
         </w:rPr>
@@ -9931,7 +9900,7 @@
         </w:rPr>
         <w:t xml:space="preserve"> </w:t>
       </w:r>
-      <w:hyperlink r:id="rId7" w:history="1">
+      <w:hyperlink r:id="rId9" w:history="1">
         <w:r>
           <w:rPr>
             <w:color w:val="0000FF"/>
@@ -9967,11 +9936,6 @@
       </w:r>
     </w:p>
     <w:p>
-      <w:pPr>
-        <w:rPr>
-          <w:rFonts w:hint="eastAsia"/>
-        </w:rPr>
-      </w:pPr>
       <w:proofErr w:type="gramStart"/>
       <w:r>
         <w:rPr>
@@ -9986,7 +9950,7 @@
         </w:rPr>
         <w:t xml:space="preserve"> </w:t>
       </w:r>
-      <w:hyperlink r:id="rId8" w:history="1">
+      <w:hyperlink r:id="rId10" w:history="1">
         <w:r>
           <w:rPr>
             <w:rStyle w:val="ab"/>
@@ -10003,6 +9967,44 @@
     </w:sectPr>
   </w:body>
 </w:document>
+</file>
+
+<file path=word/endnotes.xml><?xml version="1.0" encoding="utf-8"?>
+<w:endnotes xmlns:wpc="http://schemas.microsoft.com/office/word/2010/wordprocessingCanvas" xmlns:cx="http://schemas.microsoft.com/office/drawing/2014/chartex" xmlns:cx1="http://schemas.microsoft.com/office/drawing/2015/9/8/chartex" xmlns:cx2="http://schemas.microsoft.com/office/drawing/2015/10/21/chartex" xmlns:cx3="http://schemas.microsoft.com/office/drawing/2016/5/9/chartex" xmlns:cx4="http://schemas.microsoft.com/office/drawing/2016/5/10/chartex" xmlns:cx5="http://schemas.microsoft.com/office/drawing/2016/5/11/chartex" xmlns:cx6="http://schemas.microsoft.com/office/drawing/2016/5/12/chartex" xmlns:cx7="http://schemas.microsoft.com/office/drawing/2016/5/13/chartex" xmlns:cx8="http://schemas.microsoft.com/office/drawing/2016/5/14/chartex" xmlns:mc="http://schemas.openxmlformats.org/markup-compatibility/2006" xmlns:aink="http://schemas.microsoft.com/office/drawing/2016/ink" xmlns:am3d="http://schemas.microsoft.com/office/drawing/2017/model3d" xmlns:o="urn:schemas-microsoft-com:office:office" xmlns:oel="http://schemas.microsoft.com/office/2019/extlst" xmlns:r="http://schemas.openxmlformats.org/officeDocument/2006/relationships" xmlns:m="http://schemas.openxmlformats.org/officeDocument/2006/math" xmlns:v="urn:schemas-microsoft-com:vml" xmlns:wp14="http://schemas.microsoft.com/office/word/2010/wordprocessingDrawing" xmlns:wp="http://schemas.openxmlformats.org/drawingml/2006/wordprocessingDrawing" xmlns:w10="urn:schemas-microsoft-com:office:word" xmlns:w="http://schemas.openxmlformats.org/wordprocessingml/2006/main" xmlns:w14="http://schemas.microsoft.com/office/word/2010/wordml" xmlns:w15="http://schemas.microsoft.com/office/word/2012/wordml" xmlns:w16cex="http://schemas.microsoft.com/office/word/2018/wordml/cex" xmlns:w16cid="http://schemas.microsoft.com/office/word/2016/wordml/cid" xmlns:w16="http://schemas.microsoft.com/office/word/2018/wordml" xmlns:w16du="http://schemas.microsoft.com/office/word/2023/wordml/word16du" xmlns:w16sdtdh="http://schemas.microsoft.com/office/word/2020/wordml/sdtdatahash" xmlns:w16sdtfl="http://schemas.microsoft.com/office/word/2024/wordml/sdtformatlock" xmlns:w16se="http://schemas.microsoft.com/office/word/2015/wordml/symex" xmlns:wpg="http://schemas.microsoft.com/office/word/2010/wordprocessingGroup" xmlns:wpi="http://schemas.microsoft.com/office/word/2010/wordprocessingInk" xmlns:wne="http://schemas.microsoft.com/office/word/2006/wordml" xmlns:wps="http://schemas.microsoft.com/office/word/2010/wordprocessingShape" mc:Ignorable="w14 w15 w16se w16cid w16 w16cex w16sdtdh w16sdtfl w16du wp14">
+  <w:endnote w:type="separator" w:id="-1">
+    <w:p>
+      <w:r>
+        <w:separator/>
+      </w:r>
+    </w:p>
+  </w:endnote>
+  <w:endnote w:type="continuationSeparator" w:id="0">
+    <w:p>
+      <w:r>
+        <w:continuationSeparator/>
+      </w:r>
+    </w:p>
+  </w:endnote>
+</w:endnotes>
+</file>
+
+<file path=word/footnotes.xml><?xml version="1.0" encoding="utf-8"?>
+<w:footnotes xmlns:wpc="http://schemas.microsoft.com/office/word/2010/wordprocessingCanvas" xmlns:cx="http://schemas.microsoft.com/office/drawing/2014/chartex" xmlns:cx1="http://schemas.microsoft.com/office/drawing/2015/9/8/chartex" xmlns:cx2="http://schemas.microsoft.com/office/drawing/2015/10/21/chartex" xmlns:cx3="http://schemas.microsoft.com/office/drawing/2016/5/9/chartex" xmlns:cx4="http://schemas.microsoft.com/office/drawing/2016/5/10/chartex" xmlns:cx5="http://schemas.microsoft.com/office/drawing/2016/5/11/chartex" xmlns:cx6="http://schemas.microsoft.com/office/drawing/2016/5/12/chartex" xmlns:cx7="http://schemas.microsoft.com/office/drawing/2016/5/13/chartex" xmlns:cx8="http://schemas.microsoft.com/office/drawing/2016/5/14/chartex" xmlns:mc="http://schemas.openxmlformats.org/markup-compatibility/2006" xmlns:aink="http://schemas.microsoft.com/office/drawing/2016/ink" xmlns:am3d="http://schemas.microsoft.com/office/drawing/2017/model3d" xmlns:o="urn:schemas-microsoft-com:office:office" xmlns:oel="http://schemas.microsoft.com/office/2019/extlst" xmlns:r="http://schemas.openxmlformats.org/officeDocument/2006/relationships" xmlns:m="http://schemas.openxmlformats.org/officeDocument/2006/math" xmlns:v="urn:schemas-microsoft-com:vml" xmlns:wp14="http://schemas.microsoft.com/office/word/2010/wordprocessingDrawing" xmlns:wp="http://schemas.openxmlformats.org/drawingml/2006/wordprocessingDrawing" xmlns:w10="urn:schemas-microsoft-com:office:word" xmlns:w="http://schemas.openxmlformats.org/wordprocessingml/2006/main" xmlns:w14="http://schemas.microsoft.com/office/word/2010/wordml" xmlns:w15="http://schemas.microsoft.com/office/word/2012/wordml" xmlns:w16cex="http://schemas.microsoft.com/office/word/2018/wordml/cex" xmlns:w16cid="http://schemas.microsoft.com/office/word/2016/wordml/cid" xmlns:w16="http://schemas.microsoft.com/office/word/2018/wordml" xmlns:w16du="http://schemas.microsoft.com/office/word/2023/wordml/word16du" xmlns:w16sdtdh="http://schemas.microsoft.com/office/word/2020/wordml/sdtdatahash" xmlns:w16sdtfl="http://schemas.microsoft.com/office/word/2024/wordml/sdtformatlock" xmlns:w16se="http://schemas.microsoft.com/office/word/2015/wordml/symex" xmlns:wpg="http://schemas.microsoft.com/office/word/2010/wordprocessingGroup" xmlns:wpi="http://schemas.microsoft.com/office/word/2010/wordprocessingInk" xmlns:wne="http://schemas.microsoft.com/office/word/2006/wordml" xmlns:wps="http://schemas.microsoft.com/office/word/2010/wordprocessingShape" mc:Ignorable="w14 w15 w16se w16cid w16 w16cex w16sdtdh w16sdtfl w16du wp14">
+  <w:footnote w:type="separator" w:id="-1">
+    <w:p>
+      <w:r>
+        <w:separator/>
+      </w:r>
+    </w:p>
+  </w:footnote>
+  <w:footnote w:type="continuationSeparator" w:id="0">
+    <w:p>
+      <w:r>
+        <w:continuationSeparator/>
+      </w:r>
+    </w:p>
+  </w:footnote>
+</w:footnotes>
 </file>
 
 <file path=word/numbering.xml><?xml version="1.0" encoding="utf-8"?>
@@ -14836,6 +14838,7 @@
   <w:style w:type="character" w:default="1" w:styleId="a0">
     <w:name w:val="Default Paragraph Font"/>
     <w:uiPriority w:val="1"/>
+    <w:semiHidden/>
     <w:unhideWhenUsed/>
   </w:style>
   <w:style w:type="table" w:default="1" w:styleId="a1">
@@ -15310,6 +15313,62 @@
       <w:shd w:val="clear" w:color="auto" w:fill="E1DFDD"/>
     </w:rPr>
   </w:style>
+  <w:style w:type="paragraph" w:styleId="ae">
+    <w:name w:val="header"/>
+    <w:basedOn w:val="a"/>
+    <w:link w:val="Char4"/>
+    <w:uiPriority w:val="99"/>
+    <w:unhideWhenUsed/>
+    <w:rsid w:val="00143996"/>
+    <w:pPr>
+      <w:tabs>
+        <w:tab w:val="center" w:pos="4513"/>
+        <w:tab w:val="right" w:pos="9026"/>
+      </w:tabs>
+      <w:snapToGrid w:val="0"/>
+    </w:pPr>
+  </w:style>
+  <w:style w:type="character" w:customStyle="1" w:styleId="Char4">
+    <w:name w:val="머리글 Char"/>
+    <w:basedOn w:val="a0"/>
+    <w:link w:val="ae"/>
+    <w:uiPriority w:val="99"/>
+    <w:rsid w:val="00143996"/>
+    <w:rPr>
+      <w:rFonts w:ascii="맑은 고딕" w:eastAsia="맑은 고딕" w:hAnsi="맑은 고딕" w:cs="맑은 고딕"/>
+      <w:kern w:val="0"/>
+      <w:szCs w:val="22"/>
+      <w14:ligatures w14:val="none"/>
+    </w:rPr>
+  </w:style>
+  <w:style w:type="paragraph" w:styleId="af">
+    <w:name w:val="footer"/>
+    <w:basedOn w:val="a"/>
+    <w:link w:val="Char5"/>
+    <w:uiPriority w:val="99"/>
+    <w:unhideWhenUsed/>
+    <w:rsid w:val="00143996"/>
+    <w:pPr>
+      <w:tabs>
+        <w:tab w:val="center" w:pos="4513"/>
+        <w:tab w:val="right" w:pos="9026"/>
+      </w:tabs>
+      <w:snapToGrid w:val="0"/>
+    </w:pPr>
+  </w:style>
+  <w:style w:type="character" w:customStyle="1" w:styleId="Char5">
+    <w:name w:val="바닥글 Char"/>
+    <w:basedOn w:val="a0"/>
+    <w:link w:val="af"/>
+    <w:uiPriority w:val="99"/>
+    <w:rsid w:val="00143996"/>
+    <w:rPr>
+      <w:rFonts w:ascii="맑은 고딕" w:eastAsia="맑은 고딕" w:hAnsi="맑은 고딕" w:cs="맑은 고딕"/>
+      <w:kern w:val="0"/>
+      <w:szCs w:val="22"/>
+      <w14:ligatures w14:val="none"/>
+    </w:rPr>
+  </w:style>
 </w:styles>
 </file>
 

--- a/문제기술서(SOP).docx
+++ b/문제기술서(SOP).docx
@@ -215,7 +215,6 @@
           <w:sz w:val="26"/>
         </w:rPr>
       </w:pPr>
-      <w:proofErr w:type="gramStart"/>
       <w:r>
         <w:rPr>
           <w:b/>
@@ -236,15 +235,7 @@
           <w:b/>
           <w:sz w:val="26"/>
         </w:rPr>
-        <w:t>시스템명</w:t>
-      </w:r>
-      <w:proofErr w:type="gramEnd"/>
-      <w:r>
-        <w:rPr>
-          <w:b/>
-          <w:sz w:val="26"/>
-        </w:rPr>
-        <w:t>:</w:t>
+        <w:t>시스템명:</w:t>
       </w:r>
       <w:r>
         <w:rPr>
@@ -254,8 +245,6 @@
         </w:rPr>
         <w:t xml:space="preserve"> </w:t>
       </w:r>
-      <w:proofErr w:type="spellStart"/>
-      <w:proofErr w:type="gramStart"/>
       <w:r>
         <w:rPr>
           <w:rFonts w:hint="eastAsia"/>
@@ -265,7 +254,6 @@
         </w:rPr>
         <w:t>플래시톡</w:t>
       </w:r>
-      <w:proofErr w:type="spellEnd"/>
       <w:r>
         <w:rPr>
           <w:b/>
@@ -283,7 +271,6 @@
         </w:rPr>
         <w:t>]</w:t>
       </w:r>
-      <w:proofErr w:type="gramEnd"/>
     </w:p>
     <w:p>
       <w:pPr>
@@ -724,7 +711,6 @@
                 <w:lang w:eastAsia="ko-KR"/>
               </w:rPr>
             </w:pPr>
-            <w:proofErr w:type="spellStart"/>
             <w:r>
               <w:rPr>
                 <w:rFonts w:hint="eastAsia"/>
@@ -736,7 +722,6 @@
               </w:rPr>
               <w:t>말모이</w:t>
             </w:r>
-            <w:proofErr w:type="spellEnd"/>
           </w:p>
         </w:tc>
       </w:tr>
@@ -875,19 +860,8 @@
                 <w:sz w:val="26"/>
                 <w:lang w:eastAsia="ko-KR"/>
               </w:rPr>
-              <w:t xml:space="preserve"> 2633610 </w:t>
+              <w:t xml:space="preserve"> 2633610 임효진</w:t>
             </w:r>
-            <w:proofErr w:type="spellStart"/>
-            <w:r>
-              <w:rPr>
-                <w:rFonts w:hint="eastAsia"/>
-                <w:b/>
-                <w:sz w:val="26"/>
-                <w:lang w:eastAsia="ko-KR"/>
-              </w:rPr>
-              <w:t>임효진</w:t>
-            </w:r>
-            <w:proofErr w:type="spellEnd"/>
           </w:p>
         </w:tc>
       </w:tr>
@@ -1067,14 +1041,12 @@
         </w:rPr>
         <w:t xml:space="preserve"> </w:t>
       </w:r>
-      <w:proofErr w:type="spellStart"/>
       <w:r>
         <w:rPr>
           <w:spacing w:val="-5"/>
         </w:rPr>
         <w:t>이력표</w:t>
       </w:r>
-      <w:proofErr w:type="spellEnd"/>
     </w:p>
     <w:p>
       <w:pPr>
@@ -2615,34 +2587,103 @@
         <w:tc>
           <w:tcPr>
             <w:tcW w:w="700" w:type="dxa"/>
+            <w:vAlign w:val="center"/>
           </w:tcPr>
           <w:p>
             <w:pPr>
               <w:pStyle w:val="TableParagraph"/>
+              <w:jc w:val="center"/>
               <w:rPr>
                 <w:rFonts w:ascii="Times New Roman"/>
                 <w:sz w:val="18"/>
               </w:rPr>
             </w:pPr>
+            <w:r>
+              <w:rPr>
+                <w:spacing w:val="-5"/>
+                <w:sz w:val="20"/>
+              </w:rPr>
+              <w:t>0.</w:t>
+            </w:r>
+            <w:r>
+              <w:rPr>
+                <w:rFonts w:hint="eastAsia"/>
+                <w:spacing w:val="-5"/>
+                <w:sz w:val="20"/>
+                <w:lang w:eastAsia="ko-KR"/>
+              </w:rPr>
+              <w:t>3</w:t>
+            </w:r>
           </w:p>
         </w:tc>
         <w:tc>
           <w:tcPr>
             <w:tcW w:w="1129" w:type="dxa"/>
+            <w:vAlign w:val="center"/>
           </w:tcPr>
           <w:p>
             <w:pPr>
               <w:pStyle w:val="TableParagraph"/>
               <w:rPr>
-                <w:rFonts w:ascii="Times New Roman"/>
+                <w:rFonts w:ascii="Times New Roman" w:hint="eastAsia"/>
                 <w:sz w:val="18"/>
+                <w:lang w:eastAsia="ko-KR"/>
               </w:rPr>
             </w:pPr>
+            <w:r>
+              <w:rPr>
+                <w:spacing w:val="-2"/>
+                <w:sz w:val="20"/>
+              </w:rPr>
+              <w:t>202</w:t>
+            </w:r>
+            <w:r>
+              <w:rPr>
+                <w:rFonts w:hint="eastAsia"/>
+                <w:spacing w:val="-2"/>
+                <w:sz w:val="20"/>
+                <w:lang w:eastAsia="ko-KR"/>
+              </w:rPr>
+              <w:t>6.</w:t>
+            </w:r>
+            <w:r>
+              <w:rPr>
+                <w:spacing w:val="-2"/>
+                <w:sz w:val="20"/>
+              </w:rPr>
+              <w:t>0</w:t>
+            </w:r>
+            <w:r>
+              <w:rPr>
+                <w:rFonts w:hint="eastAsia"/>
+                <w:spacing w:val="-2"/>
+                <w:sz w:val="20"/>
+                <w:lang w:eastAsia="ko-KR"/>
+              </w:rPr>
+              <w:t>4</w:t>
+            </w:r>
+            <w:r>
+              <w:rPr>
+                <w:spacing w:val="-2"/>
+                <w:sz w:val="20"/>
+              </w:rPr>
+              <w:t>.</w:t>
+            </w:r>
+            <w:r>
+              <w:rPr>
+                <w:rFonts w:hint="eastAsia"/>
+                <w:spacing w:val="-2"/>
+                <w:sz w:val="20"/>
+                <w:lang w:eastAsia="ko-KR"/>
+              </w:rPr>
+              <w:t>13</w:t>
+            </w:r>
           </w:p>
         </w:tc>
         <w:tc>
           <w:tcPr>
             <w:tcW w:w="1494" w:type="dxa"/>
+            <w:vAlign w:val="center"/>
           </w:tcPr>
           <w:p>
             <w:pPr>
@@ -2652,20 +2693,133 @@
                 <w:sz w:val="18"/>
               </w:rPr>
             </w:pPr>
+            <w:r>
+              <w:rPr>
+                <w:rFonts w:ascii="Times New Roman"/>
+                <w:noProof/>
+                <w:sz w:val="18"/>
+              </w:rPr>
+              <w:drawing>
+                <wp:anchor distT="0" distB="0" distL="114300" distR="114300" simplePos="0" relativeHeight="251680768" behindDoc="1" locked="0" layoutInCell="1" allowOverlap="1" wp14:anchorId="1AFCAE3B" wp14:editId="6AB4C447">
+                  <wp:simplePos x="0" y="0"/>
+                  <wp:positionH relativeFrom="column">
+                    <wp:posOffset>502285</wp:posOffset>
+                  </wp:positionH>
+                  <wp:positionV relativeFrom="paragraph">
+                    <wp:posOffset>3175</wp:posOffset>
+                  </wp:positionV>
+                  <wp:extent cx="434340" cy="242570"/>
+                  <wp:effectExtent l="0" t="0" r="3810" b="5080"/>
+                  <wp:wrapNone/>
+                  <wp:docPr id="1772885438" name="그림 14"/>
+                  <wp:cNvGraphicFramePr>
+                    <a:graphicFrameLocks xmlns:a="http://schemas.openxmlformats.org/drawingml/2006/main" noChangeAspect="1"/>
+                  </wp:cNvGraphicFramePr>
+                  <a:graphic xmlns:a="http://schemas.openxmlformats.org/drawingml/2006/main">
+                    <a:graphicData uri="http://schemas.openxmlformats.org/drawingml/2006/picture">
+                      <pic:pic xmlns:pic="http://schemas.openxmlformats.org/drawingml/2006/picture">
+                        <pic:nvPicPr>
+                          <pic:cNvPr id="0" name="Picture 1"/>
+                          <pic:cNvPicPr>
+                            <a:picLocks noChangeAspect="1" noChangeArrowheads="1"/>
+                          </pic:cNvPicPr>
+                        </pic:nvPicPr>
+                        <pic:blipFill>
+                          <a:blip r:embed="rId8" cstate="print">
+                            <a:extLst>
+                              <a:ext uri="{28A0092B-C50C-407E-A947-70E740481C1C}">
+                                <a14:useLocalDpi xmlns:a14="http://schemas.microsoft.com/office/drawing/2010/main" val="0"/>
+                              </a:ext>
+                            </a:extLst>
+                          </a:blip>
+                          <a:srcRect/>
+                          <a:stretch>
+                            <a:fillRect/>
+                          </a:stretch>
+                        </pic:blipFill>
+                        <pic:spPr bwMode="auto">
+                          <a:xfrm>
+                            <a:off x="0" y="0"/>
+                            <a:ext cx="434340" cy="242570"/>
+                          </a:xfrm>
+                          <a:prstGeom prst="rect">
+                            <a:avLst/>
+                          </a:prstGeom>
+                          <a:noFill/>
+                          <a:ln>
+                            <a:noFill/>
+                          </a:ln>
+                        </pic:spPr>
+                      </pic:pic>
+                    </a:graphicData>
+                  </a:graphic>
+                  <wp14:sizeRelH relativeFrom="margin">
+                    <wp14:pctWidth>0</wp14:pctWidth>
+                  </wp14:sizeRelH>
+                  <wp14:sizeRelV relativeFrom="margin">
+                    <wp14:pctHeight>0</wp14:pctHeight>
+                  </wp14:sizeRelV>
+                </wp:anchor>
+              </w:drawing>
+            </w:r>
+            <w:r>
+              <w:rPr>
+                <w:rFonts w:hint="eastAsia"/>
+                <w:spacing w:val="-5"/>
+                <w:sz w:val="20"/>
+                <w:lang w:eastAsia="ko-KR"/>
+              </w:rPr>
+              <w:t>김민성</w:t>
+            </w:r>
+            <w:r>
+              <w:rPr>
+                <w:rFonts w:hint="eastAsia"/>
+                <w:spacing w:val="-5"/>
+                <w:sz w:val="20"/>
+              </w:rPr>
+              <w:t xml:space="preserve"> </w:t>
+            </w:r>
           </w:p>
         </w:tc>
         <w:tc>
           <w:tcPr>
             <w:tcW w:w="3655" w:type="dxa"/>
+            <w:vAlign w:val="center"/>
           </w:tcPr>
           <w:p>
             <w:pPr>
               <w:pStyle w:val="TableParagraph"/>
-              <w:rPr>
-                <w:rFonts w:ascii="Times New Roman"/>
+              <w:jc w:val="center"/>
+              <w:rPr>
+                <w:rFonts w:asciiTheme="minorHAnsi" w:eastAsiaTheme="minorHAnsi" w:hAnsiTheme="minorHAnsi" w:hint="eastAsia"/>
                 <w:sz w:val="18"/>
+                <w:lang w:eastAsia="ko-KR"/>
               </w:rPr>
             </w:pPr>
+            <w:r>
+              <w:rPr>
+                <w:rFonts w:asciiTheme="minorHAnsi" w:eastAsiaTheme="minorHAnsi" w:hAnsiTheme="minorHAnsi" w:hint="eastAsia"/>
+                <w:sz w:val="18"/>
+                <w:lang w:eastAsia="ko-KR"/>
+              </w:rPr>
+              <w:t>4.</w:t>
+            </w:r>
+            <w:r>
+              <w:rPr>
+                <w:rFonts w:asciiTheme="minorHAnsi" w:eastAsiaTheme="minorHAnsi" w:hAnsiTheme="minorHAnsi" w:hint="eastAsia"/>
+                <w:sz w:val="18"/>
+                <w:lang w:eastAsia="ko-KR"/>
+              </w:rPr>
+              <w:t>2.</w:t>
+            </w:r>
+            <w:r>
+              <w:rPr>
+                <w:rFonts w:asciiTheme="minorHAnsi" w:eastAsiaTheme="minorHAnsi" w:hAnsiTheme="minorHAnsi" w:hint="eastAsia"/>
+                <w:sz w:val="18"/>
+                <w:lang w:eastAsia="ko-KR"/>
+              </w:rPr>
+              <w:t>4 비기능 요구사항 추가</w:t>
+            </w:r>
           </w:p>
         </w:tc>
         <w:tc>
@@ -2678,6 +2832,7 @@
               <w:rPr>
                 <w:rFonts w:ascii="Times New Roman"/>
                 <w:sz w:val="18"/>
+                <w:lang w:eastAsia="ko-KR"/>
               </w:rPr>
             </w:pPr>
           </w:p>
@@ -3085,7 +3240,6 @@
               </w:rPr>
               <w:t>/</w:t>
             </w:r>
-            <w:proofErr w:type="spellStart"/>
             <w:r>
               <w:rPr>
                 <w:rFonts w:ascii="Times New Roman" w:hint="eastAsia"/>
@@ -3094,7 +3248,6 @@
               </w:rPr>
               <w:t>비기능</w:t>
             </w:r>
-            <w:proofErr w:type="spellEnd"/>
             <w:r>
               <w:rPr>
                 <w:rFonts w:ascii="Times New Roman" w:hint="eastAsia"/>
@@ -3255,7 +3408,6 @@
                 <w:sz w:val="20"/>
               </w:rPr>
             </w:pPr>
-            <w:proofErr w:type="spellStart"/>
             <w:r>
               <w:rPr>
                 <w:rFonts w:hint="eastAsia"/>
@@ -3265,7 +3417,6 @@
               </w:rPr>
               <w:t>임효진</w:t>
             </w:r>
-            <w:proofErr w:type="spellEnd"/>
             <w:r>
               <w:rPr>
                 <w:rFonts w:hint="eastAsia"/>
@@ -3274,7 +3425,6 @@
               </w:rPr>
               <w:t xml:space="preserve"> (</w:t>
             </w:r>
-            <w:proofErr w:type="spellStart"/>
             <w:r>
               <w:rPr>
                 <w:rFonts w:hint="eastAsia"/>
@@ -3284,7 +3434,6 @@
               </w:rPr>
               <w:t>임효진</w:t>
             </w:r>
-            <w:proofErr w:type="spellEnd"/>
             <w:r>
               <w:rPr>
                 <w:rFonts w:hint="eastAsia"/>
@@ -3310,14 +3459,12 @@
                 <w:sz w:val="20"/>
               </w:rPr>
             </w:pPr>
-            <w:proofErr w:type="spellStart"/>
             <w:r>
               <w:rPr>
                 <w:sz w:val="20"/>
               </w:rPr>
               <w:t>문제</w:t>
             </w:r>
-            <w:proofErr w:type="spellEnd"/>
             <w:r>
               <w:rPr>
                 <w:spacing w:val="26"/>
@@ -3325,14 +3472,12 @@
               </w:rPr>
               <w:t xml:space="preserve"> </w:t>
             </w:r>
-            <w:proofErr w:type="spellStart"/>
             <w:r>
               <w:rPr>
                 <w:sz w:val="20"/>
               </w:rPr>
               <w:t>기술서</w:t>
             </w:r>
-            <w:proofErr w:type="spellEnd"/>
             <w:r>
               <w:rPr>
                 <w:spacing w:val="27"/>
@@ -3340,14 +3485,12 @@
               </w:rPr>
               <w:t xml:space="preserve"> </w:t>
             </w:r>
-            <w:proofErr w:type="spellStart"/>
             <w:r>
               <w:rPr>
                 <w:sz w:val="20"/>
               </w:rPr>
               <w:t>최초</w:t>
             </w:r>
-            <w:proofErr w:type="spellEnd"/>
             <w:r>
               <w:rPr>
                 <w:spacing w:val="27"/>
@@ -3355,7 +3498,6 @@
               </w:rPr>
               <w:t xml:space="preserve"> </w:t>
             </w:r>
-            <w:proofErr w:type="spellStart"/>
             <w:r>
               <w:rPr>
                 <w:spacing w:val="-5"/>
@@ -3363,7 +3505,6 @@
               </w:rPr>
               <w:t>작성</w:t>
             </w:r>
-            <w:proofErr w:type="spellEnd"/>
           </w:p>
         </w:tc>
         <w:tc>
@@ -3489,7 +3630,6 @@
                 <w:sz w:val="20"/>
               </w:rPr>
             </w:pPr>
-            <w:proofErr w:type="spellStart"/>
             <w:r>
               <w:rPr>
                 <w:spacing w:val="-5"/>
@@ -3497,7 +3637,6 @@
               </w:rPr>
               <w:t>버전</w:t>
             </w:r>
-            <w:proofErr w:type="spellEnd"/>
           </w:p>
         </w:tc>
         <w:tc>
@@ -3515,7 +3654,6 @@
                 <w:sz w:val="20"/>
               </w:rPr>
             </w:pPr>
-            <w:proofErr w:type="spellStart"/>
             <w:r>
               <w:rPr>
                 <w:spacing w:val="-5"/>
@@ -3523,7 +3661,6 @@
               </w:rPr>
               <w:t>날짜</w:t>
             </w:r>
-            <w:proofErr w:type="spellEnd"/>
           </w:p>
         </w:tc>
         <w:tc>
@@ -3541,7 +3678,6 @@
                 <w:sz w:val="20"/>
               </w:rPr>
             </w:pPr>
-            <w:proofErr w:type="spellStart"/>
             <w:r>
               <w:rPr>
                 <w:spacing w:val="-5"/>
@@ -3549,7 +3685,6 @@
               </w:rPr>
               <w:t>작성자</w:t>
             </w:r>
-            <w:proofErr w:type="spellEnd"/>
           </w:p>
         </w:tc>
         <w:tc>
@@ -3572,17 +3707,8 @@
                 <w:spacing w:val="-2"/>
                 <w:sz w:val="20"/>
               </w:rPr>
-              <w:t>제/</w:t>
+              <w:t>제/개정사항</w:t>
             </w:r>
-            <w:proofErr w:type="spellStart"/>
-            <w:r>
-              <w:rPr>
-                <w:spacing w:val="-2"/>
-                <w:sz w:val="20"/>
-              </w:rPr>
-              <w:t>개정사항</w:t>
-            </w:r>
-            <w:proofErr w:type="spellEnd"/>
           </w:p>
         </w:tc>
         <w:tc>
@@ -3600,7 +3726,6 @@
                 <w:sz w:val="20"/>
               </w:rPr>
             </w:pPr>
-            <w:proofErr w:type="spellStart"/>
             <w:r>
               <w:rPr>
                 <w:spacing w:val="-5"/>
@@ -3608,7 +3733,6 @@
               </w:rPr>
               <w:t>확인</w:t>
             </w:r>
-            <w:proofErr w:type="spellEnd"/>
           </w:p>
         </w:tc>
       </w:tr>
@@ -4706,7 +4830,6 @@
           <w:sz w:val="24"/>
         </w:rPr>
       </w:pPr>
-      <w:proofErr w:type="spellStart"/>
       <w:r>
         <w:rPr>
           <w:rFonts w:hint="eastAsia"/>
@@ -4714,7 +4837,6 @@
         </w:rPr>
         <w:t>비기능</w:t>
       </w:r>
-      <w:proofErr w:type="spellEnd"/>
       <w:r>
         <w:rPr>
           <w:noProof/>
@@ -5133,16 +5255,8 @@
         <w:rPr>
           <w:rFonts w:hint="eastAsia"/>
         </w:rPr>
-        <w:t xml:space="preserve">학교 환경에서 활용 가능한 학번 기반 인증 웹 채팅 시스템, </w:t>
-      </w:r>
-      <w:proofErr w:type="spellStart"/>
-      <w:r>
-        <w:rPr>
-          <w:rFonts w:hint="eastAsia"/>
-        </w:rPr>
-        <w:t>플래시톡의</w:t>
-      </w:r>
-      <w:proofErr w:type="spellEnd"/>
+        <w:t>학교 환경에서 활용 가능한 학번 기반 인증 웹 채팅 시스템, 플래시톡의</w:t>
+      </w:r>
       <w:r>
         <w:rPr>
           <w:rFonts w:hint="eastAsia"/>
@@ -5919,19 +6033,11 @@
       </w:r>
     </w:p>
     <w:p>
-      <w:proofErr w:type="spellStart"/>
-      <w:r>
-        <w:rPr>
-          <w:rFonts w:hint="eastAsia"/>
-        </w:rPr>
-        <w:t>플래시톡</w:t>
-      </w:r>
-      <w:proofErr w:type="spellEnd"/>
-      <w:r>
-        <w:rPr>
-          <w:rFonts w:hint="eastAsia"/>
-        </w:rPr>
-        <w:t xml:space="preserve"> 시스템은 웹 </w:t>
+      <w:r>
+        <w:rPr>
+          <w:rFonts w:hint="eastAsia"/>
+        </w:rPr>
+        <w:t xml:space="preserve">플래시톡 시스템은 웹 </w:t>
       </w:r>
       <w:r>
         <w:rPr>
@@ -9045,23 +9151,7 @@
           <w:rFonts w:hint="eastAsia"/>
           <w:szCs w:val="18"/>
         </w:rPr>
-        <w:t xml:space="preserve">AI </w:t>
-      </w:r>
-      <w:proofErr w:type="spellStart"/>
-      <w:r>
-        <w:rPr>
-          <w:rFonts w:hint="eastAsia"/>
-          <w:szCs w:val="18"/>
-        </w:rPr>
-        <w:t>챗봇</w:t>
-      </w:r>
-      <w:proofErr w:type="spellEnd"/>
-      <w:r>
-        <w:rPr>
-          <w:rFonts w:hint="eastAsia"/>
-          <w:szCs w:val="18"/>
-        </w:rPr>
-        <w:t xml:space="preserve"> 기능</w:t>
+        <w:t>AI 챗봇 기능</w:t>
       </w:r>
       <w:r>
         <w:rPr>
@@ -9214,9 +9304,8 @@
           <w:sz w:val="32"/>
           <w:szCs w:val="32"/>
         </w:rPr>
-        <w:t xml:space="preserve"> </w:t>
-      </w:r>
-      <w:proofErr w:type="spellStart"/>
+        <w:t xml:space="preserve"> 비</w:t>
+      </w:r>
       <w:r>
         <w:rPr>
           <w:rFonts w:hint="eastAsia"/>
@@ -9225,28 +9314,7 @@
           <w:sz w:val="32"/>
           <w:szCs w:val="32"/>
         </w:rPr>
-        <w:t>비</w:t>
-      </w:r>
-      <w:r>
-        <w:rPr>
-          <w:rFonts w:hint="eastAsia"/>
-          <w:b/>
-          <w:bCs/>
-          <w:sz w:val="32"/>
-          <w:szCs w:val="32"/>
-        </w:rPr>
-        <w:t>기능</w:t>
-      </w:r>
-      <w:proofErr w:type="spellEnd"/>
-      <w:r>
-        <w:rPr>
-          <w:rFonts w:hint="eastAsia"/>
-          <w:b/>
-          <w:bCs/>
-          <w:sz w:val="32"/>
-          <w:szCs w:val="32"/>
-        </w:rPr>
-        <w:t xml:space="preserve"> 요구사항</w:t>
+        <w:t>기능 요구사항</w:t>
       </w:r>
     </w:p>
     <w:p>
@@ -9324,14 +9392,7 @@
           <w:rFonts w:hint="eastAsia"/>
           <w:szCs w:val="18"/>
         </w:rPr>
-        <w:t xml:space="preserve"> 파일은 </w:t>
-      </w:r>
-      <w:r>
-        <w:rPr>
-          <w:rFonts w:hint="eastAsia"/>
-          <w:szCs w:val="18"/>
-        </w:rPr>
-        <w:t>다른 사용자 및 관리</w:t>
+        <w:t xml:space="preserve"> 파일은 다른 사용자 및 관리</w:t>
       </w:r>
       <w:r>
         <w:rPr>
@@ -9470,7 +9531,35 @@
           <w:rFonts w:hint="eastAsia"/>
           <w:szCs w:val="18"/>
         </w:rPr>
-        <w:t>: 시스템은 최대 100명의 사용자가 접속하여 사용하는 것을 지원해야 한다.</w:t>
+        <w:t>: 시스템은 최대 1</w:t>
+      </w:r>
+      <w:r>
+        <w:rPr>
+          <w:rFonts w:hint="eastAsia"/>
+          <w:szCs w:val="18"/>
+        </w:rPr>
+        <w:t>,</w:t>
+      </w:r>
+      <w:r>
+        <w:rPr>
+          <w:rFonts w:hint="eastAsia"/>
+          <w:szCs w:val="18"/>
+        </w:rPr>
+        <w:t>0</w:t>
+      </w:r>
+      <w:r>
+        <w:rPr>
+          <w:rFonts w:hint="eastAsia"/>
+          <w:szCs w:val="18"/>
+        </w:rPr>
+        <w:t>0</w:t>
+      </w:r>
+      <w:r>
+        <w:rPr>
+          <w:rFonts w:hint="eastAsia"/>
+          <w:szCs w:val="18"/>
+        </w:rPr>
+        <w:t>0명의 사용자가 접속하여 사용하는 것을 지원해야 한다.</w:t>
       </w:r>
     </w:p>
     <w:p>
@@ -9545,6 +9634,27 @@
     </w:p>
     <w:p>
       <w:pPr>
+        <w:pStyle w:val="a6"/>
+        <w:numPr>
+          <w:ilvl w:val="0"/>
+          <w:numId w:val="36"/>
+        </w:numPr>
+        <w:outlineLvl w:val="1"/>
+        <w:rPr>
+          <w:sz w:val="24"/>
+          <w:szCs w:val="24"/>
+        </w:rPr>
+      </w:pPr>
+      <w:r>
+        <w:rPr>
+          <w:rFonts w:hint="eastAsia"/>
+          <w:szCs w:val="18"/>
+        </w:rPr>
+        <w:t>종료 시 대화 내용 삭제: 대화 종료 후 일정 시간 이후 대화 시작 시 이전 대화 내용이 삭제되고, 새로운 대화를 한다.</w:t>
+      </w:r>
+    </w:p>
+    <w:p>
+      <w:pPr>
         <w:spacing w:before="379"/>
         <w:ind w:right="154"/>
         <w:outlineLvl w:val="0"/>
@@ -9676,55 +9786,7 @@
           <w:rFonts w:hint="eastAsia"/>
           <w:szCs w:val="18"/>
         </w:rPr>
-        <w:t xml:space="preserve">1. 사용자 편의성 및 인터페이스 </w:t>
-      </w:r>
-      <w:proofErr w:type="spellStart"/>
-      <w:r>
-        <w:rPr>
-          <w:rFonts w:hint="eastAsia"/>
-          <w:szCs w:val="18"/>
-        </w:rPr>
-        <w:t>직관성</w:t>
-      </w:r>
-      <w:proofErr w:type="spellEnd"/>
-      <w:r>
-        <w:rPr>
-          <w:rFonts w:hint="eastAsia"/>
-          <w:szCs w:val="18"/>
-        </w:rPr>
-        <w:t xml:space="preserve"> 확보: 사용자는 별다른 </w:t>
-      </w:r>
-      <w:proofErr w:type="spellStart"/>
-      <w:r>
-        <w:rPr>
-          <w:rFonts w:hint="eastAsia"/>
-          <w:szCs w:val="18"/>
-        </w:rPr>
-        <w:t>학습없이</w:t>
-      </w:r>
-      <w:proofErr w:type="spellEnd"/>
-      <w:r>
-        <w:rPr>
-          <w:rFonts w:hint="eastAsia"/>
-          <w:szCs w:val="18"/>
-        </w:rPr>
-        <w:t xml:space="preserve"> 회원가입 및 로그인을 </w:t>
-      </w:r>
-      <w:proofErr w:type="spellStart"/>
-      <w:r>
-        <w:rPr>
-          <w:rFonts w:hint="eastAsia"/>
-          <w:szCs w:val="18"/>
-        </w:rPr>
-        <w:t>진행햐여</w:t>
-      </w:r>
-      <w:proofErr w:type="spellEnd"/>
-      <w:r>
-        <w:rPr>
-          <w:rFonts w:hint="eastAsia"/>
-          <w:szCs w:val="18"/>
-        </w:rPr>
-        <w:t xml:space="preserve"> 시스템의 대화 기능을 사용하는 데에 있어 큰 어려움이 없어야 한다.</w:t>
+        <w:t>1. 사용자 편의성 및 인터페이스 직관성 확보: 사용자는 별다른 학습없이 회원가입 및 로그인을 진행햐여 시스템의 대화 기능을 사용하는 데에 있어 큰 어려움이 없어야 한다.</w:t>
       </w:r>
     </w:p>
     <w:p>
@@ -9794,7 +9856,7 @@
     <w:p>
       <w:pPr>
         <w:rPr>
-          <w:rFonts w:ascii="Times New Roman" w:eastAsiaTheme="minorEastAsia" w:hint="eastAsia"/>
+          <w:rFonts w:ascii="Times New Roman" w:eastAsiaTheme="minorEastAsia"/>
           <w:sz w:val="24"/>
         </w:rPr>
       </w:pPr>
@@ -9855,7 +9917,6 @@
           <w:b/>
           <w:bCs/>
         </w:rPr>
-        <w:lastRenderedPageBreak/>
         <w:t xml:space="preserve">5.참고 </w:t>
       </w:r>
       <w:bookmarkEnd w:id="8"/>
@@ -9886,19 +9947,11 @@
       </w:r>
     </w:p>
     <w:p>
-      <w:proofErr w:type="gramStart"/>
-      <w:r>
-        <w:rPr>
-          <w:rFonts w:hint="eastAsia"/>
-        </w:rPr>
-        <w:t>출처 :</w:t>
-      </w:r>
-      <w:proofErr w:type="gramEnd"/>
-      <w:r>
-        <w:rPr>
-          <w:rFonts w:hint="eastAsia"/>
-        </w:rPr>
-        <w:t xml:space="preserve"> </w:t>
+      <w:r>
+        <w:rPr>
+          <w:rFonts w:hint="eastAsia"/>
+        </w:rPr>
+        <w:t xml:space="preserve">출처 : </w:t>
       </w:r>
       <w:hyperlink r:id="rId9" w:history="1">
         <w:r>
@@ -9912,43 +9965,19 @@
     </w:p>
     <w:p/>
     <w:p>
-      <w:proofErr w:type="gramStart"/>
-      <w:r>
-        <w:rPr>
-          <w:rFonts w:hint="eastAsia"/>
-        </w:rPr>
-        <w:t>ChatGPT(</w:t>
-      </w:r>
-      <w:proofErr w:type="spellStart"/>
-      <w:proofErr w:type="gramEnd"/>
-      <w:r>
-        <w:rPr>
-          <w:rFonts w:hint="eastAsia"/>
-        </w:rPr>
-        <w:t>OpneAI</w:t>
-      </w:r>
-      <w:proofErr w:type="spellEnd"/>
-      <w:r>
-        <w:rPr>
-          <w:rFonts w:hint="eastAsia"/>
-        </w:rPr>
-        <w:t>)</w:t>
+      <w:r>
+        <w:rPr>
+          <w:rFonts w:hint="eastAsia"/>
+        </w:rPr>
+        <w:t>ChatGPT(OpneAI)</w:t>
       </w:r>
     </w:p>
     <w:p>
-      <w:proofErr w:type="gramStart"/>
-      <w:r>
-        <w:rPr>
-          <w:rFonts w:hint="eastAsia"/>
-        </w:rPr>
-        <w:t>출처 :</w:t>
-      </w:r>
-      <w:proofErr w:type="gramEnd"/>
-      <w:r>
-        <w:rPr>
-          <w:rFonts w:hint="eastAsia"/>
-        </w:rPr>
-        <w:t xml:space="preserve"> </w:t>
+      <w:r>
+        <w:rPr>
+          <w:rFonts w:hint="eastAsia"/>
+        </w:rPr>
+        <w:t xml:space="preserve">출처 : </w:t>
       </w:r>
       <w:hyperlink r:id="rId10" w:history="1">
         <w:r>
